--- a/docs/deliverables/out/Drop-1_Transactional/BRD-05_Accounting_Disbursement_ACSL/BIBS_TestPlan_BRD-05_Accounting_Disbursement_ACSL_Vol1_Summary_v1.0.docx
+++ b/docs/deliverables/out/Drop-1_Transactional/BRD-05_Accounting_Disbursement_ACSL/BIBS_TestPlan_BRD-05_Accounting_Disbursement_ACSL_Vol1_Summary_v1.0.docx
@@ -836,7 +836,7 @@
               <w:rPr>
                 <w:sz w:val="18"/>
               </w:rPr>
-              <w:t>Internal draft from FRS BRD-5 Volume 1 v1.0 and the as-built code</w:t>
+              <w:t>Internal draft from FRS BRD-5 Volume 1 v1.0</w:t>
             </w:r>
           </w:p>
         </w:tc>
@@ -1792,7 +1792,7 @@
               <w:rPr>
                 <w:sz w:val="18"/>
               </w:rPr>
-              <w:t>System test, defect fixing, UAT support</w:t>
+              <w:t>System test, issue resolution, UAT support</w:t>
             </w:r>
           </w:p>
         </w:tc>
@@ -1950,7 +1950,7 @@
           <w:t xml:space="preserve">	</w:t>
         </w:r>
         <w:r>
-          <w:t xml:space="preserve">6</w:t>
+          <w:t xml:space="preserve">5</w:t>
         </w:r>
       </w:hyperlink>
     </w:p>
@@ -1982,7 +1982,7 @@
           <w:t xml:space="preserve">	</w:t>
         </w:r>
         <w:r>
-          <w:t xml:space="preserve">7</w:t>
+          <w:t xml:space="preserve">6</w:t>
         </w:r>
       </w:hyperlink>
     </w:p>
@@ -1998,7 +1998,7 @@
           <w:t xml:space="preserve">	</w:t>
         </w:r>
         <w:r>
-          <w:t xml:space="preserve">7</w:t>
+          <w:t xml:space="preserve">6</w:t>
         </w:r>
       </w:hyperlink>
     </w:p>
@@ -2062,7 +2062,7 @@
           <w:t xml:space="preserve">	</w:t>
         </w:r>
         <w:r>
-          <w:t xml:space="preserve">8</w:t>
+          <w:t xml:space="preserve">7</w:t>
         </w:r>
       </w:hyperlink>
     </w:p>
@@ -2088,7 +2088,7 @@
       </w:pPr>
       <w:hyperlink w:anchor="_Toc000117" w:history="1">
         <w:r>
-          <w:t xml:space="preserve">6 Defect management</w:t>
+          <w:t xml:space="preserve">6 Issue management</w:t>
         </w:r>
         <w:r>
           <w:t xml:space="preserve">	</w:t>
@@ -2142,7 +2142,7 @@
           <w:t xml:space="preserve">	</w:t>
         </w:r>
         <w:r>
-          <w:t xml:space="preserve">10</w:t>
+          <w:t xml:space="preserve">9</w:t>
         </w:r>
       </w:hyperlink>
     </w:p>
@@ -2158,7 +2158,7 @@
           <w:t xml:space="preserve">	</w:t>
         </w:r>
         <w:r>
-          <w:t xml:space="preserve">10</w:t>
+          <w:t xml:space="preserve">9</w:t>
         </w:r>
       </w:hyperlink>
     </w:p>
@@ -2222,17 +2222,17 @@
           <w:t xml:space="preserve">	</w:t>
         </w:r>
         <w:r>
-          <w:t xml:space="preserve">14</w:t>
+          <w:t xml:space="preserve">13</w:t>
         </w:r>
       </w:hyperlink>
     </w:p>
     <w:p>
       <w:pPr>
-        <w:pStyle w:val="toc2"/>
+        <w:pStyle w:val="toc1"/>
       </w:pPr>
       <w:hyperlink w:anchor="_Toc000126" w:history="1">
         <w:r>
-          <w:t xml:space="preserve">7.6 Automated tests referenced</w:t>
+          <w:t xml:space="preserve">8 Risks</w:t>
         </w:r>
         <w:r>
           <w:t xml:space="preserve">	</w:t>
@@ -2248,45 +2248,13 @@
       </w:pPr>
       <w:hyperlink w:anchor="_Toc000127" w:history="1">
         <w:r>
-          <w:t xml:space="preserve">8 Risks</w:t>
-        </w:r>
-        <w:r>
-          <w:t xml:space="preserve">	</w:t>
-        </w:r>
-        <w:r>
-          <w:t xml:space="preserve">15</w:t>
-        </w:r>
-      </w:hyperlink>
-    </w:p>
-    <w:p>
-      <w:pPr>
-        <w:pStyle w:val="toc1"/>
-      </w:pPr>
-      <w:hyperlink w:anchor="_Toc000128" w:history="1">
-        <w:r>
-          <w:t xml:space="preserve">9 FRS findings</w:t>
+          <w:t xml:space="preserve">9 Sign-off</w:t>
         </w:r>
         <w:r>
           <w:t xml:space="preserve">	</w:t>
         </w:r>
         <w:r>
           <w:t xml:space="preserve">16</w:t>
-        </w:r>
-      </w:hyperlink>
-    </w:p>
-    <w:p>
-      <w:pPr>
-        <w:pStyle w:val="toc1"/>
-      </w:pPr>
-      <w:hyperlink w:anchor="_Toc000129" w:history="1">
-        <w:r>
-          <w:t xml:space="preserve">10 Sign-off</w:t>
-        </w:r>
-        <w:r>
-          <w:t xml:space="preserve">	</w:t>
-        </w:r>
-        <w:r>
-          <w:t xml:space="preserve">18</w:t>
         </w:r>
       </w:hyperlink>
       <w:r>
@@ -2352,7 +2320,7 @@
       </w:r>
       <w:r>
         <w:rPr/>
-        <w:t>. Every case of this plan traces to a functional requirement (FR) of FRS BRD-5 Volume 1 v1.0 and to the BRD requirement IDs (FRBS n.n.n, BASAU n.n.n, Appendix A) that the FR meets. BRD-5 is built, so the expected results quote the messages and codes that BIBS returns, and each case names the automated test that already covers it, where one exists.</w:t>
+        <w:t>. Every case of this plan traces to a functional requirement (FR) of FRS BRD-5 Volume 1 v1.0 and to the BRD requirement IDs (FRBS n.n.n, BASAU n.n.n, Appendix A) that the FR meets. The expected results quote the messages, with their codes, as BIBS shows them.</w:t>
       </w:r>
     </w:p>
     <w:p>
@@ -2953,21 +2921,7 @@
               <w:rPr>
                 <w:sz w:val="18"/>
               </w:rPr>
-              <w:t>BRD-5 Accounting, Disbursement and ACSL with Addenda 1 and 2 (</w:t>
-            </w:r>
-            <w:r>
-              <w:rPr>
-                <w:rFonts w:ascii="Courier New" w:hAnsi="Courier New" w:cs="Courier New" w:eastAsia="Courier New"/>
-                <w:color w:val="2E2E2E"/>
-                <w:sz w:val="16"/>
-              </w:rPr>
-              <w:t>docs/source-documents/</w:t>
-            </w:r>
-            <w:r>
-              <w:rPr>
-                <w:sz w:val="18"/>
-              </w:rPr>
-              <w:t>)</w:t>
+              <w:t>BRD-5 Accounting, Disbursement and ACSL with Addenda 1 and 2</w:t>
             </w:r>
           </w:p>
         </w:tc>
@@ -3190,7 +3144,7 @@
               <w:rPr>
                 <w:sz w:val="18"/>
               </w:rPr>
-              <w:t>R5</w:t>
+              <w:t>R6</w:t>
             </w:r>
           </w:p>
         </w:tc>
@@ -3212,7 +3166,7 @@
               <w:rPr>
                 <w:sz w:val="18"/>
               </w:rPr>
-              <w:t>Accounting and Disbursement build design (</w:t>
+              <w:t>BRD discrepancy and clarification register (</w:t>
             </w:r>
             <w:r>
               <w:rPr>
@@ -3220,7 +3174,7 @@
                 <w:color w:val="2E2E2E"/>
                 <w:sz w:val="16"/>
               </w:rPr>
-              <w:t>docs/architecture/ACCOUNTING_DISBURSEMENT_DESIGN.md</w:t>
+              <w:t>BIBS_Register_BRD-00_Discrepancies_and_Clarifications_v1.0.xlsx</w:t>
             </w:r>
             <w:r>
               <w:rPr>
@@ -3239,94 +3193,6 @@
               <w:left w:w="90" w:type="dxa"/>
               <w:right w:w="90" w:type="dxa"/>
             </w:tcMar>
-          </w:tcPr>
-          <w:p>
-            <w:pPr>
-              <w:pStyle w:val="BDOITable"/>
-            </w:pPr>
-            <w:r>
-              <w:rPr>
-                <w:sz w:val="18"/>
-              </w:rPr>
-              <w:t>current</w:t>
-            </w:r>
-          </w:p>
-        </w:tc>
-      </w:tr>
-      <w:tr>
-        <w:trPr>
-          <w:cantSplit w:val="true"/>
-        </w:trPr>
-        <w:tc>
-          <w:tcPr>
-            <w:tcW w:type="dxa" w:w="855"/>
-            <w:tcMar>
-              <w:top w:w="50" w:type="dxa"/>
-              <w:bottom w:w="50" w:type="dxa"/>
-              <w:left w:w="90" w:type="dxa"/>
-              <w:right w:w="90" w:type="dxa"/>
-            </w:tcMar>
-            <w:shd w:val="clear" w:color="auto" w:fill="E5F5FF"/>
-          </w:tcPr>
-          <w:p>
-            <w:pPr>
-              <w:pStyle w:val="BDOITable"/>
-            </w:pPr>
-            <w:r>
-              <w:rPr>
-                <w:sz w:val="18"/>
-              </w:rPr>
-              <w:t>R6</w:t>
-            </w:r>
-          </w:p>
-        </w:tc>
-        <w:tc>
-          <w:tcPr>
-            <w:tcW w:type="dxa" w:w="6126"/>
-            <w:tcMar>
-              <w:top w:w="50" w:type="dxa"/>
-              <w:bottom w:w="50" w:type="dxa"/>
-              <w:left w:w="90" w:type="dxa"/>
-              <w:right w:w="90" w:type="dxa"/>
-            </w:tcMar>
-            <w:shd w:val="clear" w:color="auto" w:fill="E5F5FF"/>
-          </w:tcPr>
-          <w:p>
-            <w:pPr>
-              <w:pStyle w:val="BDOITable"/>
-            </w:pPr>
-            <w:r>
-              <w:rPr>
-                <w:sz w:val="18"/>
-              </w:rPr>
-              <w:t>BRD discrepancy and clarification register (</w:t>
-            </w:r>
-            <w:r>
-              <w:rPr>
-                <w:rFonts w:ascii="Courier New" w:hAnsi="Courier New" w:cs="Courier New" w:eastAsia="Courier New"/>
-                <w:color w:val="2E2E2E"/>
-                <w:sz w:val="16"/>
-              </w:rPr>
-              <w:t>BIBS_Register_BRD-00_Discrepancies_and_Clarifications_v1.0.xlsx</w:t>
-            </w:r>
-            <w:r>
-              <w:rPr>
-                <w:sz w:val="18"/>
-              </w:rPr>
-              <w:t>)</w:t>
-            </w:r>
-          </w:p>
-        </w:tc>
-        <w:tc>
-          <w:tcPr>
-            <w:tcW w:type="dxa" w:w="2992"/>
-            <w:tcMar>
-              <w:top w:w="50" w:type="dxa"/>
-              <w:bottom w:w="50" w:type="dxa"/>
-              <w:left w:w="90" w:type="dxa"/>
-              <w:right w:w="90" w:type="dxa"/>
-            </w:tcMar>
-            <w:shd w:val="clear" w:color="auto" w:fill="E5F5FF"/>
           </w:tcPr>
           <w:p>
             <w:pPr>
@@ -3543,7 +3409,7 @@
               <w:rPr>
                 <w:sz w:val="18"/>
               </w:rPr>
-              <w:t>Unit and integration (automated)</w:t>
+              <w:t>System test</w:t>
             </w:r>
           </w:p>
         </w:tc>
@@ -3565,7 +3431,7 @@
               <w:rPr>
                 <w:sz w:val="18"/>
               </w:rPr>
-              <w:t>Journal controls, chart rules, closing, revaluation, reconciliation, service fee, schedules, BIR outputs and permissions of each FR, against a PostgreSQL database; frontend form checks</w:t>
+              <w:t>Every case of the workbook, screen by screen, with the seed data</w:t>
             </w:r>
           </w:p>
         </w:tc>
@@ -3587,7 +3453,7 @@
               <w:rPr>
                 <w:sz w:val="18"/>
               </w:rPr>
-              <w:t>iorta TechNXT developers</w:t>
+              <w:t>iorta TechNXT QA</w:t>
             </w:r>
           </w:p>
         </w:tc>
@@ -3609,35 +3475,7 @@
               <w:rPr>
                 <w:sz w:val="18"/>
               </w:rPr>
-              <w:t>Every change, in CI (</w:t>
-            </w:r>
-            <w:r>
-              <w:rPr>
-                <w:rFonts w:ascii="Courier New" w:hAnsi="Courier New" w:cs="Courier New" w:eastAsia="Courier New"/>
-                <w:color w:val="2E2E2E"/>
-                <w:sz w:val="16"/>
-              </w:rPr>
-              <w:t>mvn verify</w:t>
-            </w:r>
-            <w:r>
-              <w:rPr>
-                <w:sz w:val="18"/>
-              </w:rPr>
-              <w:t xml:space="preserve">, </w:t>
-            </w:r>
-            <w:r>
-              <w:rPr>
-                <w:rFonts w:ascii="Courier New" w:hAnsi="Courier New" w:cs="Courier New" w:eastAsia="Courier New"/>
-                <w:color w:val="2E2E2E"/>
-                <w:sz w:val="16"/>
-              </w:rPr>
-              <w:t>npm run verify</w:t>
-            </w:r>
-            <w:r>
-              <w:rPr>
-                <w:sz w:val="18"/>
-              </w:rPr>
-              <w:t>)</w:t>
+              <w:t>Before UAT, on the SIT environment</w:t>
             </w:r>
           </w:p>
         </w:tc>
@@ -3665,7 +3503,7 @@
               <w:rPr>
                 <w:sz w:val="18"/>
               </w:rPr>
-              <w:t>System test</w:t>
+              <w:t>Persona end-to-end</w:t>
             </w:r>
           </w:p>
         </w:tc>
@@ -3688,7 +3526,7 @@
               <w:rPr>
                 <w:sz w:val="18"/>
               </w:rPr>
-              <w:t>Every case of the workbook, screen by screen, with the seed data</w:t>
+              <w:t>The nine scenarios run from start to finish by the persona that owns each step</w:t>
             </w:r>
           </w:p>
         </w:tc>
@@ -3711,7 +3549,7 @@
               <w:rPr>
                 <w:sz w:val="18"/>
               </w:rPr>
-              <w:t>iorta TechNXT QA</w:t>
+              <w:t>iorta TechNXT QA with the BDOI department testers</w:t>
             </w:r>
           </w:p>
         </w:tc>
@@ -3734,7 +3572,7 @@
               <w:rPr>
                 <w:sz w:val="18"/>
               </w:rPr>
-              <w:t>Before UAT, on the SIT environment</w:t>
+              <w:t>After the system test passes</w:t>
             </w:r>
           </w:p>
         </w:tc>
@@ -3761,7 +3599,7 @@
               <w:rPr>
                 <w:sz w:val="18"/>
               </w:rPr>
-              <w:t>Persona end-to-end</w:t>
+              <w:t>User acceptance test (UAT)</w:t>
             </w:r>
           </w:p>
         </w:tc>
@@ -3783,7 +3621,7 @@
               <w:rPr>
                 <w:sz w:val="18"/>
               </w:rPr>
-              <w:t>The nine scenarios run from start to finish by the persona that owns each step</w:t>
+              <w:t>The scenarios and the High-priority cases, run by BDOI testers on masked production-like data</w:t>
             </w:r>
           </w:p>
         </w:tc>
@@ -3805,7 +3643,7 @@
               <w:rPr>
                 <w:sz w:val="18"/>
               </w:rPr>
-              <w:t>iorta TechNXT QA with the BDOI department testers</w:t>
+              <w:t>BDOI FRBS and administration testers</w:t>
             </w:r>
           </w:p>
         </w:tc>
@@ -3818,103 +3656,6 @@
               <w:left w:w="90" w:type="dxa"/>
               <w:right w:w="90" w:type="dxa"/>
             </w:tcMar>
-          </w:tcPr>
-          <w:p>
-            <w:pPr>
-              <w:pStyle w:val="BDOITable"/>
-            </w:pPr>
-            <w:r>
-              <w:rPr>
-                <w:sz w:val="18"/>
-              </w:rPr>
-              <w:t>After the system test passes</w:t>
-            </w:r>
-          </w:p>
-        </w:tc>
-      </w:tr>
-      <w:tr>
-        <w:trPr>
-          <w:cantSplit w:val="true"/>
-        </w:trPr>
-        <w:tc>
-          <w:tcPr>
-            <w:tcW w:type="dxa" w:w="1922"/>
-            <w:tcMar>
-              <w:top w:w="50" w:type="dxa"/>
-              <w:bottom w:w="50" w:type="dxa"/>
-              <w:left w:w="90" w:type="dxa"/>
-              <w:right w:w="90" w:type="dxa"/>
-            </w:tcMar>
-            <w:shd w:val="clear" w:color="auto" w:fill="E5F5FF"/>
-          </w:tcPr>
-          <w:p>
-            <w:pPr>
-              <w:pStyle w:val="BDOITable"/>
-            </w:pPr>
-            <w:r>
-              <w:rPr>
-                <w:sz w:val="18"/>
-              </w:rPr>
-              <w:t>User acceptance test (UAT)</w:t>
-            </w:r>
-          </w:p>
-        </w:tc>
-        <w:tc>
-          <w:tcPr>
-            <w:tcW w:type="dxa" w:w="3724"/>
-            <w:tcMar>
-              <w:top w:w="50" w:type="dxa"/>
-              <w:bottom w:w="50" w:type="dxa"/>
-              <w:left w:w="90" w:type="dxa"/>
-              <w:right w:w="90" w:type="dxa"/>
-            </w:tcMar>
-            <w:shd w:val="clear" w:color="auto" w:fill="E5F5FF"/>
-          </w:tcPr>
-          <w:p>
-            <w:pPr>
-              <w:pStyle w:val="BDOITable"/>
-            </w:pPr>
-            <w:r>
-              <w:rPr>
-                <w:sz w:val="18"/>
-              </w:rPr>
-              <w:t>The scenarios and the High-priority cases, run by BDOI testers on masked production-like data</w:t>
-            </w:r>
-          </w:p>
-        </w:tc>
-        <w:tc>
-          <w:tcPr>
-            <w:tcW w:type="dxa" w:w="2163"/>
-            <w:tcMar>
-              <w:top w:w="50" w:type="dxa"/>
-              <w:bottom w:w="50" w:type="dxa"/>
-              <w:left w:w="90" w:type="dxa"/>
-              <w:right w:w="90" w:type="dxa"/>
-            </w:tcMar>
-            <w:shd w:val="clear" w:color="auto" w:fill="E5F5FF"/>
-          </w:tcPr>
-          <w:p>
-            <w:pPr>
-              <w:pStyle w:val="BDOITable"/>
-            </w:pPr>
-            <w:r>
-              <w:rPr>
-                <w:sz w:val="18"/>
-              </w:rPr>
-              <w:t>BDOI FRBS and administration testers</w:t>
-            </w:r>
-          </w:p>
-        </w:tc>
-        <w:tc>
-          <w:tcPr>
-            <w:tcW w:type="dxa" w:w="2163"/>
-            <w:tcMar>
-              <w:top w:w="50" w:type="dxa"/>
-              <w:bottom w:w="50" w:type="dxa"/>
-              <w:left w:w="90" w:type="dxa"/>
-              <w:right w:w="90" w:type="dxa"/>
-            </w:tcMar>
-            <w:shd w:val="clear" w:color="auto" w:fill="E5F5FF"/>
           </w:tcPr>
           <w:p>
             <w:pPr>
@@ -3934,12 +3675,6 @@
       <w:pPr>
         <w:pStyle w:val="BDOISpacer"/>
       </w:pPr>
-    </w:p>
-    <w:p>
-      <w:r>
-        <w:rPr/>
-        <w:t>Automated tests do not replace the system test. They show that a rule holds after every change; the system test shows that the screens, messages, reports and files are what the user expects. A case that names an automated test is still run on the screen at least once per cycle.</w:t>
-      </w:r>
     </w:p>
     <w:p>
       <w:pPr>
@@ -4009,7 +3744,7 @@
       </w:r>
       <w:r>
         <w:rPr/>
-        <w:t xml:space="preserve"> (sheet Test Cases) with the persona, the screen (menu path), the preconditions and data set, numbered steps and the expected result. Where BIBS shows a message, the expected result quotes it exactly with its code, as returned by the build.</w:t>
+        <w:t xml:space="preserve"> (sheet Test Cases) with the persona, the screen (menu path), the preconditions and data set, numbered steps and the expected result. Where BIBS shows a message, the expected result quotes it exactly with its code, as the system shows it.</w:t>
       </w:r>
     </w:p>
     <w:p>
@@ -4572,7 +4307,7 @@
     <w:p>
       <w:r>
         <w:rPr/>
-        <w:t>The workbook has a README sheet that explains every column. The sheets are Document Control, Test Conditions, Scenarios, Test Cases, Coverage, Test Data, Roles and Access and FRS Findings. Case IDs carry their condition: TC-AC-036.3-01 is the first case of condition 3 of FR-AC-036. Status starts as Not run; testers fill Status, Actual result, Tester, Date and Defect ID.</w:t>
+        <w:t>The workbook has a README sheet that explains every column. The sheets are Document Control, Test Conditions, Scenarios, Test Cases, Coverage, Test Data, Roles and Access. Case IDs carry their condition: TC-AC-036.3-01 is the first case of condition 3 of FR-AC-036. Status starts as Not run; testers fill Status, Actual result, Tester, Date and Issue ID.</w:t>
       </w:r>
     </w:p>
     <w:p>
@@ -4745,7 +4480,7 @@
               <w:rPr>
                 <w:sz w:val="18"/>
               </w:rPr>
-              <w:t>The build is deployed on SIT with the seed profile (seeds V900 to V999 and the seed runners of Operations, Disbursement and FRBS); CI is green on the deployed commit; the periods of the current year are open; this plan is reviewed by the iorta TechNXT project manager.</w:t>
+              <w:t>BIBS is deployed on SIT with the seed data; the periods of the current year are open; this plan is reviewed by the iorta TechNXT project manager.</w:t>
             </w:r>
           </w:p>
         </w:tc>
@@ -4796,7 +4531,7 @@
               <w:rPr>
                 <w:sz w:val="18"/>
               </w:rPr>
-              <w:t>All High-priority system test cases are run; no open Critical defect; the Disbursement steps of the service-fee scenario pass in the Volume 2 plan.</w:t>
+              <w:t>All High-priority system test cases are run; no open Critical issue; the Disbursement steps of the service-fee scenario pass in the Volume 2 plan.</w:t>
             </w:r>
           </w:p>
         </w:tc>
@@ -5006,7 +4741,7 @@
               <w:rPr>
                 <w:sz w:val="18"/>
               </w:rPr>
-              <w:t>100 % of cases run; 100 % of High-priority cases passed; no open Critical or High defect; open Medium and Low defects have an agreed fix date.</w:t>
+              <w:t>100 % of cases run; 100 % of High-priority cases passed; no open Critical or High issue; open Medium and Low issues have an agreed fix date.</w:t>
             </w:r>
           </w:p>
         </w:tc>
@@ -5106,7 +4841,7 @@
               <w:rPr>
                 <w:sz w:val="18"/>
               </w:rPr>
-              <w:t>All scenarios and High-priority cases passed or accepted by the BDOI process owner; no open Critical or High defect; open defects listed with an agreed plan in the UAT sign-off; the sign-off of section 10 is signed.</w:t>
+              <w:t>All scenarios and High-priority cases passed or accepted by the BDOI process owner; no open Critical or High issue; open issues listed with an agreed plan in the UAT sign-off; the sign-off of section 9 is signed.</w:t>
             </w:r>
           </w:p>
         </w:tc>
@@ -5126,7 +4861,7 @@
       </w:r>
       <w:r>
         <w:rPr/>
-        <w:t xml:space="preserve"> Testing of a scenario stops when a Critical defect blocks it, when a period is closed by mistake and cannot be reopened, when the environment is down for more than half a day, or when the seed or UAT data is corrupted. It resumes after the fix is deployed and the blocked cases are re-run from their first step.</w:t>
+        <w:t xml:space="preserve"> Testing of a scenario stops when a Critical issue blocks it, when a period is closed by mistake and cannot be reopened, when the environment is down for more than half a day, or when the seed or UAT data is corrupted. It resumes after the fix is deployed and the blocked cases are re-run from their first step.</w:t>
       </w:r>
     </w:p>
     <w:p>
@@ -5298,7 +5033,7 @@
               <w:rPr>
                 <w:sz w:val="18"/>
               </w:rPr>
-              <w:t>CI</w:t>
+              <w:t>SIT</w:t>
             </w:r>
           </w:p>
         </w:tc>
@@ -5320,7 +5055,7 @@
               <w:rPr>
                 <w:sz w:val="18"/>
               </w:rPr>
-              <w:t>Automated unit and integration tests on every change</w:t>
+              <w:t>System test and persona end-to-end runs by iorta TechNXT QA</w:t>
             </w:r>
           </w:p>
         </w:tc>
@@ -5342,7 +5077,7 @@
               <w:rPr>
                 <w:sz w:val="18"/>
               </w:rPr>
-              <w:t>Created by each test; PostgreSQL in a container</w:t>
+              <w:t>Seed profile migrations and runners (chart, rules, bookings, Operations, Disbursement, FRBS); SIT clock adjustable by the test lead</w:t>
             </w:r>
           </w:p>
         </w:tc>
@@ -5370,7 +5105,7 @@
               <w:rPr>
                 <w:sz w:val="18"/>
               </w:rPr>
-              <w:t>SIT</w:t>
+              <w:t>UAT</w:t>
             </w:r>
           </w:p>
         </w:tc>
@@ -5393,7 +5128,7 @@
               <w:rPr>
                 <w:sz w:val="18"/>
               </w:rPr>
-              <w:t>System test and persona end-to-end runs by iorta TechNXT QA</w:t>
+              <w:t>Acceptance by BDOI testers</w:t>
             </w:r>
           </w:p>
         </w:tc>
@@ -5407,77 +5142,6 @@
               <w:right w:w="90" w:type="dxa"/>
             </w:tcMar>
             <w:shd w:val="clear" w:color="auto" w:fill="E5F5FF"/>
-          </w:tcPr>
-          <w:p>
-            <w:pPr>
-              <w:pStyle w:val="BDOITable"/>
-            </w:pPr>
-            <w:r>
-              <w:rPr>
-                <w:sz w:val="18"/>
-              </w:rPr>
-              <w:t>Seed profile migrations and runners (chart, rules, bookings, Operations, Disbursement, FRBS); SIT clock adjustable by the test lead</w:t>
-            </w:r>
-          </w:p>
-        </w:tc>
-      </w:tr>
-      <w:tr>
-        <w:trPr>
-          <w:cantSplit w:val="true"/>
-        </w:trPr>
-        <w:tc>
-          <w:tcPr>
-            <w:tcW w:type="dxa" w:w="1800"/>
-            <w:tcMar>
-              <w:top w:w="50" w:type="dxa"/>
-              <w:bottom w:w="50" w:type="dxa"/>
-              <w:left w:w="90" w:type="dxa"/>
-              <w:right w:w="90" w:type="dxa"/>
-            </w:tcMar>
-          </w:tcPr>
-          <w:p>
-            <w:pPr>
-              <w:pStyle w:val="BDOITable"/>
-            </w:pPr>
-            <w:r>
-              <w:rPr>
-                <w:sz w:val="18"/>
-              </w:rPr>
-              <w:t>UAT</w:t>
-            </w:r>
-          </w:p>
-        </w:tc>
-        <w:tc>
-          <w:tcPr>
-            <w:tcW w:type="dxa" w:w="4432"/>
-            <w:tcMar>
-              <w:top w:w="50" w:type="dxa"/>
-              <w:bottom w:w="50" w:type="dxa"/>
-              <w:left w:w="90" w:type="dxa"/>
-              <w:right w:w="90" w:type="dxa"/>
-            </w:tcMar>
-          </w:tcPr>
-          <w:p>
-            <w:pPr>
-              <w:pStyle w:val="BDOITable"/>
-            </w:pPr>
-            <w:r>
-              <w:rPr>
-                <w:sz w:val="18"/>
-              </w:rPr>
-              <w:t>Acceptance by BDOI testers</w:t>
-            </w:r>
-          </w:p>
-        </w:tc>
-        <w:tc>
-          <w:tcPr>
-            <w:tcW w:type="dxa" w:w="3739"/>
-            <w:tcMar>
-              <w:top w:w="50" w:type="dxa"/>
-              <w:bottom w:w="50" w:type="dxa"/>
-              <w:left w:w="90" w:type="dxa"/>
-              <w:right w:w="90" w:type="dxa"/>
-            </w:tcMar>
           </w:tcPr>
           <w:p>
             <w:pPr>
@@ -5709,7 +5373,7 @@
               <w:rPr>
                 <w:sz w:val="17"/>
               </w:rPr>
-              <w:t>Seeds V999 (BRD-5 users), V980, V990, V900; grants V890 and V899</w:t>
+              <w:t>Seed data (BRD-5, broking, Operations, administrator and auditor users, with their grants)</w:t>
             </w:r>
           </w:p>
         </w:tc>
@@ -5783,7 +5447,7 @@
               <w:rPr>
                 <w:sz w:val="17"/>
               </w:rPr>
-              <w:t>Seeds V900, V901 and V999</w:t>
+              <w:t>Seed data (chart of accounts and posting rules)</w:t>
             </w:r>
           </w:p>
         </w:tc>
@@ -5854,7 +5518,7 @@
               <w:rPr>
                 <w:sz w:val="17"/>
               </w:rPr>
-              <w:t>Seed V900 and the currency master</w:t>
+              <w:t>Seed data and the currency master</w:t>
             </w:r>
           </w:p>
         </w:tc>
@@ -5928,7 +5592,7 @@
               <w:rPr>
                 <w:sz w:val="17"/>
               </w:rPr>
-              <w:t>docs/samples/coa_upload_sample.xlsx (the copy is prepared by the test lead)</w:t>
+              <w:t>Example file of the Chart Upload screen (the copy is prepared by the test lead)</w:t>
             </w:r>
           </w:p>
         </w:tc>
@@ -6073,7 +5737,7 @@
               <w:rPr>
                 <w:sz w:val="17"/>
               </w:rPr>
-              <w:t>Migration V898 and seed runner FrbsSeedData</w:t>
+              <w:t>Service fee rules and a seed run as configured for the SIT environment</w:t>
             </w:r>
           </w:p>
         </w:tc>
@@ -6144,7 +5808,7 @@
               <w:rPr>
                 <w:sz w:val="17"/>
               </w:rPr>
-              <w:t>Receivables seed (ReceivablesSeedData) and a file prepared by the test lead</w:t>
+              <w:t>Seed data (receivables) and a file prepared by the test lead</w:t>
             </w:r>
           </w:p>
         </w:tc>
@@ -6218,7 +5882,7 @@
               <w:rPr>
                 <w:sz w:val="17"/>
               </w:rPr>
-              <w:t>Migrations of the lists (V750, V890 onwards); requests keyed in by the tester</w:t>
+              <w:t>Lists of values as configured for the SIT environment; requests keyed in by the tester</w:t>
             </w:r>
           </w:p>
         </w:tc>
@@ -6437,7 +6101,7 @@
               <w:rPr>
                 <w:sz w:val="18"/>
               </w:rPr>
-              <w:t>Owns this plan and the workbook; prepares environments, data and the SIT clock; runs the daily defect triage; reports progress</w:t>
+              <w:t>Owns this plan and the workbook; prepares environments, data and the SIT clock; runs the daily issue triage; reports progress</w:t>
             </w:r>
           </w:p>
         </w:tc>
@@ -6511,7 +6175,7 @@
               <w:rPr>
                 <w:sz w:val="18"/>
               </w:rPr>
-              <w:t>Run the system test and the persona end-to-end scenarios; raise defects with evidence</w:t>
+              <w:t>Run the system test and the persona end-to-end scenarios; raise issues with evidence</w:t>
             </w:r>
           </w:p>
         </w:tc>
@@ -6582,7 +6246,7 @@
               <w:rPr>
                 <w:sz w:val="18"/>
               </w:rPr>
-              <w:t>Keep the automated tests green; fix defects; support triage</w:t>
+              <w:t>Resolve issues; support triage</w:t>
             </w:r>
           </w:p>
         </w:tc>
@@ -6656,7 +6320,7 @@
               <w:rPr>
                 <w:sz w:val="18"/>
               </w:rPr>
-              <w:t>Run the UAT scenarios of their department; confirm the expected results match the business and accounting rules; raise defects</w:t>
+              <w:t>Run the UAT scenarios of their department; confirm the expected results match the business and accounting rules; raise issues</w:t>
             </w:r>
           </w:p>
         </w:tc>
@@ -6727,7 +6391,7 @@
               <w:rPr>
                 <w:sz w:val="18"/>
               </w:rPr>
-              <w:t>Decides on disputed expected results and accepted defects; signs off UAT</w:t>
+              <w:t>Decides on disputed expected results and accepted issues; signs off UAT</w:t>
             </w:r>
           </w:p>
         </w:tc>
@@ -8026,7 +7690,7 @@
       <w:bookmarkStart w:id="117" w:name="_Toc000117"/>
       <w:r>
         <w:rPr/>
-        <w:t>6 Defect management</w:t>
+        <w:t>6 Issue management</w:t>
       </w:r>
       <w:bookmarkEnd w:id="117"/>
     </w:p>
@@ -8056,7 +7720,7 @@
       </w:r>
       <w:r>
         <w:rPr/>
-        <w:t>Defect severity</w:t>
+        <w:t>Issue severity</w:t>
       </w:r>
     </w:p>
     <w:tbl>
@@ -8487,7 +8151,7 @@
       </w:r>
       <w:r>
         <w:rPr/>
-        <w:t>Testers raise a defect for each failed case, with the case ID, steps, actual result, screenshot and the journal, run, period or request number.</w:t>
+        <w:t>Testers raise an issue for each failed case, with the case ID, steps, actual result, screenshot and the journal, run, period or request number.</w:t>
       </w:r>
     </w:p>
     <w:p>
@@ -8507,7 +8171,7 @@
       </w:r>
       <w:r>
         <w:rPr/>
-        <w:t>The test lead triages new defects daily with the development lead and, during UAT, the BDOI process owner. Triage confirms the severity, links duplicates and decides whether the FRS or the build is wrong. A disputed expected result goes to the BDOI process owner; an FRS change goes to the FRS owner (see section 9).</w:t>
+        <w:t>The test lead triages new issues daily with the development lead and, during UAT, the BDOI process owner. Triage confirms the severity, links duplicates and decides whether the FRS or the system needs the correction. A disputed expected result goes to the BDOI process owner; an FRS change goes to the FRS owner, who records it in the clarifications chapter of the FRS.</w:t>
       </w:r>
     </w:p>
     <w:p>
@@ -8547,7 +8211,7 @@
       </w:r>
       <w:r>
         <w:rPr/>
-        <w:t>A fixed defect is retested with its case and the cases of the same condition; the automated tests of the FR must also pass.</w:t>
+        <w:t>A resolved issue is retested with its case and the cases of the same condition.</w:t>
       </w:r>
     </w:p>
     <w:p>
@@ -9342,7 +9006,7 @@
               <w:rPr>
                 <w:sz w:val="18"/>
               </w:rPr>
-              <w:t>Test cases with an automation reference</w:t>
+              <w:t>Roles-and-access checks (action x role)</w:t>
             </w:r>
           </w:p>
         </w:tc>
@@ -9365,7 +9029,7 @@
               <w:rPr>
                 <w:sz w:val="18"/>
               </w:rPr>
-              <w:t>103</w:t>
+              <w:t>62</w:t>
             </w:r>
           </w:p>
         </w:tc>
@@ -9392,7 +9056,7 @@
               <w:rPr>
                 <w:sz w:val="18"/>
               </w:rPr>
-              <w:t>Roles-and-access checks (action x role)</w:t>
+              <w:t>Named test data sets</w:t>
             </w:r>
           </w:p>
         </w:tc>
@@ -9405,57 +9069,6 @@
               <w:left w:w="90" w:type="dxa"/>
               <w:right w:w="90" w:type="dxa"/>
             </w:tcMar>
-          </w:tcPr>
-          <w:p>
-            <w:pPr>
-              <w:pStyle w:val="BDOITable"/>
-            </w:pPr>
-            <w:r>
-              <w:rPr>
-                <w:sz w:val="18"/>
-              </w:rPr>
-              <w:t>62</w:t>
-            </w:r>
-          </w:p>
-        </w:tc>
-      </w:tr>
-      <w:tr>
-        <w:trPr>
-          <w:cantSplit w:val="true"/>
-        </w:trPr>
-        <w:tc>
-          <w:tcPr>
-            <w:tcW w:type="dxa" w:w="6648"/>
-            <w:tcMar>
-              <w:top w:w="50" w:type="dxa"/>
-              <w:bottom w:w="50" w:type="dxa"/>
-              <w:left w:w="90" w:type="dxa"/>
-              <w:right w:w="90" w:type="dxa"/>
-            </w:tcMar>
-            <w:shd w:val="clear" w:color="auto" w:fill="E5F5FF"/>
-          </w:tcPr>
-          <w:p>
-            <w:pPr>
-              <w:pStyle w:val="BDOITable"/>
-            </w:pPr>
-            <w:r>
-              <w:rPr>
-                <w:sz w:val="18"/>
-              </w:rPr>
-              <w:t>Named test data sets</w:t>
-            </w:r>
-          </w:p>
-        </w:tc>
-        <w:tc>
-          <w:tcPr>
-            <w:tcW w:type="dxa" w:w="3324"/>
-            <w:tcMar>
-              <w:top w:w="50" w:type="dxa"/>
-              <w:bottom w:w="50" w:type="dxa"/>
-              <w:left w:w="90" w:type="dxa"/>
-              <w:right w:w="90" w:type="dxa"/>
-            </w:tcMar>
-            <w:shd w:val="clear" w:color="auto" w:fill="E5F5FF"/>
           </w:tcPr>
           <w:p>
             <w:pPr>
@@ -9479,7 +9092,7 @@
     <w:p>
       <w:r>
         <w:rPr/>
-        <w:t>Every FR has at least one positive and one negative case, and every BRD reference is covered. The builder of the workbook checks this each time the plan is built and refuses to produce a plan with a gap.</w:t>
+        <w:t>Every FR has at least one positive and one negative case, and every BRD reference is covered. The coverage is checked each time the workbook is issued, and a plan with a gap is not issued.</w:t>
       </w:r>
     </w:p>
     <w:p>
@@ -9527,14 +9140,13 @@
         <w:tblLayout w:type="fixed"/>
       </w:tblPr>
       <w:tblGrid>
-        <w:gridCol w:w="1188"/>
-        <w:gridCol w:w="3307"/>
-        <w:gridCol w:w="1653"/>
-        <w:gridCol w:w="775"/>
-        <w:gridCol w:w="775"/>
-        <w:gridCol w:w="775"/>
-        <w:gridCol w:w="671"/>
-        <w:gridCol w:w="826"/>
+        <w:gridCol w:w="1182"/>
+        <w:gridCol w:w="3804"/>
+        <w:gridCol w:w="1953"/>
+        <w:gridCol w:w="771"/>
+        <w:gridCol w:w="771"/>
+        <w:gridCol w:w="771"/>
+        <w:gridCol w:w="719"/>
       </w:tblGrid>
       <w:tr>
         <w:trPr>
@@ -9543,7 +9155,7 @@
         </w:trPr>
         <w:tc>
           <w:tcPr>
-            <w:tcW w:type="dxa" w:w="1188"/>
+            <w:tcW w:type="dxa" w:w="1182"/>
             <w:shd w:val="clear" w:color="auto" w:fill="004EA8"/>
             <w:tcMar>
               <w:top w:w="50" w:type="dxa"/>
@@ -9569,7 +9181,7 @@
         </w:tc>
         <w:tc>
           <w:tcPr>
-            <w:tcW w:type="dxa" w:w="3307"/>
+            <w:tcW w:type="dxa" w:w="3804"/>
             <w:shd w:val="clear" w:color="auto" w:fill="004EA8"/>
             <w:tcMar>
               <w:top w:w="50" w:type="dxa"/>
@@ -9595,7 +9207,7 @@
         </w:tc>
         <w:tc>
           <w:tcPr>
-            <w:tcW w:type="dxa" w:w="1653"/>
+            <w:tcW w:type="dxa" w:w="1953"/>
             <w:shd w:val="clear" w:color="auto" w:fill="004EA8"/>
             <w:tcMar>
               <w:top w:w="50" w:type="dxa"/>
@@ -9621,7 +9233,7 @@
         </w:tc>
         <w:tc>
           <w:tcPr>
-            <w:tcW w:type="dxa" w:w="775"/>
+            <w:tcW w:type="dxa" w:w="771"/>
             <w:shd w:val="clear" w:color="auto" w:fill="004EA8"/>
             <w:tcMar>
               <w:top w:w="50" w:type="dxa"/>
@@ -9647,7 +9259,7 @@
         </w:tc>
         <w:tc>
           <w:tcPr>
-            <w:tcW w:type="dxa" w:w="775"/>
+            <w:tcW w:type="dxa" w:w="771"/>
             <w:shd w:val="clear" w:color="auto" w:fill="004EA8"/>
             <w:tcMar>
               <w:top w:w="50" w:type="dxa"/>
@@ -9673,7 +9285,7 @@
         </w:tc>
         <w:tc>
           <w:tcPr>
-            <w:tcW w:type="dxa" w:w="775"/>
+            <w:tcW w:type="dxa" w:w="771"/>
             <w:shd w:val="clear" w:color="auto" w:fill="004EA8"/>
             <w:tcMar>
               <w:top w:w="50" w:type="dxa"/>
@@ -9699,7 +9311,7 @@
         </w:tc>
         <w:tc>
           <w:tcPr>
-            <w:tcW w:type="dxa" w:w="672"/>
+            <w:tcW w:type="dxa" w:w="720"/>
             <w:shd w:val="clear" w:color="auto" w:fill="004EA8"/>
             <w:tcMar>
               <w:top w:w="50" w:type="dxa"/>
@@ -9720,32 +9332,6 @@
                 <w:sz w:val="16"/>
               </w:rPr>
               <w:t>Total</w:t>
-            </w:r>
-          </w:p>
-        </w:tc>
-        <w:tc>
-          <w:tcPr>
-            <w:tcW w:type="dxa" w:w="827"/>
-            <w:shd w:val="clear" w:color="auto" w:fill="004EA8"/>
-            <w:tcMar>
-              <w:top w:w="50" w:type="dxa"/>
-              <w:bottom w:w="50" w:type="dxa"/>
-              <w:left w:w="90" w:type="dxa"/>
-              <w:right w:w="90" w:type="dxa"/>
-            </w:tcMar>
-            <w:vAlign w:val="center"/>
-          </w:tcPr>
-          <w:p>
-            <w:pPr>
-              <w:pStyle w:val="BDOITableHeader"/>
-            </w:pPr>
-            <w:r>
-              <w:rPr>
-                <w:b/>
-                <w:color w:val="FFFFFF"/>
-                <w:sz w:val="16"/>
-              </w:rPr>
-              <w:t>Auto.</w:t>
             </w:r>
           </w:p>
         </w:tc>
@@ -9756,7 +9342,7 @@
         </w:trPr>
         <w:tc>
           <w:tcPr>
-            <w:tcW w:type="dxa" w:w="1188"/>
+            <w:tcW w:type="dxa" w:w="1182"/>
             <w:tcMar>
               <w:top w:w="50" w:type="dxa"/>
               <w:bottom w:w="50" w:type="dxa"/>
@@ -9778,7 +9364,7 @@
         </w:tc>
         <w:tc>
           <w:tcPr>
-            <w:tcW w:type="dxa" w:w="3307"/>
+            <w:tcW w:type="dxa" w:w="3804"/>
             <w:tcMar>
               <w:top w:w="50" w:type="dxa"/>
               <w:bottom w:w="50" w:type="dxa"/>
@@ -9800,7 +9386,7 @@
         </w:tc>
         <w:tc>
           <w:tcPr>
-            <w:tcW w:type="dxa" w:w="1653"/>
+            <w:tcW w:type="dxa" w:w="1953"/>
             <w:tcMar>
               <w:top w:w="50" w:type="dxa"/>
               <w:bottom w:w="50" w:type="dxa"/>
@@ -9822,7 +9408,7 @@
         </w:tc>
         <w:tc>
           <w:tcPr>
-            <w:tcW w:type="dxa" w:w="775"/>
+            <w:tcW w:type="dxa" w:w="771"/>
             <w:tcMar>
               <w:top w:w="50" w:type="dxa"/>
               <w:bottom w:w="50" w:type="dxa"/>
@@ -9844,7 +9430,7 @@
         </w:tc>
         <w:tc>
           <w:tcPr>
-            <w:tcW w:type="dxa" w:w="775"/>
+            <w:tcW w:type="dxa" w:w="771"/>
             <w:tcMar>
               <w:top w:w="50" w:type="dxa"/>
               <w:bottom w:w="50" w:type="dxa"/>
@@ -9866,7 +9452,7 @@
         </w:tc>
         <w:tc>
           <w:tcPr>
-            <w:tcW w:type="dxa" w:w="775"/>
+            <w:tcW w:type="dxa" w:w="771"/>
             <w:tcMar>
               <w:top w:w="50" w:type="dxa"/>
               <w:bottom w:w="50" w:type="dxa"/>
@@ -9888,29 +9474,7 @@
         </w:tc>
         <w:tc>
           <w:tcPr>
-            <w:tcW w:type="dxa" w:w="672"/>
-            <w:tcMar>
-              <w:top w:w="50" w:type="dxa"/>
-              <w:bottom w:w="50" w:type="dxa"/>
-              <w:left w:w="90" w:type="dxa"/>
-              <w:right w:w="90" w:type="dxa"/>
-            </w:tcMar>
-          </w:tcPr>
-          <w:p>
-            <w:pPr>
-              <w:pStyle w:val="BDOITable"/>
-            </w:pPr>
-            <w:r>
-              <w:rPr>
-                <w:sz w:val="16"/>
-              </w:rPr>
-              <w:t>4</w:t>
-            </w:r>
-          </w:p>
-        </w:tc>
-        <w:tc>
-          <w:tcPr>
-            <w:tcW w:type="dxa" w:w="827"/>
+            <w:tcW w:type="dxa" w:w="720"/>
             <w:tcMar>
               <w:top w:w="50" w:type="dxa"/>
               <w:bottom w:w="50" w:type="dxa"/>
@@ -9937,7 +9501,7 @@
         </w:trPr>
         <w:tc>
           <w:tcPr>
-            <w:tcW w:type="dxa" w:w="1188"/>
+            <w:tcW w:type="dxa" w:w="1182"/>
             <w:tcMar>
               <w:top w:w="50" w:type="dxa"/>
               <w:bottom w:w="50" w:type="dxa"/>
@@ -9960,7 +9524,7 @@
         </w:tc>
         <w:tc>
           <w:tcPr>
-            <w:tcW w:type="dxa" w:w="3307"/>
+            <w:tcW w:type="dxa" w:w="3804"/>
             <w:tcMar>
               <w:top w:w="50" w:type="dxa"/>
               <w:bottom w:w="50" w:type="dxa"/>
@@ -9983,7 +9547,7 @@
         </w:tc>
         <w:tc>
           <w:tcPr>
-            <w:tcW w:type="dxa" w:w="1653"/>
+            <w:tcW w:type="dxa" w:w="1953"/>
             <w:tcMar>
               <w:top w:w="50" w:type="dxa"/>
               <w:bottom w:w="50" w:type="dxa"/>
@@ -10006,7 +9570,7 @@
         </w:tc>
         <w:tc>
           <w:tcPr>
-            <w:tcW w:type="dxa" w:w="775"/>
+            <w:tcW w:type="dxa" w:w="771"/>
             <w:tcMar>
               <w:top w:w="50" w:type="dxa"/>
               <w:bottom w:w="50" w:type="dxa"/>
@@ -10029,7 +9593,7 @@
         </w:tc>
         <w:tc>
           <w:tcPr>
-            <w:tcW w:type="dxa" w:w="775"/>
+            <w:tcW w:type="dxa" w:w="771"/>
             <w:tcMar>
               <w:top w:w="50" w:type="dxa"/>
               <w:bottom w:w="50" w:type="dxa"/>
@@ -10052,7 +9616,7 @@
         </w:tc>
         <w:tc>
           <w:tcPr>
-            <w:tcW w:type="dxa" w:w="775"/>
+            <w:tcW w:type="dxa" w:w="771"/>
             <w:tcMar>
               <w:top w:w="50" w:type="dxa"/>
               <w:bottom w:w="50" w:type="dxa"/>
@@ -10075,30 +9639,7 @@
         </w:tc>
         <w:tc>
           <w:tcPr>
-            <w:tcW w:type="dxa" w:w="672"/>
-            <w:tcMar>
-              <w:top w:w="50" w:type="dxa"/>
-              <w:bottom w:w="50" w:type="dxa"/>
-              <w:left w:w="90" w:type="dxa"/>
-              <w:right w:w="90" w:type="dxa"/>
-            </w:tcMar>
-            <w:shd w:val="clear" w:color="auto" w:fill="E5F5FF"/>
-          </w:tcPr>
-          <w:p>
-            <w:pPr>
-              <w:pStyle w:val="BDOITable"/>
-            </w:pPr>
-            <w:r>
-              <w:rPr>
-                <w:sz w:val="16"/>
-              </w:rPr>
-              <w:t>4</w:t>
-            </w:r>
-          </w:p>
-        </w:tc>
-        <w:tc>
-          <w:tcPr>
-            <w:tcW w:type="dxa" w:w="827"/>
+            <w:tcW w:type="dxa" w:w="720"/>
             <w:tcMar>
               <w:top w:w="50" w:type="dxa"/>
               <w:bottom w:w="50" w:type="dxa"/>
@@ -10126,7 +9667,7 @@
         </w:trPr>
         <w:tc>
           <w:tcPr>
-            <w:tcW w:type="dxa" w:w="1188"/>
+            <w:tcW w:type="dxa" w:w="1182"/>
             <w:tcMar>
               <w:top w:w="50" w:type="dxa"/>
               <w:bottom w:w="50" w:type="dxa"/>
@@ -10148,7 +9689,7 @@
         </w:tc>
         <w:tc>
           <w:tcPr>
-            <w:tcW w:type="dxa" w:w="3307"/>
+            <w:tcW w:type="dxa" w:w="3804"/>
             <w:tcMar>
               <w:top w:w="50" w:type="dxa"/>
               <w:bottom w:w="50" w:type="dxa"/>
@@ -10170,7 +9711,7 @@
         </w:tc>
         <w:tc>
           <w:tcPr>
-            <w:tcW w:type="dxa" w:w="1653"/>
+            <w:tcW w:type="dxa" w:w="1953"/>
             <w:tcMar>
               <w:top w:w="50" w:type="dxa"/>
               <w:bottom w:w="50" w:type="dxa"/>
@@ -10192,7 +9733,7 @@
         </w:tc>
         <w:tc>
           <w:tcPr>
-            <w:tcW w:type="dxa" w:w="775"/>
+            <w:tcW w:type="dxa" w:w="771"/>
             <w:tcMar>
               <w:top w:w="50" w:type="dxa"/>
               <w:bottom w:w="50" w:type="dxa"/>
@@ -10214,7 +9755,7 @@
         </w:tc>
         <w:tc>
           <w:tcPr>
-            <w:tcW w:type="dxa" w:w="775"/>
+            <w:tcW w:type="dxa" w:w="771"/>
             <w:tcMar>
               <w:top w:w="50" w:type="dxa"/>
               <w:bottom w:w="50" w:type="dxa"/>
@@ -10236,7 +9777,7 @@
         </w:tc>
         <w:tc>
           <w:tcPr>
-            <w:tcW w:type="dxa" w:w="775"/>
+            <w:tcW w:type="dxa" w:w="771"/>
             <w:tcMar>
               <w:top w:w="50" w:type="dxa"/>
               <w:bottom w:w="50" w:type="dxa"/>
@@ -10258,7 +9799,7 @@
         </w:tc>
         <w:tc>
           <w:tcPr>
-            <w:tcW w:type="dxa" w:w="672"/>
+            <w:tcW w:type="dxa" w:w="720"/>
             <w:tcMar>
               <w:top w:w="50" w:type="dxa"/>
               <w:bottom w:w="50" w:type="dxa"/>
@@ -10275,28 +9816,6 @@
                 <w:sz w:val="16"/>
               </w:rPr>
               <w:t>5</w:t>
-            </w:r>
-          </w:p>
-        </w:tc>
-        <w:tc>
-          <w:tcPr>
-            <w:tcW w:type="dxa" w:w="827"/>
-            <w:tcMar>
-              <w:top w:w="50" w:type="dxa"/>
-              <w:bottom w:w="50" w:type="dxa"/>
-              <w:left w:w="90" w:type="dxa"/>
-              <w:right w:w="90" w:type="dxa"/>
-            </w:tcMar>
-          </w:tcPr>
-          <w:p>
-            <w:pPr>
-              <w:pStyle w:val="BDOITable"/>
-            </w:pPr>
-            <w:r>
-              <w:rPr>
-                <w:sz w:val="16"/>
-              </w:rPr>
-              <w:t>3</w:t>
             </w:r>
           </w:p>
         </w:tc>
@@ -10307,7 +9826,7 @@
         </w:trPr>
         <w:tc>
           <w:tcPr>
-            <w:tcW w:type="dxa" w:w="1188"/>
+            <w:tcW w:type="dxa" w:w="1182"/>
             <w:tcMar>
               <w:top w:w="50" w:type="dxa"/>
               <w:bottom w:w="50" w:type="dxa"/>
@@ -10330,7 +9849,7 @@
         </w:tc>
         <w:tc>
           <w:tcPr>
-            <w:tcW w:type="dxa" w:w="3307"/>
+            <w:tcW w:type="dxa" w:w="3804"/>
             <w:tcMar>
               <w:top w:w="50" w:type="dxa"/>
               <w:bottom w:w="50" w:type="dxa"/>
@@ -10353,7 +9872,7 @@
         </w:tc>
         <w:tc>
           <w:tcPr>
-            <w:tcW w:type="dxa" w:w="1653"/>
+            <w:tcW w:type="dxa" w:w="1953"/>
             <w:tcMar>
               <w:top w:w="50" w:type="dxa"/>
               <w:bottom w:w="50" w:type="dxa"/>
@@ -10376,7 +9895,7 @@
         </w:tc>
         <w:tc>
           <w:tcPr>
-            <w:tcW w:type="dxa" w:w="775"/>
+            <w:tcW w:type="dxa" w:w="771"/>
             <w:tcMar>
               <w:top w:w="50" w:type="dxa"/>
               <w:bottom w:w="50" w:type="dxa"/>
@@ -10399,7 +9918,7 @@
         </w:tc>
         <w:tc>
           <w:tcPr>
-            <w:tcW w:type="dxa" w:w="775"/>
+            <w:tcW w:type="dxa" w:w="771"/>
             <w:tcMar>
               <w:top w:w="50" w:type="dxa"/>
               <w:bottom w:w="50" w:type="dxa"/>
@@ -10422,7 +9941,7 @@
         </w:tc>
         <w:tc>
           <w:tcPr>
-            <w:tcW w:type="dxa" w:w="775"/>
+            <w:tcW w:type="dxa" w:w="771"/>
             <w:tcMar>
               <w:top w:w="50" w:type="dxa"/>
               <w:bottom w:w="50" w:type="dxa"/>
@@ -10445,7 +9964,7 @@
         </w:tc>
         <w:tc>
           <w:tcPr>
-            <w:tcW w:type="dxa" w:w="672"/>
+            <w:tcW w:type="dxa" w:w="720"/>
             <w:tcMar>
               <w:top w:w="50" w:type="dxa"/>
               <w:bottom w:w="50" w:type="dxa"/>
@@ -10463,29 +9982,6 @@
                 <w:sz w:val="16"/>
               </w:rPr>
               <w:t>7</w:t>
-            </w:r>
-          </w:p>
-        </w:tc>
-        <w:tc>
-          <w:tcPr>
-            <w:tcW w:type="dxa" w:w="827"/>
-            <w:tcMar>
-              <w:top w:w="50" w:type="dxa"/>
-              <w:bottom w:w="50" w:type="dxa"/>
-              <w:left w:w="90" w:type="dxa"/>
-              <w:right w:w="90" w:type="dxa"/>
-            </w:tcMar>
-            <w:shd w:val="clear" w:color="auto" w:fill="E5F5FF"/>
-          </w:tcPr>
-          <w:p>
-            <w:pPr>
-              <w:pStyle w:val="BDOITable"/>
-            </w:pPr>
-            <w:r>
-              <w:rPr>
-                <w:sz w:val="16"/>
-              </w:rPr>
-              <w:t>5</w:t>
             </w:r>
           </w:p>
         </w:tc>
@@ -10496,7 +9992,7 @@
         </w:trPr>
         <w:tc>
           <w:tcPr>
-            <w:tcW w:type="dxa" w:w="1188"/>
+            <w:tcW w:type="dxa" w:w="1182"/>
             <w:tcMar>
               <w:top w:w="50" w:type="dxa"/>
               <w:bottom w:w="50" w:type="dxa"/>
@@ -10518,7 +10014,7 @@
         </w:tc>
         <w:tc>
           <w:tcPr>
-            <w:tcW w:type="dxa" w:w="3307"/>
+            <w:tcW w:type="dxa" w:w="3804"/>
             <w:tcMar>
               <w:top w:w="50" w:type="dxa"/>
               <w:bottom w:w="50" w:type="dxa"/>
@@ -10540,7 +10036,7 @@
         </w:tc>
         <w:tc>
           <w:tcPr>
-            <w:tcW w:type="dxa" w:w="1653"/>
+            <w:tcW w:type="dxa" w:w="1953"/>
             <w:tcMar>
               <w:top w:w="50" w:type="dxa"/>
               <w:bottom w:w="50" w:type="dxa"/>
@@ -10562,7 +10058,7 @@
         </w:tc>
         <w:tc>
           <w:tcPr>
-            <w:tcW w:type="dxa" w:w="775"/>
+            <w:tcW w:type="dxa" w:w="771"/>
             <w:tcMar>
               <w:top w:w="50" w:type="dxa"/>
               <w:bottom w:w="50" w:type="dxa"/>
@@ -10584,7 +10080,7 @@
         </w:tc>
         <w:tc>
           <w:tcPr>
-            <w:tcW w:type="dxa" w:w="775"/>
+            <w:tcW w:type="dxa" w:w="771"/>
             <w:tcMar>
               <w:top w:w="50" w:type="dxa"/>
               <w:bottom w:w="50" w:type="dxa"/>
@@ -10606,7 +10102,7 @@
         </w:tc>
         <w:tc>
           <w:tcPr>
-            <w:tcW w:type="dxa" w:w="775"/>
+            <w:tcW w:type="dxa" w:w="771"/>
             <w:tcMar>
               <w:top w:w="50" w:type="dxa"/>
               <w:bottom w:w="50" w:type="dxa"/>
@@ -10628,7 +10124,7 @@
         </w:tc>
         <w:tc>
           <w:tcPr>
-            <w:tcW w:type="dxa" w:w="672"/>
+            <w:tcW w:type="dxa" w:w="720"/>
             <w:tcMar>
               <w:top w:w="50" w:type="dxa"/>
               <w:bottom w:w="50" w:type="dxa"/>
@@ -10645,28 +10141,6 @@
                 <w:sz w:val="16"/>
               </w:rPr>
               <w:t>7</w:t>
-            </w:r>
-          </w:p>
-        </w:tc>
-        <w:tc>
-          <w:tcPr>
-            <w:tcW w:type="dxa" w:w="827"/>
-            <w:tcMar>
-              <w:top w:w="50" w:type="dxa"/>
-              <w:bottom w:w="50" w:type="dxa"/>
-              <w:left w:w="90" w:type="dxa"/>
-              <w:right w:w="90" w:type="dxa"/>
-            </w:tcMar>
-          </w:tcPr>
-          <w:p>
-            <w:pPr>
-              <w:pStyle w:val="BDOITable"/>
-            </w:pPr>
-            <w:r>
-              <w:rPr>
-                <w:sz w:val="16"/>
-              </w:rPr>
-              <w:t>2</w:t>
             </w:r>
           </w:p>
         </w:tc>
@@ -10677,7 +10151,7 @@
         </w:trPr>
         <w:tc>
           <w:tcPr>
-            <w:tcW w:type="dxa" w:w="1188"/>
+            <w:tcW w:type="dxa" w:w="1182"/>
             <w:tcMar>
               <w:top w:w="50" w:type="dxa"/>
               <w:bottom w:w="50" w:type="dxa"/>
@@ -10700,7 +10174,7 @@
         </w:tc>
         <w:tc>
           <w:tcPr>
-            <w:tcW w:type="dxa" w:w="3307"/>
+            <w:tcW w:type="dxa" w:w="3804"/>
             <w:tcMar>
               <w:top w:w="50" w:type="dxa"/>
               <w:bottom w:w="50" w:type="dxa"/>
@@ -10723,7 +10197,7 @@
         </w:tc>
         <w:tc>
           <w:tcPr>
-            <w:tcW w:type="dxa" w:w="1653"/>
+            <w:tcW w:type="dxa" w:w="1953"/>
             <w:tcMar>
               <w:top w:w="50" w:type="dxa"/>
               <w:bottom w:w="50" w:type="dxa"/>
@@ -10746,7 +10220,7 @@
         </w:tc>
         <w:tc>
           <w:tcPr>
-            <w:tcW w:type="dxa" w:w="775"/>
+            <w:tcW w:type="dxa" w:w="771"/>
             <w:tcMar>
               <w:top w:w="50" w:type="dxa"/>
               <w:bottom w:w="50" w:type="dxa"/>
@@ -10769,7 +10243,7 @@
         </w:tc>
         <w:tc>
           <w:tcPr>
-            <w:tcW w:type="dxa" w:w="775"/>
+            <w:tcW w:type="dxa" w:w="771"/>
             <w:tcMar>
               <w:top w:w="50" w:type="dxa"/>
               <w:bottom w:w="50" w:type="dxa"/>
@@ -10792,7 +10266,7 @@
         </w:tc>
         <w:tc>
           <w:tcPr>
-            <w:tcW w:type="dxa" w:w="775"/>
+            <w:tcW w:type="dxa" w:w="771"/>
             <w:tcMar>
               <w:top w:w="50" w:type="dxa"/>
               <w:bottom w:w="50" w:type="dxa"/>
@@ -10815,7 +10289,7 @@
         </w:tc>
         <w:tc>
           <w:tcPr>
-            <w:tcW w:type="dxa" w:w="672"/>
+            <w:tcW w:type="dxa" w:w="720"/>
             <w:tcMar>
               <w:top w:w="50" w:type="dxa"/>
               <w:bottom w:w="50" w:type="dxa"/>
@@ -10833,29 +10307,6 @@
                 <w:sz w:val="16"/>
               </w:rPr>
               <w:t>5</w:t>
-            </w:r>
-          </w:p>
-        </w:tc>
-        <w:tc>
-          <w:tcPr>
-            <w:tcW w:type="dxa" w:w="827"/>
-            <w:tcMar>
-              <w:top w:w="50" w:type="dxa"/>
-              <w:bottom w:w="50" w:type="dxa"/>
-              <w:left w:w="90" w:type="dxa"/>
-              <w:right w:w="90" w:type="dxa"/>
-            </w:tcMar>
-            <w:shd w:val="clear" w:color="auto" w:fill="E5F5FF"/>
-          </w:tcPr>
-          <w:p>
-            <w:pPr>
-              <w:pStyle w:val="BDOITable"/>
-            </w:pPr>
-            <w:r>
-              <w:rPr>
-                <w:sz w:val="16"/>
-              </w:rPr>
-              <w:t>2</w:t>
             </w:r>
           </w:p>
         </w:tc>
@@ -10866,7 +10317,7 @@
         </w:trPr>
         <w:tc>
           <w:tcPr>
-            <w:tcW w:type="dxa" w:w="1188"/>
+            <w:tcW w:type="dxa" w:w="1182"/>
             <w:tcMar>
               <w:top w:w="50" w:type="dxa"/>
               <w:bottom w:w="50" w:type="dxa"/>
@@ -10888,7 +10339,7 @@
         </w:tc>
         <w:tc>
           <w:tcPr>
-            <w:tcW w:type="dxa" w:w="3307"/>
+            <w:tcW w:type="dxa" w:w="3804"/>
             <w:tcMar>
               <w:top w:w="50" w:type="dxa"/>
               <w:bottom w:w="50" w:type="dxa"/>
@@ -10910,7 +10361,7 @@
         </w:tc>
         <w:tc>
           <w:tcPr>
-            <w:tcW w:type="dxa" w:w="1653"/>
+            <w:tcW w:type="dxa" w:w="1953"/>
             <w:tcMar>
               <w:top w:w="50" w:type="dxa"/>
               <w:bottom w:w="50" w:type="dxa"/>
@@ -10932,7 +10383,7 @@
         </w:tc>
         <w:tc>
           <w:tcPr>
-            <w:tcW w:type="dxa" w:w="775"/>
+            <w:tcW w:type="dxa" w:w="771"/>
             <w:tcMar>
               <w:top w:w="50" w:type="dxa"/>
               <w:bottom w:w="50" w:type="dxa"/>
@@ -10954,7 +10405,7 @@
         </w:tc>
         <w:tc>
           <w:tcPr>
-            <w:tcW w:type="dxa" w:w="775"/>
+            <w:tcW w:type="dxa" w:w="771"/>
             <w:tcMar>
               <w:top w:w="50" w:type="dxa"/>
               <w:bottom w:w="50" w:type="dxa"/>
@@ -10976,7 +10427,7 @@
         </w:tc>
         <w:tc>
           <w:tcPr>
-            <w:tcW w:type="dxa" w:w="775"/>
+            <w:tcW w:type="dxa" w:w="771"/>
             <w:tcMar>
               <w:top w:w="50" w:type="dxa"/>
               <w:bottom w:w="50" w:type="dxa"/>
@@ -10998,7 +10449,7 @@
         </w:tc>
         <w:tc>
           <w:tcPr>
-            <w:tcW w:type="dxa" w:w="672"/>
+            <w:tcW w:type="dxa" w:w="720"/>
             <w:tcMar>
               <w:top w:w="50" w:type="dxa"/>
               <w:bottom w:w="50" w:type="dxa"/>
@@ -11015,28 +10466,6 @@
                 <w:sz w:val="16"/>
               </w:rPr>
               <w:t>4</w:t>
-            </w:r>
-          </w:p>
-        </w:tc>
-        <w:tc>
-          <w:tcPr>
-            <w:tcW w:type="dxa" w:w="827"/>
-            <w:tcMar>
-              <w:top w:w="50" w:type="dxa"/>
-              <w:bottom w:w="50" w:type="dxa"/>
-              <w:left w:w="90" w:type="dxa"/>
-              <w:right w:w="90" w:type="dxa"/>
-            </w:tcMar>
-          </w:tcPr>
-          <w:p>
-            <w:pPr>
-              <w:pStyle w:val="BDOITable"/>
-            </w:pPr>
-            <w:r>
-              <w:rPr>
-                <w:sz w:val="16"/>
-              </w:rPr>
-              <w:t>2</w:t>
             </w:r>
           </w:p>
         </w:tc>
@@ -11047,7 +10476,7 @@
         </w:trPr>
         <w:tc>
           <w:tcPr>
-            <w:tcW w:type="dxa" w:w="1188"/>
+            <w:tcW w:type="dxa" w:w="1182"/>
             <w:tcMar>
               <w:top w:w="50" w:type="dxa"/>
               <w:bottom w:w="50" w:type="dxa"/>
@@ -11070,7 +10499,7 @@
         </w:tc>
         <w:tc>
           <w:tcPr>
-            <w:tcW w:type="dxa" w:w="3307"/>
+            <w:tcW w:type="dxa" w:w="3804"/>
             <w:tcMar>
               <w:top w:w="50" w:type="dxa"/>
               <w:bottom w:w="50" w:type="dxa"/>
@@ -11093,7 +10522,7 @@
         </w:tc>
         <w:tc>
           <w:tcPr>
-            <w:tcW w:type="dxa" w:w="1653"/>
+            <w:tcW w:type="dxa" w:w="1953"/>
             <w:tcMar>
               <w:top w:w="50" w:type="dxa"/>
               <w:bottom w:w="50" w:type="dxa"/>
@@ -11116,7 +10545,7 @@
         </w:tc>
         <w:tc>
           <w:tcPr>
-            <w:tcW w:type="dxa" w:w="775"/>
+            <w:tcW w:type="dxa" w:w="771"/>
             <w:tcMar>
               <w:top w:w="50" w:type="dxa"/>
               <w:bottom w:w="50" w:type="dxa"/>
@@ -11139,7 +10568,7 @@
         </w:tc>
         <w:tc>
           <w:tcPr>
-            <w:tcW w:type="dxa" w:w="775"/>
+            <w:tcW w:type="dxa" w:w="771"/>
             <w:tcMar>
               <w:top w:w="50" w:type="dxa"/>
               <w:bottom w:w="50" w:type="dxa"/>
@@ -11162,7 +10591,7 @@
         </w:tc>
         <w:tc>
           <w:tcPr>
-            <w:tcW w:type="dxa" w:w="775"/>
+            <w:tcW w:type="dxa" w:w="771"/>
             <w:tcMar>
               <w:top w:w="50" w:type="dxa"/>
               <w:bottom w:w="50" w:type="dxa"/>
@@ -11185,7 +10614,7 @@
         </w:tc>
         <w:tc>
           <w:tcPr>
-            <w:tcW w:type="dxa" w:w="672"/>
+            <w:tcW w:type="dxa" w:w="720"/>
             <w:tcMar>
               <w:top w:w="50" w:type="dxa"/>
               <w:bottom w:w="50" w:type="dxa"/>
@@ -11203,29 +10632,6 @@
                 <w:sz w:val="16"/>
               </w:rPr>
               <w:t>4</w:t>
-            </w:r>
-          </w:p>
-        </w:tc>
-        <w:tc>
-          <w:tcPr>
-            <w:tcW w:type="dxa" w:w="827"/>
-            <w:tcMar>
-              <w:top w:w="50" w:type="dxa"/>
-              <w:bottom w:w="50" w:type="dxa"/>
-              <w:left w:w="90" w:type="dxa"/>
-              <w:right w:w="90" w:type="dxa"/>
-            </w:tcMar>
-            <w:shd w:val="clear" w:color="auto" w:fill="E5F5FF"/>
-          </w:tcPr>
-          <w:p>
-            <w:pPr>
-              <w:pStyle w:val="BDOITable"/>
-            </w:pPr>
-            <w:r>
-              <w:rPr>
-                <w:sz w:val="16"/>
-              </w:rPr>
-              <w:t>3</w:t>
             </w:r>
           </w:p>
         </w:tc>
@@ -11236,7 +10642,7 @@
         </w:trPr>
         <w:tc>
           <w:tcPr>
-            <w:tcW w:type="dxa" w:w="1188"/>
+            <w:tcW w:type="dxa" w:w="1182"/>
             <w:tcMar>
               <w:top w:w="50" w:type="dxa"/>
               <w:bottom w:w="50" w:type="dxa"/>
@@ -11258,7 +10664,7 @@
         </w:tc>
         <w:tc>
           <w:tcPr>
-            <w:tcW w:type="dxa" w:w="3307"/>
+            <w:tcW w:type="dxa" w:w="3804"/>
             <w:tcMar>
               <w:top w:w="50" w:type="dxa"/>
               <w:bottom w:w="50" w:type="dxa"/>
@@ -11280,7 +10686,7 @@
         </w:tc>
         <w:tc>
           <w:tcPr>
-            <w:tcW w:type="dxa" w:w="1653"/>
+            <w:tcW w:type="dxa" w:w="1953"/>
             <w:tcMar>
               <w:top w:w="50" w:type="dxa"/>
               <w:bottom w:w="50" w:type="dxa"/>
@@ -11302,7 +10708,7 @@
         </w:tc>
         <w:tc>
           <w:tcPr>
-            <w:tcW w:type="dxa" w:w="775"/>
+            <w:tcW w:type="dxa" w:w="771"/>
             <w:tcMar>
               <w:top w:w="50" w:type="dxa"/>
               <w:bottom w:w="50" w:type="dxa"/>
@@ -11324,7 +10730,7 @@
         </w:tc>
         <w:tc>
           <w:tcPr>
-            <w:tcW w:type="dxa" w:w="775"/>
+            <w:tcW w:type="dxa" w:w="771"/>
             <w:tcMar>
               <w:top w:w="50" w:type="dxa"/>
               <w:bottom w:w="50" w:type="dxa"/>
@@ -11346,7 +10752,7 @@
         </w:tc>
         <w:tc>
           <w:tcPr>
-            <w:tcW w:type="dxa" w:w="775"/>
+            <w:tcW w:type="dxa" w:w="771"/>
             <w:tcMar>
               <w:top w:w="50" w:type="dxa"/>
               <w:bottom w:w="50" w:type="dxa"/>
@@ -11368,29 +10774,7 @@
         </w:tc>
         <w:tc>
           <w:tcPr>
-            <w:tcW w:type="dxa" w:w="672"/>
-            <w:tcMar>
-              <w:top w:w="50" w:type="dxa"/>
-              <w:bottom w:w="50" w:type="dxa"/>
-              <w:left w:w="90" w:type="dxa"/>
-              <w:right w:w="90" w:type="dxa"/>
-            </w:tcMar>
-          </w:tcPr>
-          <w:p>
-            <w:pPr>
-              <w:pStyle w:val="BDOITable"/>
-            </w:pPr>
-            <w:r>
-              <w:rPr>
-                <w:sz w:val="16"/>
-              </w:rPr>
-              <w:t>2</w:t>
-            </w:r>
-          </w:p>
-        </w:tc>
-        <w:tc>
-          <w:tcPr>
-            <w:tcW w:type="dxa" w:w="827"/>
+            <w:tcW w:type="dxa" w:w="720"/>
             <w:tcMar>
               <w:top w:w="50" w:type="dxa"/>
               <w:bottom w:w="50" w:type="dxa"/>
@@ -11417,7 +10801,7 @@
         </w:trPr>
         <w:tc>
           <w:tcPr>
-            <w:tcW w:type="dxa" w:w="1188"/>
+            <w:tcW w:type="dxa" w:w="1182"/>
             <w:tcMar>
               <w:top w:w="50" w:type="dxa"/>
               <w:bottom w:w="50" w:type="dxa"/>
@@ -11440,7 +10824,7 @@
         </w:tc>
         <w:tc>
           <w:tcPr>
-            <w:tcW w:type="dxa" w:w="3307"/>
+            <w:tcW w:type="dxa" w:w="3804"/>
             <w:tcMar>
               <w:top w:w="50" w:type="dxa"/>
               <w:bottom w:w="50" w:type="dxa"/>
@@ -11463,7 +10847,7 @@
         </w:tc>
         <w:tc>
           <w:tcPr>
-            <w:tcW w:type="dxa" w:w="1653"/>
+            <w:tcW w:type="dxa" w:w="1953"/>
             <w:tcMar>
               <w:top w:w="50" w:type="dxa"/>
               <w:bottom w:w="50" w:type="dxa"/>
@@ -11486,7 +10870,7 @@
         </w:tc>
         <w:tc>
           <w:tcPr>
-            <w:tcW w:type="dxa" w:w="775"/>
+            <w:tcW w:type="dxa" w:w="771"/>
             <w:tcMar>
               <w:top w:w="50" w:type="dxa"/>
               <w:bottom w:w="50" w:type="dxa"/>
@@ -11509,7 +10893,7 @@
         </w:tc>
         <w:tc>
           <w:tcPr>
-            <w:tcW w:type="dxa" w:w="775"/>
+            <w:tcW w:type="dxa" w:w="771"/>
             <w:tcMar>
               <w:top w:w="50" w:type="dxa"/>
               <w:bottom w:w="50" w:type="dxa"/>
@@ -11532,7 +10916,7 @@
         </w:tc>
         <w:tc>
           <w:tcPr>
-            <w:tcW w:type="dxa" w:w="775"/>
+            <w:tcW w:type="dxa" w:w="771"/>
             <w:tcMar>
               <w:top w:w="50" w:type="dxa"/>
               <w:bottom w:w="50" w:type="dxa"/>
@@ -11555,7 +10939,7 @@
         </w:tc>
         <w:tc>
           <w:tcPr>
-            <w:tcW w:type="dxa" w:w="672"/>
+            <w:tcW w:type="dxa" w:w="720"/>
             <w:tcMar>
               <w:top w:w="50" w:type="dxa"/>
               <w:bottom w:w="50" w:type="dxa"/>
@@ -11573,29 +10957,6 @@
                 <w:sz w:val="16"/>
               </w:rPr>
               <w:t>5</w:t>
-            </w:r>
-          </w:p>
-        </w:tc>
-        <w:tc>
-          <w:tcPr>
-            <w:tcW w:type="dxa" w:w="827"/>
-            <w:tcMar>
-              <w:top w:w="50" w:type="dxa"/>
-              <w:bottom w:w="50" w:type="dxa"/>
-              <w:left w:w="90" w:type="dxa"/>
-              <w:right w:w="90" w:type="dxa"/>
-            </w:tcMar>
-            <w:shd w:val="clear" w:color="auto" w:fill="E5F5FF"/>
-          </w:tcPr>
-          <w:p>
-            <w:pPr>
-              <w:pStyle w:val="BDOITable"/>
-            </w:pPr>
-            <w:r>
-              <w:rPr>
-                <w:sz w:val="16"/>
-              </w:rPr>
-              <w:t>2</w:t>
             </w:r>
           </w:p>
         </w:tc>
@@ -11606,7 +10967,7 @@
         </w:trPr>
         <w:tc>
           <w:tcPr>
-            <w:tcW w:type="dxa" w:w="1188"/>
+            <w:tcW w:type="dxa" w:w="1182"/>
             <w:tcMar>
               <w:top w:w="50" w:type="dxa"/>
               <w:bottom w:w="50" w:type="dxa"/>
@@ -11628,7 +10989,7 @@
         </w:tc>
         <w:tc>
           <w:tcPr>
-            <w:tcW w:type="dxa" w:w="3307"/>
+            <w:tcW w:type="dxa" w:w="3804"/>
             <w:tcMar>
               <w:top w:w="50" w:type="dxa"/>
               <w:bottom w:w="50" w:type="dxa"/>
@@ -11650,7 +11011,7 @@
         </w:tc>
         <w:tc>
           <w:tcPr>
-            <w:tcW w:type="dxa" w:w="1653"/>
+            <w:tcW w:type="dxa" w:w="1953"/>
             <w:tcMar>
               <w:top w:w="50" w:type="dxa"/>
               <w:bottom w:w="50" w:type="dxa"/>
@@ -11672,7 +11033,7 @@
         </w:tc>
         <w:tc>
           <w:tcPr>
-            <w:tcW w:type="dxa" w:w="775"/>
+            <w:tcW w:type="dxa" w:w="771"/>
             <w:tcMar>
               <w:top w:w="50" w:type="dxa"/>
               <w:bottom w:w="50" w:type="dxa"/>
@@ -11694,7 +11055,7 @@
         </w:tc>
         <w:tc>
           <w:tcPr>
-            <w:tcW w:type="dxa" w:w="775"/>
+            <w:tcW w:type="dxa" w:w="771"/>
             <w:tcMar>
               <w:top w:w="50" w:type="dxa"/>
               <w:bottom w:w="50" w:type="dxa"/>
@@ -11716,7 +11077,7 @@
         </w:tc>
         <w:tc>
           <w:tcPr>
-            <w:tcW w:type="dxa" w:w="775"/>
+            <w:tcW w:type="dxa" w:w="771"/>
             <w:tcMar>
               <w:top w:w="50" w:type="dxa"/>
               <w:bottom w:w="50" w:type="dxa"/>
@@ -11738,7 +11099,7 @@
         </w:tc>
         <w:tc>
           <w:tcPr>
-            <w:tcW w:type="dxa" w:w="672"/>
+            <w:tcW w:type="dxa" w:w="720"/>
             <w:tcMar>
               <w:top w:w="50" w:type="dxa"/>
               <w:bottom w:w="50" w:type="dxa"/>
@@ -11755,28 +11116,6 @@
                 <w:sz w:val="16"/>
               </w:rPr>
               <w:t>3</w:t>
-            </w:r>
-          </w:p>
-        </w:tc>
-        <w:tc>
-          <w:tcPr>
-            <w:tcW w:type="dxa" w:w="827"/>
-            <w:tcMar>
-              <w:top w:w="50" w:type="dxa"/>
-              <w:bottom w:w="50" w:type="dxa"/>
-              <w:left w:w="90" w:type="dxa"/>
-              <w:right w:w="90" w:type="dxa"/>
-            </w:tcMar>
-          </w:tcPr>
-          <w:p>
-            <w:pPr>
-              <w:pStyle w:val="BDOITable"/>
-            </w:pPr>
-            <w:r>
-              <w:rPr>
-                <w:sz w:val="16"/>
-              </w:rPr>
-              <w:t>1</w:t>
             </w:r>
           </w:p>
         </w:tc>
@@ -11787,7 +11126,7 @@
         </w:trPr>
         <w:tc>
           <w:tcPr>
-            <w:tcW w:type="dxa" w:w="1188"/>
+            <w:tcW w:type="dxa" w:w="1182"/>
             <w:tcMar>
               <w:top w:w="50" w:type="dxa"/>
               <w:bottom w:w="50" w:type="dxa"/>
@@ -11810,7 +11149,7 @@
         </w:tc>
         <w:tc>
           <w:tcPr>
-            <w:tcW w:type="dxa" w:w="3307"/>
+            <w:tcW w:type="dxa" w:w="3804"/>
             <w:tcMar>
               <w:top w:w="50" w:type="dxa"/>
               <w:bottom w:w="50" w:type="dxa"/>
@@ -11833,7 +11172,7 @@
         </w:tc>
         <w:tc>
           <w:tcPr>
-            <w:tcW w:type="dxa" w:w="1653"/>
+            <w:tcW w:type="dxa" w:w="1953"/>
             <w:tcMar>
               <w:top w:w="50" w:type="dxa"/>
               <w:bottom w:w="50" w:type="dxa"/>
@@ -11856,7 +11195,7 @@
         </w:tc>
         <w:tc>
           <w:tcPr>
-            <w:tcW w:type="dxa" w:w="775"/>
+            <w:tcW w:type="dxa" w:w="771"/>
             <w:tcMar>
               <w:top w:w="50" w:type="dxa"/>
               <w:bottom w:w="50" w:type="dxa"/>
@@ -11879,7 +11218,7 @@
         </w:tc>
         <w:tc>
           <w:tcPr>
-            <w:tcW w:type="dxa" w:w="775"/>
+            <w:tcW w:type="dxa" w:w="771"/>
             <w:tcMar>
               <w:top w:w="50" w:type="dxa"/>
               <w:bottom w:w="50" w:type="dxa"/>
@@ -11902,7 +11241,7 @@
         </w:tc>
         <w:tc>
           <w:tcPr>
-            <w:tcW w:type="dxa" w:w="775"/>
+            <w:tcW w:type="dxa" w:w="771"/>
             <w:tcMar>
               <w:top w:w="50" w:type="dxa"/>
               <w:bottom w:w="50" w:type="dxa"/>
@@ -11925,7 +11264,7 @@
         </w:tc>
         <w:tc>
           <w:tcPr>
-            <w:tcW w:type="dxa" w:w="672"/>
+            <w:tcW w:type="dxa" w:w="720"/>
             <w:tcMar>
               <w:top w:w="50" w:type="dxa"/>
               <w:bottom w:w="50" w:type="dxa"/>
@@ -11943,29 +11282,6 @@
                 <w:sz w:val="16"/>
               </w:rPr>
               <w:t>5</w:t>
-            </w:r>
-          </w:p>
-        </w:tc>
-        <w:tc>
-          <w:tcPr>
-            <w:tcW w:type="dxa" w:w="827"/>
-            <w:tcMar>
-              <w:top w:w="50" w:type="dxa"/>
-              <w:bottom w:w="50" w:type="dxa"/>
-              <w:left w:w="90" w:type="dxa"/>
-              <w:right w:w="90" w:type="dxa"/>
-            </w:tcMar>
-            <w:shd w:val="clear" w:color="auto" w:fill="E5F5FF"/>
-          </w:tcPr>
-          <w:p>
-            <w:pPr>
-              <w:pStyle w:val="BDOITable"/>
-            </w:pPr>
-            <w:r>
-              <w:rPr>
-                <w:sz w:val="16"/>
-              </w:rPr>
-              <w:t>3</w:t>
             </w:r>
           </w:p>
         </w:tc>
@@ -11976,7 +11292,7 @@
         </w:trPr>
         <w:tc>
           <w:tcPr>
-            <w:tcW w:type="dxa" w:w="1188"/>
+            <w:tcW w:type="dxa" w:w="1182"/>
             <w:tcMar>
               <w:top w:w="50" w:type="dxa"/>
               <w:bottom w:w="50" w:type="dxa"/>
@@ -11998,7 +11314,7 @@
         </w:tc>
         <w:tc>
           <w:tcPr>
-            <w:tcW w:type="dxa" w:w="3307"/>
+            <w:tcW w:type="dxa" w:w="3804"/>
             <w:tcMar>
               <w:top w:w="50" w:type="dxa"/>
               <w:bottom w:w="50" w:type="dxa"/>
@@ -12020,7 +11336,7 @@
         </w:tc>
         <w:tc>
           <w:tcPr>
-            <w:tcW w:type="dxa" w:w="1653"/>
+            <w:tcW w:type="dxa" w:w="1953"/>
             <w:tcMar>
               <w:top w:w="50" w:type="dxa"/>
               <w:bottom w:w="50" w:type="dxa"/>
@@ -12042,7 +11358,7 @@
         </w:tc>
         <w:tc>
           <w:tcPr>
-            <w:tcW w:type="dxa" w:w="775"/>
+            <w:tcW w:type="dxa" w:w="771"/>
             <w:tcMar>
               <w:top w:w="50" w:type="dxa"/>
               <w:bottom w:w="50" w:type="dxa"/>
@@ -12064,7 +11380,7 @@
         </w:tc>
         <w:tc>
           <w:tcPr>
-            <w:tcW w:type="dxa" w:w="775"/>
+            <w:tcW w:type="dxa" w:w="771"/>
             <w:tcMar>
               <w:top w:w="50" w:type="dxa"/>
               <w:bottom w:w="50" w:type="dxa"/>
@@ -12086,7 +11402,7 @@
         </w:tc>
         <w:tc>
           <w:tcPr>
-            <w:tcW w:type="dxa" w:w="775"/>
+            <w:tcW w:type="dxa" w:w="771"/>
             <w:tcMar>
               <w:top w:w="50" w:type="dxa"/>
               <w:bottom w:w="50" w:type="dxa"/>
@@ -12108,7 +11424,7 @@
         </w:tc>
         <w:tc>
           <w:tcPr>
-            <w:tcW w:type="dxa" w:w="672"/>
+            <w:tcW w:type="dxa" w:w="720"/>
             <w:tcMar>
               <w:top w:w="50" w:type="dxa"/>
               <w:bottom w:w="50" w:type="dxa"/>
@@ -12125,28 +11441,6 @@
                 <w:sz w:val="16"/>
               </w:rPr>
               <w:t>4</w:t>
-            </w:r>
-          </w:p>
-        </w:tc>
-        <w:tc>
-          <w:tcPr>
-            <w:tcW w:type="dxa" w:w="827"/>
-            <w:tcMar>
-              <w:top w:w="50" w:type="dxa"/>
-              <w:bottom w:w="50" w:type="dxa"/>
-              <w:left w:w="90" w:type="dxa"/>
-              <w:right w:w="90" w:type="dxa"/>
-            </w:tcMar>
-          </w:tcPr>
-          <w:p>
-            <w:pPr>
-              <w:pStyle w:val="BDOITable"/>
-            </w:pPr>
-            <w:r>
-              <w:rPr>
-                <w:sz w:val="16"/>
-              </w:rPr>
-              <w:t>2</w:t>
             </w:r>
           </w:p>
         </w:tc>
@@ -12157,7 +11451,7 @@
         </w:trPr>
         <w:tc>
           <w:tcPr>
-            <w:tcW w:type="dxa" w:w="1188"/>
+            <w:tcW w:type="dxa" w:w="1182"/>
             <w:tcMar>
               <w:top w:w="50" w:type="dxa"/>
               <w:bottom w:w="50" w:type="dxa"/>
@@ -12180,7 +11474,7 @@
         </w:tc>
         <w:tc>
           <w:tcPr>
-            <w:tcW w:type="dxa" w:w="3307"/>
+            <w:tcW w:type="dxa" w:w="3804"/>
             <w:tcMar>
               <w:top w:w="50" w:type="dxa"/>
               <w:bottom w:w="50" w:type="dxa"/>
@@ -12203,7 +11497,7 @@
         </w:tc>
         <w:tc>
           <w:tcPr>
-            <w:tcW w:type="dxa" w:w="1653"/>
+            <w:tcW w:type="dxa" w:w="1953"/>
             <w:tcMar>
               <w:top w:w="50" w:type="dxa"/>
               <w:bottom w:w="50" w:type="dxa"/>
@@ -12226,7 +11520,7 @@
         </w:tc>
         <w:tc>
           <w:tcPr>
-            <w:tcW w:type="dxa" w:w="775"/>
+            <w:tcW w:type="dxa" w:w="771"/>
             <w:tcMar>
               <w:top w:w="50" w:type="dxa"/>
               <w:bottom w:w="50" w:type="dxa"/>
@@ -12249,7 +11543,7 @@
         </w:tc>
         <w:tc>
           <w:tcPr>
-            <w:tcW w:type="dxa" w:w="775"/>
+            <w:tcW w:type="dxa" w:w="771"/>
             <w:tcMar>
               <w:top w:w="50" w:type="dxa"/>
               <w:bottom w:w="50" w:type="dxa"/>
@@ -12272,7 +11566,7 @@
         </w:tc>
         <w:tc>
           <w:tcPr>
-            <w:tcW w:type="dxa" w:w="775"/>
+            <w:tcW w:type="dxa" w:w="771"/>
             <w:tcMar>
               <w:top w:w="50" w:type="dxa"/>
               <w:bottom w:w="50" w:type="dxa"/>
@@ -12295,7 +11589,7 @@
         </w:tc>
         <w:tc>
           <w:tcPr>
-            <w:tcW w:type="dxa" w:w="672"/>
+            <w:tcW w:type="dxa" w:w="720"/>
             <w:tcMar>
               <w:top w:w="50" w:type="dxa"/>
               <w:bottom w:w="50" w:type="dxa"/>
@@ -12313,29 +11607,6 @@
                 <w:sz w:val="16"/>
               </w:rPr>
               <w:t>5</w:t>
-            </w:r>
-          </w:p>
-        </w:tc>
-        <w:tc>
-          <w:tcPr>
-            <w:tcW w:type="dxa" w:w="827"/>
-            <w:tcMar>
-              <w:top w:w="50" w:type="dxa"/>
-              <w:bottom w:w="50" w:type="dxa"/>
-              <w:left w:w="90" w:type="dxa"/>
-              <w:right w:w="90" w:type="dxa"/>
-            </w:tcMar>
-            <w:shd w:val="clear" w:color="auto" w:fill="E5F5FF"/>
-          </w:tcPr>
-          <w:p>
-            <w:pPr>
-              <w:pStyle w:val="BDOITable"/>
-            </w:pPr>
-            <w:r>
-              <w:rPr>
-                <w:sz w:val="16"/>
-              </w:rPr>
-              <w:t>3</w:t>
             </w:r>
           </w:p>
         </w:tc>
@@ -12346,7 +11617,7 @@
         </w:trPr>
         <w:tc>
           <w:tcPr>
-            <w:tcW w:type="dxa" w:w="1188"/>
+            <w:tcW w:type="dxa" w:w="1182"/>
             <w:tcMar>
               <w:top w:w="50" w:type="dxa"/>
               <w:bottom w:w="50" w:type="dxa"/>
@@ -12368,7 +11639,7 @@
         </w:tc>
         <w:tc>
           <w:tcPr>
-            <w:tcW w:type="dxa" w:w="3307"/>
+            <w:tcW w:type="dxa" w:w="3804"/>
             <w:tcMar>
               <w:top w:w="50" w:type="dxa"/>
               <w:bottom w:w="50" w:type="dxa"/>
@@ -12390,7 +11661,7 @@
         </w:tc>
         <w:tc>
           <w:tcPr>
-            <w:tcW w:type="dxa" w:w="1653"/>
+            <w:tcW w:type="dxa" w:w="1953"/>
             <w:tcMar>
               <w:top w:w="50" w:type="dxa"/>
               <w:bottom w:w="50" w:type="dxa"/>
@@ -12412,7 +11683,7 @@
         </w:tc>
         <w:tc>
           <w:tcPr>
-            <w:tcW w:type="dxa" w:w="775"/>
+            <w:tcW w:type="dxa" w:w="771"/>
             <w:tcMar>
               <w:top w:w="50" w:type="dxa"/>
               <w:bottom w:w="50" w:type="dxa"/>
@@ -12434,7 +11705,7 @@
         </w:tc>
         <w:tc>
           <w:tcPr>
-            <w:tcW w:type="dxa" w:w="775"/>
+            <w:tcW w:type="dxa" w:w="771"/>
             <w:tcMar>
               <w:top w:w="50" w:type="dxa"/>
               <w:bottom w:w="50" w:type="dxa"/>
@@ -12456,7 +11727,7 @@
         </w:tc>
         <w:tc>
           <w:tcPr>
-            <w:tcW w:type="dxa" w:w="775"/>
+            <w:tcW w:type="dxa" w:w="771"/>
             <w:tcMar>
               <w:top w:w="50" w:type="dxa"/>
               <w:bottom w:w="50" w:type="dxa"/>
@@ -12478,7 +11749,7 @@
         </w:tc>
         <w:tc>
           <w:tcPr>
-            <w:tcW w:type="dxa" w:w="672"/>
+            <w:tcW w:type="dxa" w:w="720"/>
             <w:tcMar>
               <w:top w:w="50" w:type="dxa"/>
               <w:bottom w:w="50" w:type="dxa"/>
@@ -12495,28 +11766,6 @@
                 <w:sz w:val="16"/>
               </w:rPr>
               <w:t>3</w:t>
-            </w:r>
-          </w:p>
-        </w:tc>
-        <w:tc>
-          <w:tcPr>
-            <w:tcW w:type="dxa" w:w="827"/>
-            <w:tcMar>
-              <w:top w:w="50" w:type="dxa"/>
-              <w:bottom w:w="50" w:type="dxa"/>
-              <w:left w:w="90" w:type="dxa"/>
-              <w:right w:w="90" w:type="dxa"/>
-            </w:tcMar>
-          </w:tcPr>
-          <w:p>
-            <w:pPr>
-              <w:pStyle w:val="BDOITable"/>
-            </w:pPr>
-            <w:r>
-              <w:rPr>
-                <w:sz w:val="16"/>
-              </w:rPr>
-              <w:t>2</w:t>
             </w:r>
           </w:p>
         </w:tc>
@@ -12527,7 +11776,7 @@
         </w:trPr>
         <w:tc>
           <w:tcPr>
-            <w:tcW w:type="dxa" w:w="1188"/>
+            <w:tcW w:type="dxa" w:w="1182"/>
             <w:tcMar>
               <w:top w:w="50" w:type="dxa"/>
               <w:bottom w:w="50" w:type="dxa"/>
@@ -12550,7 +11799,7 @@
         </w:tc>
         <w:tc>
           <w:tcPr>
-            <w:tcW w:type="dxa" w:w="3307"/>
+            <w:tcW w:type="dxa" w:w="3804"/>
             <w:tcMar>
               <w:top w:w="50" w:type="dxa"/>
               <w:bottom w:w="50" w:type="dxa"/>
@@ -12573,7 +11822,7 @@
         </w:tc>
         <w:tc>
           <w:tcPr>
-            <w:tcW w:type="dxa" w:w="1653"/>
+            <w:tcW w:type="dxa" w:w="1953"/>
             <w:tcMar>
               <w:top w:w="50" w:type="dxa"/>
               <w:bottom w:w="50" w:type="dxa"/>
@@ -12596,7 +11845,7 @@
         </w:tc>
         <w:tc>
           <w:tcPr>
-            <w:tcW w:type="dxa" w:w="775"/>
+            <w:tcW w:type="dxa" w:w="771"/>
             <w:tcMar>
               <w:top w:w="50" w:type="dxa"/>
               <w:bottom w:w="50" w:type="dxa"/>
@@ -12619,7 +11868,7 @@
         </w:tc>
         <w:tc>
           <w:tcPr>
-            <w:tcW w:type="dxa" w:w="775"/>
+            <w:tcW w:type="dxa" w:w="771"/>
             <w:tcMar>
               <w:top w:w="50" w:type="dxa"/>
               <w:bottom w:w="50" w:type="dxa"/>
@@ -12642,7 +11891,7 @@
         </w:tc>
         <w:tc>
           <w:tcPr>
-            <w:tcW w:type="dxa" w:w="775"/>
+            <w:tcW w:type="dxa" w:w="771"/>
             <w:tcMar>
               <w:top w:w="50" w:type="dxa"/>
               <w:bottom w:w="50" w:type="dxa"/>
@@ -12665,7 +11914,7 @@
         </w:tc>
         <w:tc>
           <w:tcPr>
-            <w:tcW w:type="dxa" w:w="672"/>
+            <w:tcW w:type="dxa" w:w="720"/>
             <w:tcMar>
               <w:top w:w="50" w:type="dxa"/>
               <w:bottom w:w="50" w:type="dxa"/>
@@ -12683,29 +11932,6 @@
                 <w:sz w:val="16"/>
               </w:rPr>
               <w:t>6</w:t>
-            </w:r>
-          </w:p>
-        </w:tc>
-        <w:tc>
-          <w:tcPr>
-            <w:tcW w:type="dxa" w:w="827"/>
-            <w:tcMar>
-              <w:top w:w="50" w:type="dxa"/>
-              <w:bottom w:w="50" w:type="dxa"/>
-              <w:left w:w="90" w:type="dxa"/>
-              <w:right w:w="90" w:type="dxa"/>
-            </w:tcMar>
-            <w:shd w:val="clear" w:color="auto" w:fill="E5F5FF"/>
-          </w:tcPr>
-          <w:p>
-            <w:pPr>
-              <w:pStyle w:val="BDOITable"/>
-            </w:pPr>
-            <w:r>
-              <w:rPr>
-                <w:sz w:val="16"/>
-              </w:rPr>
-              <w:t>5</w:t>
             </w:r>
           </w:p>
         </w:tc>
@@ -12716,7 +11942,7 @@
         </w:trPr>
         <w:tc>
           <w:tcPr>
-            <w:tcW w:type="dxa" w:w="1188"/>
+            <w:tcW w:type="dxa" w:w="1182"/>
             <w:tcMar>
               <w:top w:w="50" w:type="dxa"/>
               <w:bottom w:w="50" w:type="dxa"/>
@@ -12738,7 +11964,7 @@
         </w:tc>
         <w:tc>
           <w:tcPr>
-            <w:tcW w:type="dxa" w:w="3307"/>
+            <w:tcW w:type="dxa" w:w="3804"/>
             <w:tcMar>
               <w:top w:w="50" w:type="dxa"/>
               <w:bottom w:w="50" w:type="dxa"/>
@@ -12760,7 +11986,7 @@
         </w:tc>
         <w:tc>
           <w:tcPr>
-            <w:tcW w:type="dxa" w:w="1653"/>
+            <w:tcW w:type="dxa" w:w="1953"/>
             <w:tcMar>
               <w:top w:w="50" w:type="dxa"/>
               <w:bottom w:w="50" w:type="dxa"/>
@@ -12782,7 +12008,7 @@
         </w:tc>
         <w:tc>
           <w:tcPr>
-            <w:tcW w:type="dxa" w:w="775"/>
+            <w:tcW w:type="dxa" w:w="771"/>
             <w:tcMar>
               <w:top w:w="50" w:type="dxa"/>
               <w:bottom w:w="50" w:type="dxa"/>
@@ -12804,7 +12030,7 @@
         </w:tc>
         <w:tc>
           <w:tcPr>
-            <w:tcW w:type="dxa" w:w="775"/>
+            <w:tcW w:type="dxa" w:w="771"/>
             <w:tcMar>
               <w:top w:w="50" w:type="dxa"/>
               <w:bottom w:w="50" w:type="dxa"/>
@@ -12826,7 +12052,7 @@
         </w:tc>
         <w:tc>
           <w:tcPr>
-            <w:tcW w:type="dxa" w:w="775"/>
+            <w:tcW w:type="dxa" w:w="771"/>
             <w:tcMar>
               <w:top w:w="50" w:type="dxa"/>
               <w:bottom w:w="50" w:type="dxa"/>
@@ -12848,7 +12074,7 @@
         </w:tc>
         <w:tc>
           <w:tcPr>
-            <w:tcW w:type="dxa" w:w="672"/>
+            <w:tcW w:type="dxa" w:w="720"/>
             <w:tcMar>
               <w:top w:w="50" w:type="dxa"/>
               <w:bottom w:w="50" w:type="dxa"/>
@@ -12865,28 +12091,6 @@
                 <w:sz w:val="16"/>
               </w:rPr>
               <w:t>3</w:t>
-            </w:r>
-          </w:p>
-        </w:tc>
-        <w:tc>
-          <w:tcPr>
-            <w:tcW w:type="dxa" w:w="827"/>
-            <w:tcMar>
-              <w:top w:w="50" w:type="dxa"/>
-              <w:bottom w:w="50" w:type="dxa"/>
-              <w:left w:w="90" w:type="dxa"/>
-              <w:right w:w="90" w:type="dxa"/>
-            </w:tcMar>
-          </w:tcPr>
-          <w:p>
-            <w:pPr>
-              <w:pStyle w:val="BDOITable"/>
-            </w:pPr>
-            <w:r>
-              <w:rPr>
-                <w:sz w:val="16"/>
-              </w:rPr>
-              <w:t>0</w:t>
             </w:r>
           </w:p>
         </w:tc>
@@ -12897,7 +12101,7 @@
         </w:trPr>
         <w:tc>
           <w:tcPr>
-            <w:tcW w:type="dxa" w:w="1188"/>
+            <w:tcW w:type="dxa" w:w="1182"/>
             <w:tcMar>
               <w:top w:w="50" w:type="dxa"/>
               <w:bottom w:w="50" w:type="dxa"/>
@@ -12920,7 +12124,7 @@
         </w:tc>
         <w:tc>
           <w:tcPr>
-            <w:tcW w:type="dxa" w:w="3307"/>
+            <w:tcW w:type="dxa" w:w="3804"/>
             <w:tcMar>
               <w:top w:w="50" w:type="dxa"/>
               <w:bottom w:w="50" w:type="dxa"/>
@@ -12943,7 +12147,7 @@
         </w:tc>
         <w:tc>
           <w:tcPr>
-            <w:tcW w:type="dxa" w:w="1653"/>
+            <w:tcW w:type="dxa" w:w="1953"/>
             <w:tcMar>
               <w:top w:w="50" w:type="dxa"/>
               <w:bottom w:w="50" w:type="dxa"/>
@@ -12966,7 +12170,7 @@
         </w:tc>
         <w:tc>
           <w:tcPr>
-            <w:tcW w:type="dxa" w:w="775"/>
+            <w:tcW w:type="dxa" w:w="771"/>
             <w:tcMar>
               <w:top w:w="50" w:type="dxa"/>
               <w:bottom w:w="50" w:type="dxa"/>
@@ -12989,7 +12193,7 @@
         </w:tc>
         <w:tc>
           <w:tcPr>
-            <w:tcW w:type="dxa" w:w="775"/>
+            <w:tcW w:type="dxa" w:w="771"/>
             <w:tcMar>
               <w:top w:w="50" w:type="dxa"/>
               <w:bottom w:w="50" w:type="dxa"/>
@@ -13012,7 +12216,7 @@
         </w:tc>
         <w:tc>
           <w:tcPr>
-            <w:tcW w:type="dxa" w:w="775"/>
+            <w:tcW w:type="dxa" w:w="771"/>
             <w:tcMar>
               <w:top w:w="50" w:type="dxa"/>
               <w:bottom w:w="50" w:type="dxa"/>
@@ -13035,7 +12239,7 @@
         </w:tc>
         <w:tc>
           <w:tcPr>
-            <w:tcW w:type="dxa" w:w="672"/>
+            <w:tcW w:type="dxa" w:w="720"/>
             <w:tcMar>
               <w:top w:w="50" w:type="dxa"/>
               <w:bottom w:w="50" w:type="dxa"/>
@@ -13053,29 +12257,6 @@
                 <w:sz w:val="16"/>
               </w:rPr>
               <w:t>6</w:t>
-            </w:r>
-          </w:p>
-        </w:tc>
-        <w:tc>
-          <w:tcPr>
-            <w:tcW w:type="dxa" w:w="827"/>
-            <w:tcMar>
-              <w:top w:w="50" w:type="dxa"/>
-              <w:bottom w:w="50" w:type="dxa"/>
-              <w:left w:w="90" w:type="dxa"/>
-              <w:right w:w="90" w:type="dxa"/>
-            </w:tcMar>
-            <w:shd w:val="clear" w:color="auto" w:fill="E5F5FF"/>
-          </w:tcPr>
-          <w:p>
-            <w:pPr>
-              <w:pStyle w:val="BDOITable"/>
-            </w:pPr>
-            <w:r>
-              <w:rPr>
-                <w:sz w:val="16"/>
-              </w:rPr>
-              <w:t>4</w:t>
             </w:r>
           </w:p>
         </w:tc>
@@ -13086,7 +12267,7 @@
         </w:trPr>
         <w:tc>
           <w:tcPr>
-            <w:tcW w:type="dxa" w:w="1188"/>
+            <w:tcW w:type="dxa" w:w="1182"/>
             <w:tcMar>
               <w:top w:w="50" w:type="dxa"/>
               <w:bottom w:w="50" w:type="dxa"/>
@@ -13108,7 +12289,7 @@
         </w:tc>
         <w:tc>
           <w:tcPr>
-            <w:tcW w:type="dxa" w:w="3307"/>
+            <w:tcW w:type="dxa" w:w="3804"/>
             <w:tcMar>
               <w:top w:w="50" w:type="dxa"/>
               <w:bottom w:w="50" w:type="dxa"/>
@@ -13130,7 +12311,7 @@
         </w:tc>
         <w:tc>
           <w:tcPr>
-            <w:tcW w:type="dxa" w:w="1653"/>
+            <w:tcW w:type="dxa" w:w="1953"/>
             <w:tcMar>
               <w:top w:w="50" w:type="dxa"/>
               <w:bottom w:w="50" w:type="dxa"/>
@@ -13152,7 +12333,7 @@
         </w:tc>
         <w:tc>
           <w:tcPr>
-            <w:tcW w:type="dxa" w:w="775"/>
+            <w:tcW w:type="dxa" w:w="771"/>
             <w:tcMar>
               <w:top w:w="50" w:type="dxa"/>
               <w:bottom w:w="50" w:type="dxa"/>
@@ -13174,7 +12355,7 @@
         </w:tc>
         <w:tc>
           <w:tcPr>
-            <w:tcW w:type="dxa" w:w="775"/>
+            <w:tcW w:type="dxa" w:w="771"/>
             <w:tcMar>
               <w:top w:w="50" w:type="dxa"/>
               <w:bottom w:w="50" w:type="dxa"/>
@@ -13196,7 +12377,7 @@
         </w:tc>
         <w:tc>
           <w:tcPr>
-            <w:tcW w:type="dxa" w:w="775"/>
+            <w:tcW w:type="dxa" w:w="771"/>
             <w:tcMar>
               <w:top w:w="50" w:type="dxa"/>
               <w:bottom w:w="50" w:type="dxa"/>
@@ -13218,7 +12399,7 @@
         </w:tc>
         <w:tc>
           <w:tcPr>
-            <w:tcW w:type="dxa" w:w="672"/>
+            <w:tcW w:type="dxa" w:w="720"/>
             <w:tcMar>
               <w:top w:w="50" w:type="dxa"/>
               <w:bottom w:w="50" w:type="dxa"/>
@@ -13235,28 +12416,6 @@
                 <w:sz w:val="16"/>
               </w:rPr>
               <w:t>3</w:t>
-            </w:r>
-          </w:p>
-        </w:tc>
-        <w:tc>
-          <w:tcPr>
-            <w:tcW w:type="dxa" w:w="827"/>
-            <w:tcMar>
-              <w:top w:w="50" w:type="dxa"/>
-              <w:bottom w:w="50" w:type="dxa"/>
-              <w:left w:w="90" w:type="dxa"/>
-              <w:right w:w="90" w:type="dxa"/>
-            </w:tcMar>
-          </w:tcPr>
-          <w:p>
-            <w:pPr>
-              <w:pStyle w:val="BDOITable"/>
-            </w:pPr>
-            <w:r>
-              <w:rPr>
-                <w:sz w:val="16"/>
-              </w:rPr>
-              <w:t>2</w:t>
             </w:r>
           </w:p>
         </w:tc>
@@ -13267,7 +12426,7 @@
         </w:trPr>
         <w:tc>
           <w:tcPr>
-            <w:tcW w:type="dxa" w:w="1188"/>
+            <w:tcW w:type="dxa" w:w="1182"/>
             <w:tcMar>
               <w:top w:w="50" w:type="dxa"/>
               <w:bottom w:w="50" w:type="dxa"/>
@@ -13290,7 +12449,7 @@
         </w:tc>
         <w:tc>
           <w:tcPr>
-            <w:tcW w:type="dxa" w:w="3307"/>
+            <w:tcW w:type="dxa" w:w="3804"/>
             <w:tcMar>
               <w:top w:w="50" w:type="dxa"/>
               <w:bottom w:w="50" w:type="dxa"/>
@@ -13313,7 +12472,7 @@
         </w:tc>
         <w:tc>
           <w:tcPr>
-            <w:tcW w:type="dxa" w:w="1653"/>
+            <w:tcW w:type="dxa" w:w="1953"/>
             <w:tcMar>
               <w:top w:w="50" w:type="dxa"/>
               <w:bottom w:w="50" w:type="dxa"/>
@@ -13336,7 +12495,7 @@
         </w:tc>
         <w:tc>
           <w:tcPr>
-            <w:tcW w:type="dxa" w:w="775"/>
+            <w:tcW w:type="dxa" w:w="771"/>
             <w:tcMar>
               <w:top w:w="50" w:type="dxa"/>
               <w:bottom w:w="50" w:type="dxa"/>
@@ -13359,7 +12518,7 @@
         </w:tc>
         <w:tc>
           <w:tcPr>
-            <w:tcW w:type="dxa" w:w="775"/>
+            <w:tcW w:type="dxa" w:w="771"/>
             <w:tcMar>
               <w:top w:w="50" w:type="dxa"/>
               <w:bottom w:w="50" w:type="dxa"/>
@@ -13382,7 +12541,7 @@
         </w:tc>
         <w:tc>
           <w:tcPr>
-            <w:tcW w:type="dxa" w:w="775"/>
+            <w:tcW w:type="dxa" w:w="771"/>
             <w:tcMar>
               <w:top w:w="50" w:type="dxa"/>
               <w:bottom w:w="50" w:type="dxa"/>
@@ -13405,7 +12564,7 @@
         </w:tc>
         <w:tc>
           <w:tcPr>
-            <w:tcW w:type="dxa" w:w="672"/>
+            <w:tcW w:type="dxa" w:w="720"/>
             <w:tcMar>
               <w:top w:w="50" w:type="dxa"/>
               <w:bottom w:w="50" w:type="dxa"/>
@@ -13423,29 +12582,6 @@
                 <w:sz w:val="16"/>
               </w:rPr>
               <w:t>7</w:t>
-            </w:r>
-          </w:p>
-        </w:tc>
-        <w:tc>
-          <w:tcPr>
-            <w:tcW w:type="dxa" w:w="827"/>
-            <w:tcMar>
-              <w:top w:w="50" w:type="dxa"/>
-              <w:bottom w:w="50" w:type="dxa"/>
-              <w:left w:w="90" w:type="dxa"/>
-              <w:right w:w="90" w:type="dxa"/>
-            </w:tcMar>
-            <w:shd w:val="clear" w:color="auto" w:fill="E5F5FF"/>
-          </w:tcPr>
-          <w:p>
-            <w:pPr>
-              <w:pStyle w:val="BDOITable"/>
-            </w:pPr>
-            <w:r>
-              <w:rPr>
-                <w:sz w:val="16"/>
-              </w:rPr>
-              <w:t>4</w:t>
             </w:r>
           </w:p>
         </w:tc>
@@ -13456,7 +12592,7 @@
         </w:trPr>
         <w:tc>
           <w:tcPr>
-            <w:tcW w:type="dxa" w:w="1188"/>
+            <w:tcW w:type="dxa" w:w="1182"/>
             <w:tcMar>
               <w:top w:w="50" w:type="dxa"/>
               <w:bottom w:w="50" w:type="dxa"/>
@@ -13478,7 +12614,7 @@
         </w:tc>
         <w:tc>
           <w:tcPr>
-            <w:tcW w:type="dxa" w:w="3307"/>
+            <w:tcW w:type="dxa" w:w="3804"/>
             <w:tcMar>
               <w:top w:w="50" w:type="dxa"/>
               <w:bottom w:w="50" w:type="dxa"/>
@@ -13500,7 +12636,7 @@
         </w:tc>
         <w:tc>
           <w:tcPr>
-            <w:tcW w:type="dxa" w:w="1653"/>
+            <w:tcW w:type="dxa" w:w="1953"/>
             <w:tcMar>
               <w:top w:w="50" w:type="dxa"/>
               <w:bottom w:w="50" w:type="dxa"/>
@@ -13522,7 +12658,7 @@
         </w:tc>
         <w:tc>
           <w:tcPr>
-            <w:tcW w:type="dxa" w:w="775"/>
+            <w:tcW w:type="dxa" w:w="771"/>
             <w:tcMar>
               <w:top w:w="50" w:type="dxa"/>
               <w:bottom w:w="50" w:type="dxa"/>
@@ -13544,7 +12680,7 @@
         </w:tc>
         <w:tc>
           <w:tcPr>
-            <w:tcW w:type="dxa" w:w="775"/>
+            <w:tcW w:type="dxa" w:w="771"/>
             <w:tcMar>
               <w:top w:w="50" w:type="dxa"/>
               <w:bottom w:w="50" w:type="dxa"/>
@@ -13566,7 +12702,7 @@
         </w:tc>
         <w:tc>
           <w:tcPr>
-            <w:tcW w:type="dxa" w:w="775"/>
+            <w:tcW w:type="dxa" w:w="771"/>
             <w:tcMar>
               <w:top w:w="50" w:type="dxa"/>
               <w:bottom w:w="50" w:type="dxa"/>
@@ -13588,7 +12724,7 @@
         </w:tc>
         <w:tc>
           <w:tcPr>
-            <w:tcW w:type="dxa" w:w="672"/>
+            <w:tcW w:type="dxa" w:w="720"/>
             <w:tcMar>
               <w:top w:w="50" w:type="dxa"/>
               <w:bottom w:w="50" w:type="dxa"/>
@@ -13605,28 +12741,6 @@
                 <w:sz w:val="16"/>
               </w:rPr>
               <w:t>5</w:t>
-            </w:r>
-          </w:p>
-        </w:tc>
-        <w:tc>
-          <w:tcPr>
-            <w:tcW w:type="dxa" w:w="827"/>
-            <w:tcMar>
-              <w:top w:w="50" w:type="dxa"/>
-              <w:bottom w:w="50" w:type="dxa"/>
-              <w:left w:w="90" w:type="dxa"/>
-              <w:right w:w="90" w:type="dxa"/>
-            </w:tcMar>
-          </w:tcPr>
-          <w:p>
-            <w:pPr>
-              <w:pStyle w:val="BDOITable"/>
-            </w:pPr>
-            <w:r>
-              <w:rPr>
-                <w:sz w:val="16"/>
-              </w:rPr>
-              <w:t>2</w:t>
             </w:r>
           </w:p>
         </w:tc>
@@ -13637,7 +12751,7 @@
         </w:trPr>
         <w:tc>
           <w:tcPr>
-            <w:tcW w:type="dxa" w:w="1188"/>
+            <w:tcW w:type="dxa" w:w="1182"/>
             <w:tcMar>
               <w:top w:w="50" w:type="dxa"/>
               <w:bottom w:w="50" w:type="dxa"/>
@@ -13660,7 +12774,7 @@
         </w:tc>
         <w:tc>
           <w:tcPr>
-            <w:tcW w:type="dxa" w:w="3307"/>
+            <w:tcW w:type="dxa" w:w="3804"/>
             <w:tcMar>
               <w:top w:w="50" w:type="dxa"/>
               <w:bottom w:w="50" w:type="dxa"/>
@@ -13683,7 +12797,7 @@
         </w:tc>
         <w:tc>
           <w:tcPr>
-            <w:tcW w:type="dxa" w:w="1653"/>
+            <w:tcW w:type="dxa" w:w="1953"/>
             <w:tcMar>
               <w:top w:w="50" w:type="dxa"/>
               <w:bottom w:w="50" w:type="dxa"/>
@@ -13706,7 +12820,7 @@
         </w:tc>
         <w:tc>
           <w:tcPr>
-            <w:tcW w:type="dxa" w:w="775"/>
+            <w:tcW w:type="dxa" w:w="771"/>
             <w:tcMar>
               <w:top w:w="50" w:type="dxa"/>
               <w:bottom w:w="50" w:type="dxa"/>
@@ -13729,7 +12843,7 @@
         </w:tc>
         <w:tc>
           <w:tcPr>
-            <w:tcW w:type="dxa" w:w="775"/>
+            <w:tcW w:type="dxa" w:w="771"/>
             <w:tcMar>
               <w:top w:w="50" w:type="dxa"/>
               <w:bottom w:w="50" w:type="dxa"/>
@@ -13752,7 +12866,7 @@
         </w:tc>
         <w:tc>
           <w:tcPr>
-            <w:tcW w:type="dxa" w:w="775"/>
+            <w:tcW w:type="dxa" w:w="771"/>
             <w:tcMar>
               <w:top w:w="50" w:type="dxa"/>
               <w:bottom w:w="50" w:type="dxa"/>
@@ -13775,7 +12889,7 @@
         </w:tc>
         <w:tc>
           <w:tcPr>
-            <w:tcW w:type="dxa" w:w="672"/>
+            <w:tcW w:type="dxa" w:w="720"/>
             <w:tcMar>
               <w:top w:w="50" w:type="dxa"/>
               <w:bottom w:w="50" w:type="dxa"/>
@@ -13793,29 +12907,6 @@
                 <w:sz w:val="16"/>
               </w:rPr>
               <w:t>4</w:t>
-            </w:r>
-          </w:p>
-        </w:tc>
-        <w:tc>
-          <w:tcPr>
-            <w:tcW w:type="dxa" w:w="827"/>
-            <w:tcMar>
-              <w:top w:w="50" w:type="dxa"/>
-              <w:bottom w:w="50" w:type="dxa"/>
-              <w:left w:w="90" w:type="dxa"/>
-              <w:right w:w="90" w:type="dxa"/>
-            </w:tcMar>
-            <w:shd w:val="clear" w:color="auto" w:fill="E5F5FF"/>
-          </w:tcPr>
-          <w:p>
-            <w:pPr>
-              <w:pStyle w:val="BDOITable"/>
-            </w:pPr>
-            <w:r>
-              <w:rPr>
-                <w:sz w:val="16"/>
-              </w:rPr>
-              <w:t>2</w:t>
             </w:r>
           </w:p>
         </w:tc>
@@ -13826,7 +12917,7 @@
         </w:trPr>
         <w:tc>
           <w:tcPr>
-            <w:tcW w:type="dxa" w:w="1188"/>
+            <w:tcW w:type="dxa" w:w="1182"/>
             <w:tcMar>
               <w:top w:w="50" w:type="dxa"/>
               <w:bottom w:w="50" w:type="dxa"/>
@@ -13848,7 +12939,7 @@
         </w:tc>
         <w:tc>
           <w:tcPr>
-            <w:tcW w:type="dxa" w:w="3307"/>
+            <w:tcW w:type="dxa" w:w="3804"/>
             <w:tcMar>
               <w:top w:w="50" w:type="dxa"/>
               <w:bottom w:w="50" w:type="dxa"/>
@@ -13870,7 +12961,7 @@
         </w:tc>
         <w:tc>
           <w:tcPr>
-            <w:tcW w:type="dxa" w:w="1653"/>
+            <w:tcW w:type="dxa" w:w="1953"/>
             <w:tcMar>
               <w:top w:w="50" w:type="dxa"/>
               <w:bottom w:w="50" w:type="dxa"/>
@@ -13892,7 +12983,7 @@
         </w:tc>
         <w:tc>
           <w:tcPr>
-            <w:tcW w:type="dxa" w:w="775"/>
+            <w:tcW w:type="dxa" w:w="771"/>
             <w:tcMar>
               <w:top w:w="50" w:type="dxa"/>
               <w:bottom w:w="50" w:type="dxa"/>
@@ -13914,7 +13005,7 @@
         </w:tc>
         <w:tc>
           <w:tcPr>
-            <w:tcW w:type="dxa" w:w="775"/>
+            <w:tcW w:type="dxa" w:w="771"/>
             <w:tcMar>
               <w:top w:w="50" w:type="dxa"/>
               <w:bottom w:w="50" w:type="dxa"/>
@@ -13936,7 +13027,7 @@
         </w:tc>
         <w:tc>
           <w:tcPr>
-            <w:tcW w:type="dxa" w:w="775"/>
+            <w:tcW w:type="dxa" w:w="771"/>
             <w:tcMar>
               <w:top w:w="50" w:type="dxa"/>
               <w:bottom w:w="50" w:type="dxa"/>
@@ -13958,7 +13049,7 @@
         </w:tc>
         <w:tc>
           <w:tcPr>
-            <w:tcW w:type="dxa" w:w="672"/>
+            <w:tcW w:type="dxa" w:w="720"/>
             <w:tcMar>
               <w:top w:w="50" w:type="dxa"/>
               <w:bottom w:w="50" w:type="dxa"/>
@@ -13975,28 +13066,6 @@
                 <w:sz w:val="16"/>
               </w:rPr>
               <w:t>4</w:t>
-            </w:r>
-          </w:p>
-        </w:tc>
-        <w:tc>
-          <w:tcPr>
-            <w:tcW w:type="dxa" w:w="827"/>
-            <w:tcMar>
-              <w:top w:w="50" w:type="dxa"/>
-              <w:bottom w:w="50" w:type="dxa"/>
-              <w:left w:w="90" w:type="dxa"/>
-              <w:right w:w="90" w:type="dxa"/>
-            </w:tcMar>
-          </w:tcPr>
-          <w:p>
-            <w:pPr>
-              <w:pStyle w:val="BDOITable"/>
-            </w:pPr>
-            <w:r>
-              <w:rPr>
-                <w:sz w:val="16"/>
-              </w:rPr>
-              <w:t>2</w:t>
             </w:r>
           </w:p>
         </w:tc>
@@ -14007,7 +13076,7 @@
         </w:trPr>
         <w:tc>
           <w:tcPr>
-            <w:tcW w:type="dxa" w:w="1188"/>
+            <w:tcW w:type="dxa" w:w="1182"/>
             <w:tcMar>
               <w:top w:w="50" w:type="dxa"/>
               <w:bottom w:w="50" w:type="dxa"/>
@@ -14030,7 +13099,7 @@
         </w:tc>
         <w:tc>
           <w:tcPr>
-            <w:tcW w:type="dxa" w:w="3307"/>
+            <w:tcW w:type="dxa" w:w="3804"/>
             <w:tcMar>
               <w:top w:w="50" w:type="dxa"/>
               <w:bottom w:w="50" w:type="dxa"/>
@@ -14053,7 +13122,7 @@
         </w:tc>
         <w:tc>
           <w:tcPr>
-            <w:tcW w:type="dxa" w:w="1653"/>
+            <w:tcW w:type="dxa" w:w="1953"/>
             <w:tcMar>
               <w:top w:w="50" w:type="dxa"/>
               <w:bottom w:w="50" w:type="dxa"/>
@@ -14076,7 +13145,7 @@
         </w:tc>
         <w:tc>
           <w:tcPr>
-            <w:tcW w:type="dxa" w:w="775"/>
+            <w:tcW w:type="dxa" w:w="771"/>
             <w:tcMar>
               <w:top w:w="50" w:type="dxa"/>
               <w:bottom w:w="50" w:type="dxa"/>
@@ -14099,7 +13168,7 @@
         </w:tc>
         <w:tc>
           <w:tcPr>
-            <w:tcW w:type="dxa" w:w="775"/>
+            <w:tcW w:type="dxa" w:w="771"/>
             <w:tcMar>
               <w:top w:w="50" w:type="dxa"/>
               <w:bottom w:w="50" w:type="dxa"/>
@@ -14122,7 +13191,7 @@
         </w:tc>
         <w:tc>
           <w:tcPr>
-            <w:tcW w:type="dxa" w:w="775"/>
+            <w:tcW w:type="dxa" w:w="771"/>
             <w:tcMar>
               <w:top w:w="50" w:type="dxa"/>
               <w:bottom w:w="50" w:type="dxa"/>
@@ -14145,7 +13214,7 @@
         </w:tc>
         <w:tc>
           <w:tcPr>
-            <w:tcW w:type="dxa" w:w="672"/>
+            <w:tcW w:type="dxa" w:w="720"/>
             <w:tcMar>
               <w:top w:w="50" w:type="dxa"/>
               <w:bottom w:w="50" w:type="dxa"/>
@@ -14163,29 +13232,6 @@
                 <w:sz w:val="16"/>
               </w:rPr>
               <w:t>6</w:t>
-            </w:r>
-          </w:p>
-        </w:tc>
-        <w:tc>
-          <w:tcPr>
-            <w:tcW w:type="dxa" w:w="827"/>
-            <w:tcMar>
-              <w:top w:w="50" w:type="dxa"/>
-              <w:bottom w:w="50" w:type="dxa"/>
-              <w:left w:w="90" w:type="dxa"/>
-              <w:right w:w="90" w:type="dxa"/>
-            </w:tcMar>
-            <w:shd w:val="clear" w:color="auto" w:fill="E5F5FF"/>
-          </w:tcPr>
-          <w:p>
-            <w:pPr>
-              <w:pStyle w:val="BDOITable"/>
-            </w:pPr>
-            <w:r>
-              <w:rPr>
-                <w:sz w:val="16"/>
-              </w:rPr>
-              <w:t>3</w:t>
             </w:r>
           </w:p>
         </w:tc>
@@ -14196,7 +13242,7 @@
         </w:trPr>
         <w:tc>
           <w:tcPr>
-            <w:tcW w:type="dxa" w:w="1188"/>
+            <w:tcW w:type="dxa" w:w="1182"/>
             <w:tcMar>
               <w:top w:w="50" w:type="dxa"/>
               <w:bottom w:w="50" w:type="dxa"/>
@@ -14218,7 +13264,7 @@
         </w:tc>
         <w:tc>
           <w:tcPr>
-            <w:tcW w:type="dxa" w:w="3307"/>
+            <w:tcW w:type="dxa" w:w="3804"/>
             <w:tcMar>
               <w:top w:w="50" w:type="dxa"/>
               <w:bottom w:w="50" w:type="dxa"/>
@@ -14240,7 +13286,7 @@
         </w:tc>
         <w:tc>
           <w:tcPr>
-            <w:tcW w:type="dxa" w:w="1653"/>
+            <w:tcW w:type="dxa" w:w="1953"/>
             <w:tcMar>
               <w:top w:w="50" w:type="dxa"/>
               <w:bottom w:w="50" w:type="dxa"/>
@@ -14262,7 +13308,7 @@
         </w:tc>
         <w:tc>
           <w:tcPr>
-            <w:tcW w:type="dxa" w:w="775"/>
+            <w:tcW w:type="dxa" w:w="771"/>
             <w:tcMar>
               <w:top w:w="50" w:type="dxa"/>
               <w:bottom w:w="50" w:type="dxa"/>
@@ -14284,7 +13330,7 @@
         </w:tc>
         <w:tc>
           <w:tcPr>
-            <w:tcW w:type="dxa" w:w="775"/>
+            <w:tcW w:type="dxa" w:w="771"/>
             <w:tcMar>
               <w:top w:w="50" w:type="dxa"/>
               <w:bottom w:w="50" w:type="dxa"/>
@@ -14306,7 +13352,7 @@
         </w:tc>
         <w:tc>
           <w:tcPr>
-            <w:tcW w:type="dxa" w:w="775"/>
+            <w:tcW w:type="dxa" w:w="771"/>
             <w:tcMar>
               <w:top w:w="50" w:type="dxa"/>
               <w:bottom w:w="50" w:type="dxa"/>
@@ -14328,7 +13374,7 @@
         </w:tc>
         <w:tc>
           <w:tcPr>
-            <w:tcW w:type="dxa" w:w="672"/>
+            <w:tcW w:type="dxa" w:w="720"/>
             <w:tcMar>
               <w:top w:w="50" w:type="dxa"/>
               <w:bottom w:w="50" w:type="dxa"/>
@@ -14345,28 +13391,6 @@
                 <w:sz w:val="16"/>
               </w:rPr>
               <w:t>2</w:t>
-            </w:r>
-          </w:p>
-        </w:tc>
-        <w:tc>
-          <w:tcPr>
-            <w:tcW w:type="dxa" w:w="827"/>
-            <w:tcMar>
-              <w:top w:w="50" w:type="dxa"/>
-              <w:bottom w:w="50" w:type="dxa"/>
-              <w:left w:w="90" w:type="dxa"/>
-              <w:right w:w="90" w:type="dxa"/>
-            </w:tcMar>
-          </w:tcPr>
-          <w:p>
-            <w:pPr>
-              <w:pStyle w:val="BDOITable"/>
-            </w:pPr>
-            <w:r>
-              <w:rPr>
-                <w:sz w:val="16"/>
-              </w:rPr>
-              <w:t>1</w:t>
             </w:r>
           </w:p>
         </w:tc>
@@ -14377,7 +13401,7 @@
         </w:trPr>
         <w:tc>
           <w:tcPr>
-            <w:tcW w:type="dxa" w:w="1188"/>
+            <w:tcW w:type="dxa" w:w="1182"/>
             <w:tcMar>
               <w:top w:w="50" w:type="dxa"/>
               <w:bottom w:w="50" w:type="dxa"/>
@@ -14400,7 +13424,7 @@
         </w:tc>
         <w:tc>
           <w:tcPr>
-            <w:tcW w:type="dxa" w:w="3307"/>
+            <w:tcW w:type="dxa" w:w="3804"/>
             <w:tcMar>
               <w:top w:w="50" w:type="dxa"/>
               <w:bottom w:w="50" w:type="dxa"/>
@@ -14423,7 +13447,7 @@
         </w:tc>
         <w:tc>
           <w:tcPr>
-            <w:tcW w:type="dxa" w:w="1653"/>
+            <w:tcW w:type="dxa" w:w="1953"/>
             <w:tcMar>
               <w:top w:w="50" w:type="dxa"/>
               <w:bottom w:w="50" w:type="dxa"/>
@@ -14446,7 +13470,7 @@
         </w:tc>
         <w:tc>
           <w:tcPr>
-            <w:tcW w:type="dxa" w:w="775"/>
+            <w:tcW w:type="dxa" w:w="771"/>
             <w:tcMar>
               <w:top w:w="50" w:type="dxa"/>
               <w:bottom w:w="50" w:type="dxa"/>
@@ -14469,7 +13493,7 @@
         </w:tc>
         <w:tc>
           <w:tcPr>
-            <w:tcW w:type="dxa" w:w="775"/>
+            <w:tcW w:type="dxa" w:w="771"/>
             <w:tcMar>
               <w:top w:w="50" w:type="dxa"/>
               <w:bottom w:w="50" w:type="dxa"/>
@@ -14492,7 +13516,7 @@
         </w:tc>
         <w:tc>
           <w:tcPr>
-            <w:tcW w:type="dxa" w:w="775"/>
+            <w:tcW w:type="dxa" w:w="771"/>
             <w:tcMar>
               <w:top w:w="50" w:type="dxa"/>
               <w:bottom w:w="50" w:type="dxa"/>
@@ -14515,7 +13539,7 @@
         </w:tc>
         <w:tc>
           <w:tcPr>
-            <w:tcW w:type="dxa" w:w="672"/>
+            <w:tcW w:type="dxa" w:w="720"/>
             <w:tcMar>
               <w:top w:w="50" w:type="dxa"/>
               <w:bottom w:w="50" w:type="dxa"/>
@@ -14533,29 +13557,6 @@
                 <w:sz w:val="16"/>
               </w:rPr>
               <w:t>10</w:t>
-            </w:r>
-          </w:p>
-        </w:tc>
-        <w:tc>
-          <w:tcPr>
-            <w:tcW w:type="dxa" w:w="827"/>
-            <w:tcMar>
-              <w:top w:w="50" w:type="dxa"/>
-              <w:bottom w:w="50" w:type="dxa"/>
-              <w:left w:w="90" w:type="dxa"/>
-              <w:right w:w="90" w:type="dxa"/>
-            </w:tcMar>
-            <w:shd w:val="clear" w:color="auto" w:fill="E5F5FF"/>
-          </w:tcPr>
-          <w:p>
-            <w:pPr>
-              <w:pStyle w:val="BDOITable"/>
-            </w:pPr>
-            <w:r>
-              <w:rPr>
-                <w:sz w:val="16"/>
-              </w:rPr>
-              <w:t>7</w:t>
             </w:r>
           </w:p>
         </w:tc>
@@ -14566,7 +13567,7 @@
         </w:trPr>
         <w:tc>
           <w:tcPr>
-            <w:tcW w:type="dxa" w:w="1188"/>
+            <w:tcW w:type="dxa" w:w="1182"/>
             <w:tcMar>
               <w:top w:w="50" w:type="dxa"/>
               <w:bottom w:w="50" w:type="dxa"/>
@@ -14588,7 +13589,7 @@
         </w:tc>
         <w:tc>
           <w:tcPr>
-            <w:tcW w:type="dxa" w:w="3307"/>
+            <w:tcW w:type="dxa" w:w="3804"/>
             <w:tcMar>
               <w:top w:w="50" w:type="dxa"/>
               <w:bottom w:w="50" w:type="dxa"/>
@@ -14610,7 +13611,7 @@
         </w:tc>
         <w:tc>
           <w:tcPr>
-            <w:tcW w:type="dxa" w:w="1653"/>
+            <w:tcW w:type="dxa" w:w="1953"/>
             <w:tcMar>
               <w:top w:w="50" w:type="dxa"/>
               <w:bottom w:w="50" w:type="dxa"/>
@@ -14632,7 +13633,7 @@
         </w:tc>
         <w:tc>
           <w:tcPr>
-            <w:tcW w:type="dxa" w:w="775"/>
+            <w:tcW w:type="dxa" w:w="771"/>
             <w:tcMar>
               <w:top w:w="50" w:type="dxa"/>
               <w:bottom w:w="50" w:type="dxa"/>
@@ -14654,7 +13655,7 @@
         </w:tc>
         <w:tc>
           <w:tcPr>
-            <w:tcW w:type="dxa" w:w="775"/>
+            <w:tcW w:type="dxa" w:w="771"/>
             <w:tcMar>
               <w:top w:w="50" w:type="dxa"/>
               <w:bottom w:w="50" w:type="dxa"/>
@@ -14676,7 +13677,7 @@
         </w:tc>
         <w:tc>
           <w:tcPr>
-            <w:tcW w:type="dxa" w:w="775"/>
+            <w:tcW w:type="dxa" w:w="771"/>
             <w:tcMar>
               <w:top w:w="50" w:type="dxa"/>
               <w:bottom w:w="50" w:type="dxa"/>
@@ -14698,7 +13699,7 @@
         </w:tc>
         <w:tc>
           <w:tcPr>
-            <w:tcW w:type="dxa" w:w="672"/>
+            <w:tcW w:type="dxa" w:w="720"/>
             <w:tcMar>
               <w:top w:w="50" w:type="dxa"/>
               <w:bottom w:w="50" w:type="dxa"/>
@@ -14715,28 +13716,6 @@
                 <w:sz w:val="16"/>
               </w:rPr>
               <w:t>6</w:t>
-            </w:r>
-          </w:p>
-        </w:tc>
-        <w:tc>
-          <w:tcPr>
-            <w:tcW w:type="dxa" w:w="827"/>
-            <w:tcMar>
-              <w:top w:w="50" w:type="dxa"/>
-              <w:bottom w:w="50" w:type="dxa"/>
-              <w:left w:w="90" w:type="dxa"/>
-              <w:right w:w="90" w:type="dxa"/>
-            </w:tcMar>
-          </w:tcPr>
-          <w:p>
-            <w:pPr>
-              <w:pStyle w:val="BDOITable"/>
-            </w:pPr>
-            <w:r>
-              <w:rPr>
-                <w:sz w:val="16"/>
-              </w:rPr>
-              <w:t>3</w:t>
             </w:r>
           </w:p>
         </w:tc>
@@ -14747,7 +13726,7 @@
         </w:trPr>
         <w:tc>
           <w:tcPr>
-            <w:tcW w:type="dxa" w:w="1188"/>
+            <w:tcW w:type="dxa" w:w="1182"/>
             <w:tcMar>
               <w:top w:w="50" w:type="dxa"/>
               <w:bottom w:w="50" w:type="dxa"/>
@@ -14770,7 +13749,7 @@
         </w:tc>
         <w:tc>
           <w:tcPr>
-            <w:tcW w:type="dxa" w:w="3307"/>
+            <w:tcW w:type="dxa" w:w="3804"/>
             <w:tcMar>
               <w:top w:w="50" w:type="dxa"/>
               <w:bottom w:w="50" w:type="dxa"/>
@@ -14793,7 +13772,7 @@
         </w:tc>
         <w:tc>
           <w:tcPr>
-            <w:tcW w:type="dxa" w:w="1653"/>
+            <w:tcW w:type="dxa" w:w="1953"/>
             <w:tcMar>
               <w:top w:w="50" w:type="dxa"/>
               <w:bottom w:w="50" w:type="dxa"/>
@@ -14816,7 +13795,7 @@
         </w:tc>
         <w:tc>
           <w:tcPr>
-            <w:tcW w:type="dxa" w:w="775"/>
+            <w:tcW w:type="dxa" w:w="771"/>
             <w:tcMar>
               <w:top w:w="50" w:type="dxa"/>
               <w:bottom w:w="50" w:type="dxa"/>
@@ -14839,7 +13818,7 @@
         </w:tc>
         <w:tc>
           <w:tcPr>
-            <w:tcW w:type="dxa" w:w="775"/>
+            <w:tcW w:type="dxa" w:w="771"/>
             <w:tcMar>
               <w:top w:w="50" w:type="dxa"/>
               <w:bottom w:w="50" w:type="dxa"/>
@@ -14862,7 +13841,7 @@
         </w:tc>
         <w:tc>
           <w:tcPr>
-            <w:tcW w:type="dxa" w:w="775"/>
+            <w:tcW w:type="dxa" w:w="771"/>
             <w:tcMar>
               <w:top w:w="50" w:type="dxa"/>
               <w:bottom w:w="50" w:type="dxa"/>
@@ -14885,30 +13864,7 @@
         </w:tc>
         <w:tc>
           <w:tcPr>
-            <w:tcW w:type="dxa" w:w="672"/>
-            <w:tcMar>
-              <w:top w:w="50" w:type="dxa"/>
-              <w:bottom w:w="50" w:type="dxa"/>
-              <w:left w:w="90" w:type="dxa"/>
-              <w:right w:w="90" w:type="dxa"/>
-            </w:tcMar>
-            <w:shd w:val="clear" w:color="auto" w:fill="E5F5FF"/>
-          </w:tcPr>
-          <w:p>
-            <w:pPr>
-              <w:pStyle w:val="BDOITable"/>
-            </w:pPr>
-            <w:r>
-              <w:rPr>
-                <w:sz w:val="16"/>
-              </w:rPr>
-              <w:t>3</w:t>
-            </w:r>
-          </w:p>
-        </w:tc>
-        <w:tc>
-          <w:tcPr>
-            <w:tcW w:type="dxa" w:w="827"/>
+            <w:tcW w:type="dxa" w:w="720"/>
             <w:tcMar>
               <w:top w:w="50" w:type="dxa"/>
               <w:bottom w:w="50" w:type="dxa"/>
@@ -14936,7 +13892,7 @@
         </w:trPr>
         <w:tc>
           <w:tcPr>
-            <w:tcW w:type="dxa" w:w="1188"/>
+            <w:tcW w:type="dxa" w:w="1182"/>
             <w:tcMar>
               <w:top w:w="50" w:type="dxa"/>
               <w:bottom w:w="50" w:type="dxa"/>
@@ -14958,7 +13914,7 @@
         </w:tc>
         <w:tc>
           <w:tcPr>
-            <w:tcW w:type="dxa" w:w="3307"/>
+            <w:tcW w:type="dxa" w:w="3804"/>
             <w:tcMar>
               <w:top w:w="50" w:type="dxa"/>
               <w:bottom w:w="50" w:type="dxa"/>
@@ -14980,7 +13936,7 @@
         </w:tc>
         <w:tc>
           <w:tcPr>
-            <w:tcW w:type="dxa" w:w="1653"/>
+            <w:tcW w:type="dxa" w:w="1953"/>
             <w:tcMar>
               <w:top w:w="50" w:type="dxa"/>
               <w:bottom w:w="50" w:type="dxa"/>
@@ -15002,7 +13958,7 @@
         </w:tc>
         <w:tc>
           <w:tcPr>
-            <w:tcW w:type="dxa" w:w="775"/>
+            <w:tcW w:type="dxa" w:w="771"/>
             <w:tcMar>
               <w:top w:w="50" w:type="dxa"/>
               <w:bottom w:w="50" w:type="dxa"/>
@@ -15024,7 +13980,7 @@
         </w:tc>
         <w:tc>
           <w:tcPr>
-            <w:tcW w:type="dxa" w:w="775"/>
+            <w:tcW w:type="dxa" w:w="771"/>
             <w:tcMar>
               <w:top w:w="50" w:type="dxa"/>
               <w:bottom w:w="50" w:type="dxa"/>
@@ -15046,7 +14002,7 @@
         </w:tc>
         <w:tc>
           <w:tcPr>
-            <w:tcW w:type="dxa" w:w="775"/>
+            <w:tcW w:type="dxa" w:w="771"/>
             <w:tcMar>
               <w:top w:w="50" w:type="dxa"/>
               <w:bottom w:w="50" w:type="dxa"/>
@@ -15068,7 +14024,7 @@
         </w:tc>
         <w:tc>
           <w:tcPr>
-            <w:tcW w:type="dxa" w:w="672"/>
+            <w:tcW w:type="dxa" w:w="720"/>
             <w:tcMar>
               <w:top w:w="50" w:type="dxa"/>
               <w:bottom w:w="50" w:type="dxa"/>
@@ -15085,28 +14041,6 @@
                 <w:sz w:val="16"/>
               </w:rPr>
               <w:t>3</w:t>
-            </w:r>
-          </w:p>
-        </w:tc>
-        <w:tc>
-          <w:tcPr>
-            <w:tcW w:type="dxa" w:w="827"/>
-            <w:tcMar>
-              <w:top w:w="50" w:type="dxa"/>
-              <w:bottom w:w="50" w:type="dxa"/>
-              <w:left w:w="90" w:type="dxa"/>
-              <w:right w:w="90" w:type="dxa"/>
-            </w:tcMar>
-          </w:tcPr>
-          <w:p>
-            <w:pPr>
-              <w:pStyle w:val="BDOITable"/>
-            </w:pPr>
-            <w:r>
-              <w:rPr>
-                <w:sz w:val="16"/>
-              </w:rPr>
-              <w:t>1</w:t>
             </w:r>
           </w:p>
         </w:tc>
@@ -15117,7 +14051,7 @@
         </w:trPr>
         <w:tc>
           <w:tcPr>
-            <w:tcW w:type="dxa" w:w="1188"/>
+            <w:tcW w:type="dxa" w:w="1182"/>
             <w:tcMar>
               <w:top w:w="50" w:type="dxa"/>
               <w:bottom w:w="50" w:type="dxa"/>
@@ -15140,7 +14074,7 @@
         </w:tc>
         <w:tc>
           <w:tcPr>
-            <w:tcW w:type="dxa" w:w="3307"/>
+            <w:tcW w:type="dxa" w:w="3804"/>
             <w:tcMar>
               <w:top w:w="50" w:type="dxa"/>
               <w:bottom w:w="50" w:type="dxa"/>
@@ -15163,7 +14097,7 @@
         </w:tc>
         <w:tc>
           <w:tcPr>
-            <w:tcW w:type="dxa" w:w="1653"/>
+            <w:tcW w:type="dxa" w:w="1953"/>
             <w:tcMar>
               <w:top w:w="50" w:type="dxa"/>
               <w:bottom w:w="50" w:type="dxa"/>
@@ -15186,7 +14120,7 @@
         </w:tc>
         <w:tc>
           <w:tcPr>
-            <w:tcW w:type="dxa" w:w="775"/>
+            <w:tcW w:type="dxa" w:w="771"/>
             <w:tcMar>
               <w:top w:w="50" w:type="dxa"/>
               <w:bottom w:w="50" w:type="dxa"/>
@@ -15209,7 +14143,7 @@
         </w:tc>
         <w:tc>
           <w:tcPr>
-            <w:tcW w:type="dxa" w:w="775"/>
+            <w:tcW w:type="dxa" w:w="771"/>
             <w:tcMar>
               <w:top w:w="50" w:type="dxa"/>
               <w:bottom w:w="50" w:type="dxa"/>
@@ -15232,7 +14166,7 @@
         </w:tc>
         <w:tc>
           <w:tcPr>
-            <w:tcW w:type="dxa" w:w="775"/>
+            <w:tcW w:type="dxa" w:w="771"/>
             <w:tcMar>
               <w:top w:w="50" w:type="dxa"/>
               <w:bottom w:w="50" w:type="dxa"/>
@@ -15255,30 +14189,7 @@
         </w:tc>
         <w:tc>
           <w:tcPr>
-            <w:tcW w:type="dxa" w:w="672"/>
-            <w:tcMar>
-              <w:top w:w="50" w:type="dxa"/>
-              <w:bottom w:w="50" w:type="dxa"/>
-              <w:left w:w="90" w:type="dxa"/>
-              <w:right w:w="90" w:type="dxa"/>
-            </w:tcMar>
-            <w:shd w:val="clear" w:color="auto" w:fill="E5F5FF"/>
-          </w:tcPr>
-          <w:p>
-            <w:pPr>
-              <w:pStyle w:val="BDOITable"/>
-            </w:pPr>
-            <w:r>
-              <w:rPr>
-                <w:sz w:val="16"/>
-              </w:rPr>
-              <w:t>3</w:t>
-            </w:r>
-          </w:p>
-        </w:tc>
-        <w:tc>
-          <w:tcPr>
-            <w:tcW w:type="dxa" w:w="827"/>
+            <w:tcW w:type="dxa" w:w="720"/>
             <w:tcMar>
               <w:top w:w="50" w:type="dxa"/>
               <w:bottom w:w="50" w:type="dxa"/>
@@ -15306,7 +14217,7 @@
         </w:trPr>
         <w:tc>
           <w:tcPr>
-            <w:tcW w:type="dxa" w:w="1188"/>
+            <w:tcW w:type="dxa" w:w="1182"/>
             <w:tcMar>
               <w:top w:w="50" w:type="dxa"/>
               <w:bottom w:w="50" w:type="dxa"/>
@@ -15328,7 +14239,7 @@
         </w:tc>
         <w:tc>
           <w:tcPr>
-            <w:tcW w:type="dxa" w:w="3307"/>
+            <w:tcW w:type="dxa" w:w="3804"/>
             <w:tcMar>
               <w:top w:w="50" w:type="dxa"/>
               <w:bottom w:w="50" w:type="dxa"/>
@@ -15350,7 +14261,7 @@
         </w:tc>
         <w:tc>
           <w:tcPr>
-            <w:tcW w:type="dxa" w:w="1653"/>
+            <w:tcW w:type="dxa" w:w="1953"/>
             <w:tcMar>
               <w:top w:w="50" w:type="dxa"/>
               <w:bottom w:w="50" w:type="dxa"/>
@@ -15372,7 +14283,7 @@
         </w:tc>
         <w:tc>
           <w:tcPr>
-            <w:tcW w:type="dxa" w:w="775"/>
+            <w:tcW w:type="dxa" w:w="771"/>
             <w:tcMar>
               <w:top w:w="50" w:type="dxa"/>
               <w:bottom w:w="50" w:type="dxa"/>
@@ -15394,7 +14305,7 @@
         </w:tc>
         <w:tc>
           <w:tcPr>
-            <w:tcW w:type="dxa" w:w="775"/>
+            <w:tcW w:type="dxa" w:w="771"/>
             <w:tcMar>
               <w:top w:w="50" w:type="dxa"/>
               <w:bottom w:w="50" w:type="dxa"/>
@@ -15416,7 +14327,7 @@
         </w:tc>
         <w:tc>
           <w:tcPr>
-            <w:tcW w:type="dxa" w:w="775"/>
+            <w:tcW w:type="dxa" w:w="771"/>
             <w:tcMar>
               <w:top w:w="50" w:type="dxa"/>
               <w:bottom w:w="50" w:type="dxa"/>
@@ -15438,7 +14349,7 @@
         </w:tc>
         <w:tc>
           <w:tcPr>
-            <w:tcW w:type="dxa" w:w="672"/>
+            <w:tcW w:type="dxa" w:w="720"/>
             <w:tcMar>
               <w:top w:w="50" w:type="dxa"/>
               <w:bottom w:w="50" w:type="dxa"/>
@@ -15455,28 +14366,6 @@
                 <w:sz w:val="16"/>
               </w:rPr>
               <w:t>8</w:t>
-            </w:r>
-          </w:p>
-        </w:tc>
-        <w:tc>
-          <w:tcPr>
-            <w:tcW w:type="dxa" w:w="827"/>
-            <w:tcMar>
-              <w:top w:w="50" w:type="dxa"/>
-              <w:bottom w:w="50" w:type="dxa"/>
-              <w:left w:w="90" w:type="dxa"/>
-              <w:right w:w="90" w:type="dxa"/>
-            </w:tcMar>
-          </w:tcPr>
-          <w:p>
-            <w:pPr>
-              <w:pStyle w:val="BDOITable"/>
-            </w:pPr>
-            <w:r>
-              <w:rPr>
-                <w:sz w:val="16"/>
-              </w:rPr>
-              <w:t>5</w:t>
             </w:r>
           </w:p>
         </w:tc>
@@ -15487,7 +14376,7 @@
         </w:trPr>
         <w:tc>
           <w:tcPr>
-            <w:tcW w:type="dxa" w:w="1188"/>
+            <w:tcW w:type="dxa" w:w="1182"/>
             <w:tcMar>
               <w:top w:w="50" w:type="dxa"/>
               <w:bottom w:w="50" w:type="dxa"/>
@@ -15510,7 +14399,7 @@
         </w:tc>
         <w:tc>
           <w:tcPr>
-            <w:tcW w:type="dxa" w:w="3307"/>
+            <w:tcW w:type="dxa" w:w="3804"/>
             <w:tcMar>
               <w:top w:w="50" w:type="dxa"/>
               <w:bottom w:w="50" w:type="dxa"/>
@@ -15533,7 +14422,7 @@
         </w:tc>
         <w:tc>
           <w:tcPr>
-            <w:tcW w:type="dxa" w:w="1653"/>
+            <w:tcW w:type="dxa" w:w="1953"/>
             <w:tcMar>
               <w:top w:w="50" w:type="dxa"/>
               <w:bottom w:w="50" w:type="dxa"/>
@@ -15556,7 +14445,7 @@
         </w:tc>
         <w:tc>
           <w:tcPr>
-            <w:tcW w:type="dxa" w:w="775"/>
+            <w:tcW w:type="dxa" w:w="771"/>
             <w:tcMar>
               <w:top w:w="50" w:type="dxa"/>
               <w:bottom w:w="50" w:type="dxa"/>
@@ -15579,7 +14468,7 @@
         </w:tc>
         <w:tc>
           <w:tcPr>
-            <w:tcW w:type="dxa" w:w="775"/>
+            <w:tcW w:type="dxa" w:w="771"/>
             <w:tcMar>
               <w:top w:w="50" w:type="dxa"/>
               <w:bottom w:w="50" w:type="dxa"/>
@@ -15602,7 +14491,7 @@
         </w:tc>
         <w:tc>
           <w:tcPr>
-            <w:tcW w:type="dxa" w:w="775"/>
+            <w:tcW w:type="dxa" w:w="771"/>
             <w:tcMar>
               <w:top w:w="50" w:type="dxa"/>
               <w:bottom w:w="50" w:type="dxa"/>
@@ -15625,7 +14514,7 @@
         </w:tc>
         <w:tc>
           <w:tcPr>
-            <w:tcW w:type="dxa" w:w="672"/>
+            <w:tcW w:type="dxa" w:w="720"/>
             <w:tcMar>
               <w:top w:w="50" w:type="dxa"/>
               <w:bottom w:w="50" w:type="dxa"/>
@@ -15643,29 +14532,6 @@
                 <w:sz w:val="16"/>
               </w:rPr>
               <w:t>4</w:t>
-            </w:r>
-          </w:p>
-        </w:tc>
-        <w:tc>
-          <w:tcPr>
-            <w:tcW w:type="dxa" w:w="827"/>
-            <w:tcMar>
-              <w:top w:w="50" w:type="dxa"/>
-              <w:bottom w:w="50" w:type="dxa"/>
-              <w:left w:w="90" w:type="dxa"/>
-              <w:right w:w="90" w:type="dxa"/>
-            </w:tcMar>
-            <w:shd w:val="clear" w:color="auto" w:fill="E5F5FF"/>
-          </w:tcPr>
-          <w:p>
-            <w:pPr>
-              <w:pStyle w:val="BDOITable"/>
-            </w:pPr>
-            <w:r>
-              <w:rPr>
-                <w:sz w:val="16"/>
-              </w:rPr>
-              <w:t>2</w:t>
             </w:r>
           </w:p>
         </w:tc>
@@ -15676,7 +14542,7 @@
         </w:trPr>
         <w:tc>
           <w:tcPr>
-            <w:tcW w:type="dxa" w:w="1188"/>
+            <w:tcW w:type="dxa" w:w="1182"/>
             <w:tcMar>
               <w:top w:w="50" w:type="dxa"/>
               <w:bottom w:w="50" w:type="dxa"/>
@@ -15698,7 +14564,7 @@
         </w:tc>
         <w:tc>
           <w:tcPr>
-            <w:tcW w:type="dxa" w:w="3307"/>
+            <w:tcW w:type="dxa" w:w="3804"/>
             <w:tcMar>
               <w:top w:w="50" w:type="dxa"/>
               <w:bottom w:w="50" w:type="dxa"/>
@@ -15720,7 +14586,7 @@
         </w:tc>
         <w:tc>
           <w:tcPr>
-            <w:tcW w:type="dxa" w:w="1653"/>
+            <w:tcW w:type="dxa" w:w="1953"/>
             <w:tcMar>
               <w:top w:w="50" w:type="dxa"/>
               <w:bottom w:w="50" w:type="dxa"/>
@@ -15742,7 +14608,7 @@
         </w:tc>
         <w:tc>
           <w:tcPr>
-            <w:tcW w:type="dxa" w:w="775"/>
+            <w:tcW w:type="dxa" w:w="771"/>
             <w:tcMar>
               <w:top w:w="50" w:type="dxa"/>
               <w:bottom w:w="50" w:type="dxa"/>
@@ -15764,7 +14630,7 @@
         </w:tc>
         <w:tc>
           <w:tcPr>
-            <w:tcW w:type="dxa" w:w="775"/>
+            <w:tcW w:type="dxa" w:w="771"/>
             <w:tcMar>
               <w:top w:w="50" w:type="dxa"/>
               <w:bottom w:w="50" w:type="dxa"/>
@@ -15786,7 +14652,7 @@
         </w:tc>
         <w:tc>
           <w:tcPr>
-            <w:tcW w:type="dxa" w:w="775"/>
+            <w:tcW w:type="dxa" w:w="771"/>
             <w:tcMar>
               <w:top w:w="50" w:type="dxa"/>
               <w:bottom w:w="50" w:type="dxa"/>
@@ -15808,7 +14674,7 @@
         </w:tc>
         <w:tc>
           <w:tcPr>
-            <w:tcW w:type="dxa" w:w="672"/>
+            <w:tcW w:type="dxa" w:w="720"/>
             <w:tcMar>
               <w:top w:w="50" w:type="dxa"/>
               <w:bottom w:w="50" w:type="dxa"/>
@@ -15825,28 +14691,6 @@
                 <w:sz w:val="16"/>
               </w:rPr>
               <w:t>7</w:t>
-            </w:r>
-          </w:p>
-        </w:tc>
-        <w:tc>
-          <w:tcPr>
-            <w:tcW w:type="dxa" w:w="827"/>
-            <w:tcMar>
-              <w:top w:w="50" w:type="dxa"/>
-              <w:bottom w:w="50" w:type="dxa"/>
-              <w:left w:w="90" w:type="dxa"/>
-              <w:right w:w="90" w:type="dxa"/>
-            </w:tcMar>
-          </w:tcPr>
-          <w:p>
-            <w:pPr>
-              <w:pStyle w:val="BDOITable"/>
-            </w:pPr>
-            <w:r>
-              <w:rPr>
-                <w:sz w:val="16"/>
-              </w:rPr>
-              <w:t>4</w:t>
             </w:r>
           </w:p>
         </w:tc>
@@ -15857,7 +14701,7 @@
         </w:trPr>
         <w:tc>
           <w:tcPr>
-            <w:tcW w:type="dxa" w:w="1188"/>
+            <w:tcW w:type="dxa" w:w="1182"/>
             <w:tcMar>
               <w:top w:w="50" w:type="dxa"/>
               <w:bottom w:w="50" w:type="dxa"/>
@@ -15880,7 +14724,7 @@
         </w:tc>
         <w:tc>
           <w:tcPr>
-            <w:tcW w:type="dxa" w:w="3307"/>
+            <w:tcW w:type="dxa" w:w="3804"/>
             <w:tcMar>
               <w:top w:w="50" w:type="dxa"/>
               <w:bottom w:w="50" w:type="dxa"/>
@@ -15903,7 +14747,7 @@
         </w:tc>
         <w:tc>
           <w:tcPr>
-            <w:tcW w:type="dxa" w:w="1653"/>
+            <w:tcW w:type="dxa" w:w="1953"/>
             <w:tcMar>
               <w:top w:w="50" w:type="dxa"/>
               <w:bottom w:w="50" w:type="dxa"/>
@@ -15926,7 +14770,7 @@
         </w:tc>
         <w:tc>
           <w:tcPr>
-            <w:tcW w:type="dxa" w:w="775"/>
+            <w:tcW w:type="dxa" w:w="771"/>
             <w:tcMar>
               <w:top w:w="50" w:type="dxa"/>
               <w:bottom w:w="50" w:type="dxa"/>
@@ -15949,7 +14793,7 @@
         </w:tc>
         <w:tc>
           <w:tcPr>
-            <w:tcW w:type="dxa" w:w="775"/>
+            <w:tcW w:type="dxa" w:w="771"/>
             <w:tcMar>
               <w:top w:w="50" w:type="dxa"/>
               <w:bottom w:w="50" w:type="dxa"/>
@@ -15972,7 +14816,7 @@
         </w:tc>
         <w:tc>
           <w:tcPr>
-            <w:tcW w:type="dxa" w:w="775"/>
+            <w:tcW w:type="dxa" w:w="771"/>
             <w:tcMar>
               <w:top w:w="50" w:type="dxa"/>
               <w:bottom w:w="50" w:type="dxa"/>
@@ -15995,7 +14839,7 @@
         </w:tc>
         <w:tc>
           <w:tcPr>
-            <w:tcW w:type="dxa" w:w="672"/>
+            <w:tcW w:type="dxa" w:w="720"/>
             <w:tcMar>
               <w:top w:w="50" w:type="dxa"/>
               <w:bottom w:w="50" w:type="dxa"/>
@@ -16013,29 +14857,6 @@
                 <w:sz w:val="16"/>
               </w:rPr>
               <w:t>5</w:t>
-            </w:r>
-          </w:p>
-        </w:tc>
-        <w:tc>
-          <w:tcPr>
-            <w:tcW w:type="dxa" w:w="827"/>
-            <w:tcMar>
-              <w:top w:w="50" w:type="dxa"/>
-              <w:bottom w:w="50" w:type="dxa"/>
-              <w:left w:w="90" w:type="dxa"/>
-              <w:right w:w="90" w:type="dxa"/>
-            </w:tcMar>
-            <w:shd w:val="clear" w:color="auto" w:fill="E5F5FF"/>
-          </w:tcPr>
-          <w:p>
-            <w:pPr>
-              <w:pStyle w:val="BDOITable"/>
-            </w:pPr>
-            <w:r>
-              <w:rPr>
-                <w:sz w:val="16"/>
-              </w:rPr>
-              <w:t>4</w:t>
             </w:r>
           </w:p>
         </w:tc>
@@ -16046,7 +14867,7 @@
         </w:trPr>
         <w:tc>
           <w:tcPr>
-            <w:tcW w:type="dxa" w:w="1188"/>
+            <w:tcW w:type="dxa" w:w="1182"/>
             <w:tcMar>
               <w:top w:w="50" w:type="dxa"/>
               <w:bottom w:w="50" w:type="dxa"/>
@@ -16068,7 +14889,7 @@
         </w:tc>
         <w:tc>
           <w:tcPr>
-            <w:tcW w:type="dxa" w:w="3307"/>
+            <w:tcW w:type="dxa" w:w="3804"/>
             <w:tcMar>
               <w:top w:w="50" w:type="dxa"/>
               <w:bottom w:w="50" w:type="dxa"/>
@@ -16090,7 +14911,7 @@
         </w:tc>
         <w:tc>
           <w:tcPr>
-            <w:tcW w:type="dxa" w:w="1653"/>
+            <w:tcW w:type="dxa" w:w="1953"/>
             <w:tcMar>
               <w:top w:w="50" w:type="dxa"/>
               <w:bottom w:w="50" w:type="dxa"/>
@@ -16112,7 +14933,7 @@
         </w:tc>
         <w:tc>
           <w:tcPr>
-            <w:tcW w:type="dxa" w:w="775"/>
+            <w:tcW w:type="dxa" w:w="771"/>
             <w:tcMar>
               <w:top w:w="50" w:type="dxa"/>
               <w:bottom w:w="50" w:type="dxa"/>
@@ -16134,7 +14955,7 @@
         </w:tc>
         <w:tc>
           <w:tcPr>
-            <w:tcW w:type="dxa" w:w="775"/>
+            <w:tcW w:type="dxa" w:w="771"/>
             <w:tcMar>
               <w:top w:w="50" w:type="dxa"/>
               <w:bottom w:w="50" w:type="dxa"/>
@@ -16156,7 +14977,7 @@
         </w:tc>
         <w:tc>
           <w:tcPr>
-            <w:tcW w:type="dxa" w:w="775"/>
+            <w:tcW w:type="dxa" w:w="771"/>
             <w:tcMar>
               <w:top w:w="50" w:type="dxa"/>
               <w:bottom w:w="50" w:type="dxa"/>
@@ -16178,7 +14999,7 @@
         </w:tc>
         <w:tc>
           <w:tcPr>
-            <w:tcW w:type="dxa" w:w="672"/>
+            <w:tcW w:type="dxa" w:w="720"/>
             <w:tcMar>
               <w:top w:w="50" w:type="dxa"/>
               <w:bottom w:w="50" w:type="dxa"/>
@@ -16195,28 +15016,6 @@
                 <w:sz w:val="16"/>
               </w:rPr>
               <w:t>8</w:t>
-            </w:r>
-          </w:p>
-        </w:tc>
-        <w:tc>
-          <w:tcPr>
-            <w:tcW w:type="dxa" w:w="827"/>
-            <w:tcMar>
-              <w:top w:w="50" w:type="dxa"/>
-              <w:bottom w:w="50" w:type="dxa"/>
-              <w:left w:w="90" w:type="dxa"/>
-              <w:right w:w="90" w:type="dxa"/>
-            </w:tcMar>
-          </w:tcPr>
-          <w:p>
-            <w:pPr>
-              <w:pStyle w:val="BDOITable"/>
-            </w:pPr>
-            <w:r>
-              <w:rPr>
-                <w:sz w:val="16"/>
-              </w:rPr>
-              <w:t>3</w:t>
             </w:r>
           </w:p>
         </w:tc>
@@ -16227,7 +15026,7 @@
         </w:trPr>
         <w:tc>
           <w:tcPr>
-            <w:tcW w:type="dxa" w:w="1188"/>
+            <w:tcW w:type="dxa" w:w="1182"/>
             <w:tcMar>
               <w:top w:w="50" w:type="dxa"/>
               <w:bottom w:w="50" w:type="dxa"/>
@@ -16250,7 +15049,7 @@
         </w:tc>
         <w:tc>
           <w:tcPr>
-            <w:tcW w:type="dxa" w:w="3307"/>
+            <w:tcW w:type="dxa" w:w="3804"/>
             <w:tcMar>
               <w:top w:w="50" w:type="dxa"/>
               <w:bottom w:w="50" w:type="dxa"/>
@@ -16273,7 +15072,7 @@
         </w:tc>
         <w:tc>
           <w:tcPr>
-            <w:tcW w:type="dxa" w:w="1653"/>
+            <w:tcW w:type="dxa" w:w="1953"/>
             <w:tcMar>
               <w:top w:w="50" w:type="dxa"/>
               <w:bottom w:w="50" w:type="dxa"/>
@@ -16296,7 +15095,7 @@
         </w:tc>
         <w:tc>
           <w:tcPr>
-            <w:tcW w:type="dxa" w:w="775"/>
+            <w:tcW w:type="dxa" w:w="771"/>
             <w:tcMar>
               <w:top w:w="50" w:type="dxa"/>
               <w:bottom w:w="50" w:type="dxa"/>
@@ -16319,7 +15118,7 @@
         </w:tc>
         <w:tc>
           <w:tcPr>
-            <w:tcW w:type="dxa" w:w="775"/>
+            <w:tcW w:type="dxa" w:w="771"/>
             <w:tcMar>
               <w:top w:w="50" w:type="dxa"/>
               <w:bottom w:w="50" w:type="dxa"/>
@@ -16342,7 +15141,7 @@
         </w:tc>
         <w:tc>
           <w:tcPr>
-            <w:tcW w:type="dxa" w:w="775"/>
+            <w:tcW w:type="dxa" w:w="771"/>
             <w:tcMar>
               <w:top w:w="50" w:type="dxa"/>
               <w:bottom w:w="50" w:type="dxa"/>
@@ -16365,7 +15164,7 @@
         </w:tc>
         <w:tc>
           <w:tcPr>
-            <w:tcW w:type="dxa" w:w="672"/>
+            <w:tcW w:type="dxa" w:w="720"/>
             <w:tcMar>
               <w:top w:w="50" w:type="dxa"/>
               <w:bottom w:w="50" w:type="dxa"/>
@@ -16383,29 +15182,6 @@
                 <w:sz w:val="16"/>
               </w:rPr>
               <w:t>8</w:t>
-            </w:r>
-          </w:p>
-        </w:tc>
-        <w:tc>
-          <w:tcPr>
-            <w:tcW w:type="dxa" w:w="827"/>
-            <w:tcMar>
-              <w:top w:w="50" w:type="dxa"/>
-              <w:bottom w:w="50" w:type="dxa"/>
-              <w:left w:w="90" w:type="dxa"/>
-              <w:right w:w="90" w:type="dxa"/>
-            </w:tcMar>
-            <w:shd w:val="clear" w:color="auto" w:fill="E5F5FF"/>
-          </w:tcPr>
-          <w:p>
-            <w:pPr>
-              <w:pStyle w:val="BDOITable"/>
-            </w:pPr>
-            <w:r>
-              <w:rPr>
-                <w:sz w:val="16"/>
-              </w:rPr>
-              <w:t>3</w:t>
             </w:r>
           </w:p>
         </w:tc>
@@ -29562,20 +28338,17 @@
     </w:p>
     <w:p>
       <w:pPr>
-        <w:pStyle w:val="Heading2"/>
+        <w:pStyle w:val="Heading1"/>
+        <w:pBdr>
+          <w:bottom w:val="single" w:sz="4" w:space="4" w:color="99C1E7"/>
+        </w:pBdr>
       </w:pPr>
       <w:bookmarkStart w:id="126" w:name="_Toc000126"/>
       <w:r>
         <w:rPr/>
-        <w:t>7.6 Automated tests referenced</w:t>
+        <w:t>8 Risks</w:t>
       </w:r>
       <w:bookmarkEnd w:id="126"/>
-    </w:p>
-    <w:p>
-      <w:r>
-        <w:rPr/>
-        <w:t>Cases with an automation reference are covered by these existing tests, which run in CI on every change:</w:t>
-      </w:r>
     </w:p>
     <w:p>
       <w:pPr>
@@ -29589,2346 +28362,6 @@
           <w:i w:val="0"/>
         </w:rPr>
         <w:t xml:space="preserve">Table 16: </w:t>
-      </w:r>
-      <w:r>
-        <w:rPr/>
-        <w:t>Automated tests referenced by the cases</w:t>
-      </w:r>
-    </w:p>
-    <w:tbl>
-      <w:tblPr>
-        <w:tblW w:type="dxa" w:w="9973"/>
-        <w:jc w:val="center"/>
-        <w:tblLook w:firstColumn="1" w:firstRow="1" w:lastColumn="0" w:lastRow="0" w:noHBand="0" w:noVBand="1" w:val="04A0"/>
-        <w:tblBorders>
-          <w:top w:val="single" w:sz="4" w:space="0" w:color="C2C2C1"/>
-          <w:left w:val="single" w:sz="4" w:space="0" w:color="C2C2C1"/>
-          <w:bottom w:val="single" w:sz="4" w:space="0" w:color="C2C2C1"/>
-          <w:right w:val="single" w:sz="4" w:space="0" w:color="C2C2C1"/>
-          <w:insideH w:val="single" w:sz="4" w:space="0" w:color="C2C2C1"/>
-          <w:insideV w:val="single" w:sz="4" w:space="0" w:color="C2C2C1"/>
-        </w:tblBorders>
-        <w:tblLayout w:type="fixed"/>
-      </w:tblPr>
-      <w:tblGrid>
-        <w:gridCol w:w="3936"/>
-        <w:gridCol w:w="1049"/>
-        <w:gridCol w:w="3936"/>
-        <w:gridCol w:w="1049"/>
-      </w:tblGrid>
-      <w:tr>
-        <w:trPr>
-          <w:tblHeader w:val="true"/>
-          <w:cantSplit w:val="true"/>
-        </w:trPr>
-        <w:tc>
-          <w:tcPr>
-            <w:tcW w:type="dxa" w:w="3936"/>
-            <w:shd w:val="clear" w:color="auto" w:fill="004EA8"/>
-            <w:tcMar>
-              <w:top w:w="50" w:type="dxa"/>
-              <w:bottom w:w="50" w:type="dxa"/>
-              <w:left w:w="90" w:type="dxa"/>
-              <w:right w:w="90" w:type="dxa"/>
-            </w:tcMar>
-            <w:vAlign w:val="center"/>
-          </w:tcPr>
-          <w:p>
-            <w:pPr>
-              <w:pStyle w:val="BDOITableHeader"/>
-            </w:pPr>
-            <w:r>
-              <w:rPr>
-                <w:b/>
-                <w:color w:val="FFFFFF"/>
-                <w:sz w:val="16"/>
-              </w:rPr>
-              <w:t>Test class</w:t>
-            </w:r>
-          </w:p>
-        </w:tc>
-        <w:tc>
-          <w:tcPr>
-            <w:tcW w:type="dxa" w:w="1050"/>
-            <w:shd w:val="clear" w:color="auto" w:fill="004EA8"/>
-            <w:tcMar>
-              <w:top w:w="50" w:type="dxa"/>
-              <w:bottom w:w="50" w:type="dxa"/>
-              <w:left w:w="90" w:type="dxa"/>
-              <w:right w:w="90" w:type="dxa"/>
-            </w:tcMar>
-            <w:vAlign w:val="center"/>
-          </w:tcPr>
-          <w:p>
-            <w:pPr>
-              <w:pStyle w:val="BDOITableHeader"/>
-            </w:pPr>
-            <w:r>
-              <w:rPr>
-                <w:b/>
-                <w:color w:val="FFFFFF"/>
-                <w:sz w:val="16"/>
-              </w:rPr>
-              <w:t>Cases</w:t>
-            </w:r>
-          </w:p>
-        </w:tc>
-        <w:tc>
-          <w:tcPr>
-            <w:tcW w:type="dxa" w:w="3936"/>
-            <w:shd w:val="clear" w:color="auto" w:fill="004EA8"/>
-            <w:tcMar>
-              <w:top w:w="50" w:type="dxa"/>
-              <w:bottom w:w="50" w:type="dxa"/>
-              <w:left w:w="90" w:type="dxa"/>
-              <w:right w:w="90" w:type="dxa"/>
-            </w:tcMar>
-            <w:vAlign w:val="center"/>
-          </w:tcPr>
-          <w:p>
-            <w:pPr>
-              <w:pStyle w:val="BDOITableHeader"/>
-            </w:pPr>
-            <w:r>
-              <w:rPr>
-                <w:b/>
-                <w:color w:val="FFFFFF"/>
-                <w:sz w:val="16"/>
-              </w:rPr>
-              <w:t>Test class</w:t>
-            </w:r>
-          </w:p>
-        </w:tc>
-        <w:tc>
-          <w:tcPr>
-            <w:tcW w:type="dxa" w:w="1050"/>
-            <w:shd w:val="clear" w:color="auto" w:fill="004EA8"/>
-            <w:tcMar>
-              <w:top w:w="50" w:type="dxa"/>
-              <w:bottom w:w="50" w:type="dxa"/>
-              <w:left w:w="90" w:type="dxa"/>
-              <w:right w:w="90" w:type="dxa"/>
-            </w:tcMar>
-            <w:vAlign w:val="center"/>
-          </w:tcPr>
-          <w:p>
-            <w:pPr>
-              <w:pStyle w:val="BDOITableHeader"/>
-            </w:pPr>
-            <w:r>
-              <w:rPr>
-                <w:b/>
-                <w:color w:val="FFFFFF"/>
-                <w:sz w:val="16"/>
-              </w:rPr>
-              <w:t>Cases</w:t>
-            </w:r>
-          </w:p>
-        </w:tc>
-      </w:tr>
-      <w:tr>
-        <w:trPr>
-          <w:cantSplit w:val="true"/>
-        </w:trPr>
-        <w:tc>
-          <w:tcPr>
-            <w:tcW w:type="dxa" w:w="3936"/>
-            <w:tcMar>
-              <w:top w:w="50" w:type="dxa"/>
-              <w:bottom w:w="50" w:type="dxa"/>
-              <w:left w:w="90" w:type="dxa"/>
-              <w:right w:w="90" w:type="dxa"/>
-            </w:tcMar>
-          </w:tcPr>
-          <w:p>
-            <w:pPr>
-              <w:pStyle w:val="BDOITable"/>
-            </w:pPr>
-            <w:r>
-              <w:rPr>
-                <w:sz w:val="16"/>
-              </w:rPr>
-              <w:t>GlPlatformApiIT</w:t>
-            </w:r>
-          </w:p>
-        </w:tc>
-        <w:tc>
-          <w:tcPr>
-            <w:tcW w:type="dxa" w:w="1050"/>
-            <w:tcMar>
-              <w:top w:w="50" w:type="dxa"/>
-              <w:bottom w:w="50" w:type="dxa"/>
-              <w:left w:w="90" w:type="dxa"/>
-              <w:right w:w="90" w:type="dxa"/>
-            </w:tcMar>
-          </w:tcPr>
-          <w:p>
-            <w:pPr>
-              <w:pStyle w:val="BDOITable"/>
-            </w:pPr>
-            <w:r>
-              <w:rPr>
-                <w:sz w:val="16"/>
-              </w:rPr>
-              <w:t>13</w:t>
-            </w:r>
-          </w:p>
-        </w:tc>
-        <w:tc>
-          <w:tcPr>
-            <w:tcW w:type="dxa" w:w="3936"/>
-            <w:tcMar>
-              <w:top w:w="50" w:type="dxa"/>
-              <w:bottom w:w="50" w:type="dxa"/>
-              <w:left w:w="90" w:type="dxa"/>
-              <w:right w:w="90" w:type="dxa"/>
-            </w:tcMar>
-          </w:tcPr>
-          <w:p>
-            <w:pPr>
-              <w:pStyle w:val="BDOITable"/>
-            </w:pPr>
-            <w:r>
-              <w:rPr>
-                <w:sz w:val="16"/>
-              </w:rPr>
-              <w:t>ServiceFeeCalculatorTest</w:t>
-            </w:r>
-          </w:p>
-        </w:tc>
-        <w:tc>
-          <w:tcPr>
-            <w:tcW w:type="dxa" w:w="1050"/>
-            <w:tcMar>
-              <w:top w:w="50" w:type="dxa"/>
-              <w:bottom w:w="50" w:type="dxa"/>
-              <w:left w:w="90" w:type="dxa"/>
-              <w:right w:w="90" w:type="dxa"/>
-            </w:tcMar>
-          </w:tcPr>
-          <w:p>
-            <w:pPr>
-              <w:pStyle w:val="BDOITable"/>
-            </w:pPr>
-            <w:r>
-              <w:rPr>
-                <w:sz w:val="16"/>
-              </w:rPr>
-              <w:t>2</w:t>
-            </w:r>
-          </w:p>
-        </w:tc>
-      </w:tr>
-      <w:tr>
-        <w:trPr>
-          <w:cantSplit w:val="true"/>
-        </w:trPr>
-        <w:tc>
-          <w:tcPr>
-            <w:tcW w:type="dxa" w:w="3936"/>
-            <w:tcMar>
-              <w:top w:w="50" w:type="dxa"/>
-              <w:bottom w:w="50" w:type="dxa"/>
-              <w:left w:w="90" w:type="dxa"/>
-              <w:right w:w="90" w:type="dxa"/>
-            </w:tcMar>
-            <w:shd w:val="clear" w:color="auto" w:fill="E5F5FF"/>
-          </w:tcPr>
-          <w:p>
-            <w:pPr>
-              <w:pStyle w:val="BDOITable"/>
-            </w:pPr>
-            <w:r>
-              <w:rPr>
-                <w:sz w:val="16"/>
-              </w:rPr>
-              <w:t>JournalFrbsControlsIT</w:t>
-            </w:r>
-          </w:p>
-        </w:tc>
-        <w:tc>
-          <w:tcPr>
-            <w:tcW w:type="dxa" w:w="1050"/>
-            <w:tcMar>
-              <w:top w:w="50" w:type="dxa"/>
-              <w:bottom w:w="50" w:type="dxa"/>
-              <w:left w:w="90" w:type="dxa"/>
-              <w:right w:w="90" w:type="dxa"/>
-            </w:tcMar>
-            <w:shd w:val="clear" w:color="auto" w:fill="E5F5FF"/>
-          </w:tcPr>
-          <w:p>
-            <w:pPr>
-              <w:pStyle w:val="BDOITable"/>
-            </w:pPr>
-            <w:r>
-              <w:rPr>
-                <w:sz w:val="16"/>
-              </w:rPr>
-              <w:t>8</w:t>
-            </w:r>
-          </w:p>
-        </w:tc>
-        <w:tc>
-          <w:tcPr>
-            <w:tcW w:type="dxa" w:w="3936"/>
-            <w:tcMar>
-              <w:top w:w="50" w:type="dxa"/>
-              <w:bottom w:w="50" w:type="dxa"/>
-              <w:left w:w="90" w:type="dxa"/>
-              <w:right w:w="90" w:type="dxa"/>
-            </w:tcMar>
-            <w:shd w:val="clear" w:color="auto" w:fill="E5F5FF"/>
-          </w:tcPr>
-          <w:p>
-            <w:pPr>
-              <w:pStyle w:val="BDOITable"/>
-            </w:pPr>
-            <w:r>
-              <w:rPr>
-                <w:sz w:val="16"/>
-              </w:rPr>
-              <w:t>StatementFileImportIT</w:t>
-            </w:r>
-          </w:p>
-        </w:tc>
-        <w:tc>
-          <w:tcPr>
-            <w:tcW w:type="dxa" w:w="1050"/>
-            <w:tcMar>
-              <w:top w:w="50" w:type="dxa"/>
-              <w:bottom w:w="50" w:type="dxa"/>
-              <w:left w:w="90" w:type="dxa"/>
-              <w:right w:w="90" w:type="dxa"/>
-            </w:tcMar>
-            <w:shd w:val="clear" w:color="auto" w:fill="E5F5FF"/>
-          </w:tcPr>
-          <w:p>
-            <w:pPr>
-              <w:pStyle w:val="BDOITable"/>
-            </w:pPr>
-            <w:r>
-              <w:rPr>
-                <w:sz w:val="16"/>
-              </w:rPr>
-              <w:t>2</w:t>
-            </w:r>
-          </w:p>
-        </w:tc>
-      </w:tr>
-      <w:tr>
-        <w:trPr>
-          <w:cantSplit w:val="true"/>
-        </w:trPr>
-        <w:tc>
-          <w:tcPr>
-            <w:tcW w:type="dxa" w:w="3936"/>
-            <w:tcMar>
-              <w:top w:w="50" w:type="dxa"/>
-              <w:bottom w:w="50" w:type="dxa"/>
-              <w:left w:w="90" w:type="dxa"/>
-              <w:right w:w="90" w:type="dxa"/>
-            </w:tcMar>
-          </w:tcPr>
-          <w:p>
-            <w:pPr>
-              <w:pStyle w:val="BDOITable"/>
-            </w:pPr>
-            <w:r>
-              <w:rPr>
-                <w:sz w:val="16"/>
-              </w:rPr>
-              <w:t>CloseControlsIT</w:t>
-            </w:r>
-          </w:p>
-        </w:tc>
-        <w:tc>
-          <w:tcPr>
-            <w:tcW w:type="dxa" w:w="1050"/>
-            <w:tcMar>
-              <w:top w:w="50" w:type="dxa"/>
-              <w:bottom w:w="50" w:type="dxa"/>
-              <w:left w:w="90" w:type="dxa"/>
-              <w:right w:w="90" w:type="dxa"/>
-            </w:tcMar>
-          </w:tcPr>
-          <w:p>
-            <w:pPr>
-              <w:pStyle w:val="BDOITable"/>
-            </w:pPr>
-            <w:r>
-              <w:rPr>
-                <w:sz w:val="16"/>
-              </w:rPr>
-              <w:t>6</w:t>
-            </w:r>
-          </w:p>
-        </w:tc>
-        <w:tc>
-          <w:tcPr>
-            <w:tcW w:type="dxa" w:w="3936"/>
-            <w:tcMar>
-              <w:top w:w="50" w:type="dxa"/>
-              <w:bottom w:w="50" w:type="dxa"/>
-              <w:left w:w="90" w:type="dxa"/>
-              <w:right w:w="90" w:type="dxa"/>
-            </w:tcMar>
-          </w:tcPr>
-          <w:p>
-            <w:pPr>
-              <w:pStyle w:val="BDOITable"/>
-            </w:pPr>
-            <w:r>
-              <w:rPr>
-                <w:sz w:val="16"/>
-              </w:rPr>
-              <w:t>idleTimer.test.ts</w:t>
-            </w:r>
-          </w:p>
-        </w:tc>
-        <w:tc>
-          <w:tcPr>
-            <w:tcW w:type="dxa" w:w="1050"/>
-            <w:tcMar>
-              <w:top w:w="50" w:type="dxa"/>
-              <w:bottom w:w="50" w:type="dxa"/>
-              <w:left w:w="90" w:type="dxa"/>
-              <w:right w:w="90" w:type="dxa"/>
-            </w:tcMar>
-          </w:tcPr>
-          <w:p>
-            <w:pPr>
-              <w:pStyle w:val="BDOITable"/>
-            </w:pPr>
-            <w:r>
-              <w:rPr>
-                <w:sz w:val="16"/>
-              </w:rPr>
-              <w:t>2</w:t>
-            </w:r>
-          </w:p>
-        </w:tc>
-      </w:tr>
-      <w:tr>
-        <w:trPr>
-          <w:cantSplit w:val="true"/>
-        </w:trPr>
-        <w:tc>
-          <w:tcPr>
-            <w:tcW w:type="dxa" w:w="3936"/>
-            <w:tcMar>
-              <w:top w:w="50" w:type="dxa"/>
-              <w:bottom w:w="50" w:type="dxa"/>
-              <w:left w:w="90" w:type="dxa"/>
-              <w:right w:w="90" w:type="dxa"/>
-            </w:tcMar>
-            <w:shd w:val="clear" w:color="auto" w:fill="E5F5FF"/>
-          </w:tcPr>
-          <w:p>
-            <w:pPr>
-              <w:pStyle w:val="BDOITable"/>
-            </w:pPr>
-            <w:r>
-              <w:rPr>
-                <w:sz w:val="16"/>
-              </w:rPr>
-              <w:t>ServiceFeeIT</w:t>
-            </w:r>
-          </w:p>
-        </w:tc>
-        <w:tc>
-          <w:tcPr>
-            <w:tcW w:type="dxa" w:w="1050"/>
-            <w:tcMar>
-              <w:top w:w="50" w:type="dxa"/>
-              <w:bottom w:w="50" w:type="dxa"/>
-              <w:left w:w="90" w:type="dxa"/>
-              <w:right w:w="90" w:type="dxa"/>
-            </w:tcMar>
-            <w:shd w:val="clear" w:color="auto" w:fill="E5F5FF"/>
-          </w:tcPr>
-          <w:p>
-            <w:pPr>
-              <w:pStyle w:val="BDOITable"/>
-            </w:pPr>
-            <w:r>
-              <w:rPr>
-                <w:sz w:val="16"/>
-              </w:rPr>
-              <w:t>6</w:t>
-            </w:r>
-          </w:p>
-        </w:tc>
-        <w:tc>
-          <w:tcPr>
-            <w:tcW w:type="dxa" w:w="3936"/>
-            <w:tcMar>
-              <w:top w:w="50" w:type="dxa"/>
-              <w:bottom w:w="50" w:type="dxa"/>
-              <w:left w:w="90" w:type="dxa"/>
-              <w:right w:w="90" w:type="dxa"/>
-            </w:tcMar>
-            <w:shd w:val="clear" w:color="auto" w:fill="E5F5FF"/>
-          </w:tcPr>
-          <w:p>
-            <w:pPr>
-              <w:pStyle w:val="BDOITable"/>
-            </w:pPr>
-            <w:r>
-              <w:rPr>
-                <w:sz w:val="16"/>
-              </w:rPr>
-              <w:t>journalMath.test.ts</w:t>
-            </w:r>
-          </w:p>
-        </w:tc>
-        <w:tc>
-          <w:tcPr>
-            <w:tcW w:type="dxa" w:w="1050"/>
-            <w:tcMar>
-              <w:top w:w="50" w:type="dxa"/>
-              <w:bottom w:w="50" w:type="dxa"/>
-              <w:left w:w="90" w:type="dxa"/>
-              <w:right w:w="90" w:type="dxa"/>
-            </w:tcMar>
-            <w:shd w:val="clear" w:color="auto" w:fill="E5F5FF"/>
-          </w:tcPr>
-          <w:p>
-            <w:pPr>
-              <w:pStyle w:val="BDOITable"/>
-            </w:pPr>
-            <w:r>
-              <w:rPr>
-                <w:sz w:val="16"/>
-              </w:rPr>
-              <w:t>2</w:t>
-            </w:r>
-          </w:p>
-        </w:tc>
-      </w:tr>
-      <w:tr>
-        <w:trPr>
-          <w:cantSplit w:val="true"/>
-        </w:trPr>
-        <w:tc>
-          <w:tcPr>
-            <w:tcW w:type="dxa" w:w="3936"/>
-            <w:tcMar>
-              <w:top w:w="50" w:type="dxa"/>
-              <w:bottom w:w="50" w:type="dxa"/>
-              <w:left w:w="90" w:type="dxa"/>
-              <w:right w:w="90" w:type="dxa"/>
-            </w:tcMar>
-          </w:tcPr>
-          <w:p>
-            <w:pPr>
-              <w:pStyle w:val="BDOITable"/>
-            </w:pPr>
-            <w:r>
-              <w:rPr>
-                <w:sz w:val="16"/>
-              </w:rPr>
-              <w:t>AccessRequestIT</w:t>
-            </w:r>
-          </w:p>
-        </w:tc>
-        <w:tc>
-          <w:tcPr>
-            <w:tcW w:type="dxa" w:w="1050"/>
-            <w:tcMar>
-              <w:top w:w="50" w:type="dxa"/>
-              <w:bottom w:w="50" w:type="dxa"/>
-              <w:left w:w="90" w:type="dxa"/>
-              <w:right w:w="90" w:type="dxa"/>
-            </w:tcMar>
-          </w:tcPr>
-          <w:p>
-            <w:pPr>
-              <w:pStyle w:val="BDOITable"/>
-            </w:pPr>
-            <w:r>
-              <w:rPr>
-                <w:sz w:val="16"/>
-              </w:rPr>
-              <w:t>5</w:t>
-            </w:r>
-          </w:p>
-        </w:tc>
-        <w:tc>
-          <w:tcPr>
-            <w:tcW w:type="dxa" w:w="3936"/>
-            <w:tcMar>
-              <w:top w:w="50" w:type="dxa"/>
-              <w:bottom w:w="50" w:type="dxa"/>
-              <w:left w:w="90" w:type="dxa"/>
-              <w:right w:w="90" w:type="dxa"/>
-            </w:tcMar>
-          </w:tcPr>
-          <w:p>
-            <w:pPr>
-              <w:pStyle w:val="BDOITable"/>
-            </w:pPr>
-            <w:r>
-              <w:rPr>
-                <w:sz w:val="16"/>
-              </w:rPr>
-              <w:t>reportOptions.test.ts</w:t>
-            </w:r>
-          </w:p>
-        </w:tc>
-        <w:tc>
-          <w:tcPr>
-            <w:tcW w:type="dxa" w:w="1050"/>
-            <w:tcMar>
-              <w:top w:w="50" w:type="dxa"/>
-              <w:bottom w:w="50" w:type="dxa"/>
-              <w:left w:w="90" w:type="dxa"/>
-              <w:right w:w="90" w:type="dxa"/>
-            </w:tcMar>
-          </w:tcPr>
-          <w:p>
-            <w:pPr>
-              <w:pStyle w:val="BDOITable"/>
-            </w:pPr>
-            <w:r>
-              <w:rPr>
-                <w:sz w:val="16"/>
-              </w:rPr>
-              <w:t>2</w:t>
-            </w:r>
-          </w:p>
-        </w:tc>
-      </w:tr>
-      <w:tr>
-        <w:trPr>
-          <w:cantSplit w:val="true"/>
-        </w:trPr>
-        <w:tc>
-          <w:tcPr>
-            <w:tcW w:type="dxa" w:w="3936"/>
-            <w:tcMar>
-              <w:top w:w="50" w:type="dxa"/>
-              <w:bottom w:w="50" w:type="dxa"/>
-              <w:left w:w="90" w:type="dxa"/>
-              <w:right w:w="90" w:type="dxa"/>
-            </w:tcMar>
-            <w:shd w:val="clear" w:color="auto" w:fill="E5F5FF"/>
-          </w:tcPr>
-          <w:p>
-            <w:pPr>
-              <w:pStyle w:val="BDOITable"/>
-            </w:pPr>
-            <w:r>
-              <w:rPr>
-                <w:sz w:val="16"/>
-              </w:rPr>
-              <w:t>ChartOfAccountsApiIT</w:t>
-            </w:r>
-          </w:p>
-        </w:tc>
-        <w:tc>
-          <w:tcPr>
-            <w:tcW w:type="dxa" w:w="1050"/>
-            <w:tcMar>
-              <w:top w:w="50" w:type="dxa"/>
-              <w:bottom w:w="50" w:type="dxa"/>
-              <w:left w:w="90" w:type="dxa"/>
-              <w:right w:w="90" w:type="dxa"/>
-            </w:tcMar>
-            <w:shd w:val="clear" w:color="auto" w:fill="E5F5FF"/>
-          </w:tcPr>
-          <w:p>
-            <w:pPr>
-              <w:pStyle w:val="BDOITable"/>
-            </w:pPr>
-            <w:r>
-              <w:rPr>
-                <w:sz w:val="16"/>
-              </w:rPr>
-              <w:t>5</w:t>
-            </w:r>
-          </w:p>
-        </w:tc>
-        <w:tc>
-          <w:tcPr>
-            <w:tcW w:type="dxa" w:w="3936"/>
-            <w:tcMar>
-              <w:top w:w="50" w:type="dxa"/>
-              <w:bottom w:w="50" w:type="dxa"/>
-              <w:left w:w="90" w:type="dxa"/>
-              <w:right w:w="90" w:type="dxa"/>
-            </w:tcMar>
-            <w:shd w:val="clear" w:color="auto" w:fill="E5F5FF"/>
-          </w:tcPr>
-          <w:p>
-            <w:pPr>
-              <w:pStyle w:val="BDOITable"/>
-            </w:pPr>
-            <w:r>
-              <w:rPr>
-                <w:sz w:val="16"/>
-              </w:rPr>
-              <w:t>AccountHierarchyTest</w:t>
-            </w:r>
-          </w:p>
-        </w:tc>
-        <w:tc>
-          <w:tcPr>
-            <w:tcW w:type="dxa" w:w="1050"/>
-            <w:tcMar>
-              <w:top w:w="50" w:type="dxa"/>
-              <w:bottom w:w="50" w:type="dxa"/>
-              <w:left w:w="90" w:type="dxa"/>
-              <w:right w:w="90" w:type="dxa"/>
-            </w:tcMar>
-            <w:shd w:val="clear" w:color="auto" w:fill="E5F5FF"/>
-          </w:tcPr>
-          <w:p>
-            <w:pPr>
-              <w:pStyle w:val="BDOITable"/>
-            </w:pPr>
-            <w:r>
-              <w:rPr>
-                <w:sz w:val="16"/>
-              </w:rPr>
-              <w:t>1</w:t>
-            </w:r>
-          </w:p>
-        </w:tc>
-      </w:tr>
-      <w:tr>
-        <w:trPr>
-          <w:cantSplit w:val="true"/>
-        </w:trPr>
-        <w:tc>
-          <w:tcPr>
-            <w:tcW w:type="dxa" w:w="3936"/>
-            <w:tcMar>
-              <w:top w:w="50" w:type="dxa"/>
-              <w:bottom w:w="50" w:type="dxa"/>
-              <w:left w:w="90" w:type="dxa"/>
-              <w:right w:w="90" w:type="dxa"/>
-            </w:tcMar>
-          </w:tcPr>
-          <w:p>
-            <w:pPr>
-              <w:pStyle w:val="BDOITable"/>
-            </w:pPr>
-            <w:r>
-              <w:rPr>
-                <w:sz w:val="16"/>
-              </w:rPr>
-              <w:t>FrbsApiIT</w:t>
-            </w:r>
-          </w:p>
-        </w:tc>
-        <w:tc>
-          <w:tcPr>
-            <w:tcW w:type="dxa" w:w="1050"/>
-            <w:tcMar>
-              <w:top w:w="50" w:type="dxa"/>
-              <w:bottom w:w="50" w:type="dxa"/>
-              <w:left w:w="90" w:type="dxa"/>
-              <w:right w:w="90" w:type="dxa"/>
-            </w:tcMar>
-          </w:tcPr>
-          <w:p>
-            <w:pPr>
-              <w:pStyle w:val="BDOITable"/>
-            </w:pPr>
-            <w:r>
-              <w:rPr>
-                <w:sz w:val="16"/>
-              </w:rPr>
-              <w:t>5</w:t>
-            </w:r>
-          </w:p>
-        </w:tc>
-        <w:tc>
-          <w:tcPr>
-            <w:tcW w:type="dxa" w:w="3936"/>
-            <w:tcMar>
-              <w:top w:w="50" w:type="dxa"/>
-              <w:bottom w:w="50" w:type="dxa"/>
-              <w:left w:w="90" w:type="dxa"/>
-              <w:right w:w="90" w:type="dxa"/>
-            </w:tcMar>
-          </w:tcPr>
-          <w:p>
-            <w:pPr>
-              <w:pStyle w:val="BDOITable"/>
-            </w:pPr>
-            <w:r>
-              <w:rPr>
-                <w:sz w:val="16"/>
-              </w:rPr>
-              <w:t>AccountingEngineIT</w:t>
-            </w:r>
-          </w:p>
-        </w:tc>
-        <w:tc>
-          <w:tcPr>
-            <w:tcW w:type="dxa" w:w="1050"/>
-            <w:tcMar>
-              <w:top w:w="50" w:type="dxa"/>
-              <w:bottom w:w="50" w:type="dxa"/>
-              <w:left w:w="90" w:type="dxa"/>
-              <w:right w:w="90" w:type="dxa"/>
-            </w:tcMar>
-          </w:tcPr>
-          <w:p>
-            <w:pPr>
-              <w:pStyle w:val="BDOITable"/>
-            </w:pPr>
-            <w:r>
-              <w:rPr>
-                <w:sz w:val="16"/>
-              </w:rPr>
-              <w:t>1</w:t>
-            </w:r>
-          </w:p>
-        </w:tc>
-      </w:tr>
-      <w:tr>
-        <w:trPr>
-          <w:cantSplit w:val="true"/>
-        </w:trPr>
-        <w:tc>
-          <w:tcPr>
-            <w:tcW w:type="dxa" w:w="3936"/>
-            <w:tcMar>
-              <w:top w:w="50" w:type="dxa"/>
-              <w:bottom w:w="50" w:type="dxa"/>
-              <w:left w:w="90" w:type="dxa"/>
-              <w:right w:w="90" w:type="dxa"/>
-            </w:tcMar>
-            <w:shd w:val="clear" w:color="auto" w:fill="E5F5FF"/>
-          </w:tcPr>
-          <w:p>
-            <w:pPr>
-              <w:pStyle w:val="BDOITable"/>
-            </w:pPr>
-            <w:r>
-              <w:rPr>
-                <w:sz w:val="16"/>
-              </w:rPr>
-              <w:t>JournalLifecycleIT</w:t>
-            </w:r>
-          </w:p>
-        </w:tc>
-        <w:tc>
-          <w:tcPr>
-            <w:tcW w:type="dxa" w:w="1050"/>
-            <w:tcMar>
-              <w:top w:w="50" w:type="dxa"/>
-              <w:bottom w:w="50" w:type="dxa"/>
-              <w:left w:w="90" w:type="dxa"/>
-              <w:right w:w="90" w:type="dxa"/>
-            </w:tcMar>
-            <w:shd w:val="clear" w:color="auto" w:fill="E5F5FF"/>
-          </w:tcPr>
-          <w:p>
-            <w:pPr>
-              <w:pStyle w:val="BDOITable"/>
-            </w:pPr>
-            <w:r>
-              <w:rPr>
-                <w:sz w:val="16"/>
-              </w:rPr>
-              <w:t>5</w:t>
-            </w:r>
-          </w:p>
-        </w:tc>
-        <w:tc>
-          <w:tcPr>
-            <w:tcW w:type="dxa" w:w="3936"/>
-            <w:tcMar>
-              <w:top w:w="50" w:type="dxa"/>
-              <w:bottom w:w="50" w:type="dxa"/>
-              <w:left w:w="90" w:type="dxa"/>
-              <w:right w:w="90" w:type="dxa"/>
-            </w:tcMar>
-            <w:shd w:val="clear" w:color="auto" w:fill="E5F5FF"/>
-          </w:tcPr>
-          <w:p>
-            <w:pPr>
-              <w:pStyle w:val="BDOITable"/>
-            </w:pPr>
-            <w:r>
-              <w:rPr>
-                <w:sz w:val="16"/>
-              </w:rPr>
-              <w:t>CoaNumberingTest</w:t>
-            </w:r>
-          </w:p>
-        </w:tc>
-        <w:tc>
-          <w:tcPr>
-            <w:tcW w:type="dxa" w:w="1050"/>
-            <w:tcMar>
-              <w:top w:w="50" w:type="dxa"/>
-              <w:bottom w:w="50" w:type="dxa"/>
-              <w:left w:w="90" w:type="dxa"/>
-              <w:right w:w="90" w:type="dxa"/>
-            </w:tcMar>
-            <w:shd w:val="clear" w:color="auto" w:fill="E5F5FF"/>
-          </w:tcPr>
-          <w:p>
-            <w:pPr>
-              <w:pStyle w:val="BDOITable"/>
-            </w:pPr>
-            <w:r>
-              <w:rPr>
-                <w:sz w:val="16"/>
-              </w:rPr>
-              <w:t>1</w:t>
-            </w:r>
-          </w:p>
-        </w:tc>
-      </w:tr>
-      <w:tr>
-        <w:trPr>
-          <w:cantSplit w:val="true"/>
-        </w:trPr>
-        <w:tc>
-          <w:tcPr>
-            <w:tcW w:type="dxa" w:w="3936"/>
-            <w:tcMar>
-              <w:top w:w="50" w:type="dxa"/>
-              <w:bottom w:w="50" w:type="dxa"/>
-              <w:left w:w="90" w:type="dxa"/>
-              <w:right w:w="90" w:type="dxa"/>
-            </w:tcMar>
-          </w:tcPr>
-          <w:p>
-            <w:pPr>
-              <w:pStyle w:val="BDOITable"/>
-            </w:pPr>
-            <w:r>
-              <w:rPr>
-                <w:sz w:val="16"/>
-              </w:rPr>
-              <w:t>frbs.test.ts</w:t>
-            </w:r>
-          </w:p>
-        </w:tc>
-        <w:tc>
-          <w:tcPr>
-            <w:tcW w:type="dxa" w:w="1050"/>
-            <w:tcMar>
-              <w:top w:w="50" w:type="dxa"/>
-              <w:bottom w:w="50" w:type="dxa"/>
-              <w:left w:w="90" w:type="dxa"/>
-              <w:right w:w="90" w:type="dxa"/>
-            </w:tcMar>
-          </w:tcPr>
-          <w:p>
-            <w:pPr>
-              <w:pStyle w:val="BDOITable"/>
-            </w:pPr>
-            <w:r>
-              <w:rPr>
-                <w:sz w:val="16"/>
-              </w:rPr>
-              <w:t>5</w:t>
-            </w:r>
-          </w:p>
-        </w:tc>
-        <w:tc>
-          <w:tcPr>
-            <w:tcW w:type="dxa" w:w="3936"/>
-            <w:tcMar>
-              <w:top w:w="50" w:type="dxa"/>
-              <w:bottom w:w="50" w:type="dxa"/>
-              <w:left w:w="90" w:type="dxa"/>
-              <w:right w:w="90" w:type="dxa"/>
-            </w:tcMar>
-          </w:tcPr>
-          <w:p>
-            <w:pPr>
-              <w:pStyle w:val="BDOITable"/>
-            </w:pPr>
-            <w:r>
-              <w:rPr>
-                <w:sz w:val="16"/>
-              </w:rPr>
-              <w:t>JournalUploadIT</w:t>
-            </w:r>
-          </w:p>
-        </w:tc>
-        <w:tc>
-          <w:tcPr>
-            <w:tcW w:type="dxa" w:w="1050"/>
-            <w:tcMar>
-              <w:top w:w="50" w:type="dxa"/>
-              <w:bottom w:w="50" w:type="dxa"/>
-              <w:left w:w="90" w:type="dxa"/>
-              <w:right w:w="90" w:type="dxa"/>
-            </w:tcMar>
-          </w:tcPr>
-          <w:p>
-            <w:pPr>
-              <w:pStyle w:val="BDOITable"/>
-            </w:pPr>
-            <w:r>
-              <w:rPr>
-                <w:sz w:val="16"/>
-              </w:rPr>
-              <w:t>1</w:t>
-            </w:r>
-          </w:p>
-        </w:tc>
-      </w:tr>
-      <w:tr>
-        <w:trPr>
-          <w:cantSplit w:val="true"/>
-        </w:trPr>
-        <w:tc>
-          <w:tcPr>
-            <w:tcW w:type="dxa" w:w="3936"/>
-            <w:tcMar>
-              <w:top w:w="50" w:type="dxa"/>
-              <w:bottom w:w="50" w:type="dxa"/>
-              <w:left w:w="90" w:type="dxa"/>
-              <w:right w:w="90" w:type="dxa"/>
-            </w:tcMar>
-            <w:shd w:val="clear" w:color="auto" w:fill="E5F5FF"/>
-          </w:tcPr>
-          <w:p>
-            <w:pPr>
-              <w:pStyle w:val="BDOITable"/>
-            </w:pPr>
-            <w:r>
-              <w:rPr>
-                <w:sz w:val="16"/>
-              </w:rPr>
-              <w:t>JournalApiIT</w:t>
-            </w:r>
-          </w:p>
-        </w:tc>
-        <w:tc>
-          <w:tcPr>
-            <w:tcW w:type="dxa" w:w="1050"/>
-            <w:tcMar>
-              <w:top w:w="50" w:type="dxa"/>
-              <w:bottom w:w="50" w:type="dxa"/>
-              <w:left w:w="90" w:type="dxa"/>
-              <w:right w:w="90" w:type="dxa"/>
-            </w:tcMar>
-            <w:shd w:val="clear" w:color="auto" w:fill="E5F5FF"/>
-          </w:tcPr>
-          <w:p>
-            <w:pPr>
-              <w:pStyle w:val="BDOITable"/>
-            </w:pPr>
-            <w:r>
-              <w:rPr>
-                <w:sz w:val="16"/>
-              </w:rPr>
-              <w:t>4</w:t>
-            </w:r>
-          </w:p>
-        </w:tc>
-        <w:tc>
-          <w:tcPr>
-            <w:tcW w:type="dxa" w:w="3936"/>
-            <w:tcMar>
-              <w:top w:w="50" w:type="dxa"/>
-              <w:bottom w:w="50" w:type="dxa"/>
-              <w:left w:w="90" w:type="dxa"/>
-              <w:right w:w="90" w:type="dxa"/>
-            </w:tcMar>
-            <w:shd w:val="clear" w:color="auto" w:fill="E5F5FF"/>
-          </w:tcPr>
-          <w:p>
-            <w:pPr>
-              <w:pStyle w:val="BDOITable"/>
-            </w:pPr>
-            <w:r>
-              <w:rPr>
-                <w:sz w:val="16"/>
-              </w:rPr>
-              <w:t>LoginLockoutTest</w:t>
-            </w:r>
-          </w:p>
-        </w:tc>
-        <w:tc>
-          <w:tcPr>
-            <w:tcW w:type="dxa" w:w="1050"/>
-            <w:tcMar>
-              <w:top w:w="50" w:type="dxa"/>
-              <w:bottom w:w="50" w:type="dxa"/>
-              <w:left w:w="90" w:type="dxa"/>
-              <w:right w:w="90" w:type="dxa"/>
-            </w:tcMar>
-            <w:shd w:val="clear" w:color="auto" w:fill="E5F5FF"/>
-          </w:tcPr>
-          <w:p>
-            <w:pPr>
-              <w:pStyle w:val="BDOITable"/>
-            </w:pPr>
-            <w:r>
-              <w:rPr>
-                <w:sz w:val="16"/>
-              </w:rPr>
-              <w:t>1</w:t>
-            </w:r>
-          </w:p>
-        </w:tc>
-      </w:tr>
-      <w:tr>
-        <w:trPr>
-          <w:cantSplit w:val="true"/>
-        </w:trPr>
-        <w:tc>
-          <w:tcPr>
-            <w:tcW w:type="dxa" w:w="3936"/>
-            <w:tcMar>
-              <w:top w:w="50" w:type="dxa"/>
-              <w:bottom w:w="50" w:type="dxa"/>
-              <w:left w:w="90" w:type="dxa"/>
-              <w:right w:w="90" w:type="dxa"/>
-            </w:tcMar>
-          </w:tcPr>
-          <w:p>
-            <w:pPr>
-              <w:pStyle w:val="BDOITable"/>
-            </w:pPr>
-            <w:r>
-              <w:rPr>
-                <w:sz w:val="16"/>
-              </w:rPr>
-              <w:t>AccountScheduleIT</w:t>
-            </w:r>
-          </w:p>
-        </w:tc>
-        <w:tc>
-          <w:tcPr>
-            <w:tcW w:type="dxa" w:w="1050"/>
-            <w:tcMar>
-              <w:top w:w="50" w:type="dxa"/>
-              <w:bottom w:w="50" w:type="dxa"/>
-              <w:left w:w="90" w:type="dxa"/>
-              <w:right w:w="90" w:type="dxa"/>
-            </w:tcMar>
-          </w:tcPr>
-          <w:p>
-            <w:pPr>
-              <w:pStyle w:val="BDOITable"/>
-            </w:pPr>
-            <w:r>
-              <w:rPr>
-                <w:sz w:val="16"/>
-              </w:rPr>
-              <w:t>3</w:t>
-            </w:r>
-          </w:p>
-        </w:tc>
-        <w:tc>
-          <w:tcPr>
-            <w:tcW w:type="dxa" w:w="3936"/>
-            <w:tcMar>
-              <w:top w:w="50" w:type="dxa"/>
-              <w:bottom w:w="50" w:type="dxa"/>
-              <w:left w:w="90" w:type="dxa"/>
-              <w:right w:w="90" w:type="dxa"/>
-            </w:tcMar>
-          </w:tcPr>
-          <w:p>
-            <w:pPr>
-              <w:pStyle w:val="BDOITable"/>
-            </w:pPr>
-            <w:r>
-              <w:rPr>
-                <w:sz w:val="16"/>
-              </w:rPr>
-              <w:t>ReceivablesReportsIT</w:t>
-            </w:r>
-          </w:p>
-        </w:tc>
-        <w:tc>
-          <w:tcPr>
-            <w:tcW w:type="dxa" w:w="1050"/>
-            <w:tcMar>
-              <w:top w:w="50" w:type="dxa"/>
-              <w:bottom w:w="50" w:type="dxa"/>
-              <w:left w:w="90" w:type="dxa"/>
-              <w:right w:w="90" w:type="dxa"/>
-            </w:tcMar>
-          </w:tcPr>
-          <w:p>
-            <w:pPr>
-              <w:pStyle w:val="BDOITable"/>
-            </w:pPr>
-            <w:r>
-              <w:rPr>
-                <w:sz w:val="16"/>
-              </w:rPr>
-              <w:t>1</w:t>
-            </w:r>
-          </w:p>
-        </w:tc>
-      </w:tr>
-      <w:tr>
-        <w:trPr>
-          <w:cantSplit w:val="true"/>
-        </w:trPr>
-        <w:tc>
-          <w:tcPr>
-            <w:tcW w:type="dxa" w:w="3936"/>
-            <w:tcMar>
-              <w:top w:w="50" w:type="dxa"/>
-              <w:bottom w:w="50" w:type="dxa"/>
-              <w:left w:w="90" w:type="dxa"/>
-              <w:right w:w="90" w:type="dxa"/>
-            </w:tcMar>
-            <w:shd w:val="clear" w:color="auto" w:fill="E5F5FF"/>
-          </w:tcPr>
-          <w:p>
-            <w:pPr>
-              <w:pStyle w:val="BDOITable"/>
-            </w:pPr>
-            <w:r>
-              <w:rPr>
-                <w:sz w:val="16"/>
-              </w:rPr>
-              <w:t>ApprovalInboxIT</w:t>
-            </w:r>
-          </w:p>
-        </w:tc>
-        <w:tc>
-          <w:tcPr>
-            <w:tcW w:type="dxa" w:w="1050"/>
-            <w:tcMar>
-              <w:top w:w="50" w:type="dxa"/>
-              <w:bottom w:w="50" w:type="dxa"/>
-              <w:left w:w="90" w:type="dxa"/>
-              <w:right w:w="90" w:type="dxa"/>
-            </w:tcMar>
-            <w:shd w:val="clear" w:color="auto" w:fill="E5F5FF"/>
-          </w:tcPr>
-          <w:p>
-            <w:pPr>
-              <w:pStyle w:val="BDOITable"/>
-            </w:pPr>
-            <w:r>
-              <w:rPr>
-                <w:sz w:val="16"/>
-              </w:rPr>
-              <w:t>3</w:t>
-            </w:r>
-          </w:p>
-        </w:tc>
-        <w:tc>
-          <w:tcPr>
-            <w:tcW w:type="dxa" w:w="3936"/>
-            <w:tcMar>
-              <w:top w:w="50" w:type="dxa"/>
-              <w:bottom w:w="50" w:type="dxa"/>
-              <w:left w:w="90" w:type="dxa"/>
-              <w:right w:w="90" w:type="dxa"/>
-            </w:tcMar>
-            <w:shd w:val="clear" w:color="auto" w:fill="E5F5FF"/>
-          </w:tcPr>
-          <w:p>
-            <w:pPr>
-              <w:pStyle w:val="BDOITable"/>
-            </w:pPr>
-            <w:r>
-              <w:rPr>
-                <w:sz w:val="16"/>
-              </w:rPr>
-              <w:t>RemittanceIT</w:t>
-            </w:r>
-          </w:p>
-        </w:tc>
-        <w:tc>
-          <w:tcPr>
-            <w:tcW w:type="dxa" w:w="1050"/>
-            <w:tcMar>
-              <w:top w:w="50" w:type="dxa"/>
-              <w:bottom w:w="50" w:type="dxa"/>
-              <w:left w:w="90" w:type="dxa"/>
-              <w:right w:w="90" w:type="dxa"/>
-            </w:tcMar>
-            <w:shd w:val="clear" w:color="auto" w:fill="E5F5FF"/>
-          </w:tcPr>
-          <w:p>
-            <w:pPr>
-              <w:pStyle w:val="BDOITable"/>
-            </w:pPr>
-            <w:r>
-              <w:rPr>
-                <w:sz w:val="16"/>
-              </w:rPr>
-              <w:t>1</w:t>
-            </w:r>
-          </w:p>
-        </w:tc>
-      </w:tr>
-      <w:tr>
-        <w:trPr>
-          <w:cantSplit w:val="true"/>
-        </w:trPr>
-        <w:tc>
-          <w:tcPr>
-            <w:tcW w:type="dxa" w:w="3936"/>
-            <w:tcMar>
-              <w:top w:w="50" w:type="dxa"/>
-              <w:bottom w:w="50" w:type="dxa"/>
-              <w:left w:w="90" w:type="dxa"/>
-              <w:right w:w="90" w:type="dxa"/>
-            </w:tcMar>
-          </w:tcPr>
-          <w:p>
-            <w:pPr>
-              <w:pStyle w:val="BDOITable"/>
-            </w:pPr>
-            <w:r>
-              <w:rPr>
-                <w:sz w:val="16"/>
-              </w:rPr>
-              <w:t>FxRevaluationIT</w:t>
-            </w:r>
-          </w:p>
-        </w:tc>
-        <w:tc>
-          <w:tcPr>
-            <w:tcW w:type="dxa" w:w="1050"/>
-            <w:tcMar>
-              <w:top w:w="50" w:type="dxa"/>
-              <w:bottom w:w="50" w:type="dxa"/>
-              <w:left w:w="90" w:type="dxa"/>
-              <w:right w:w="90" w:type="dxa"/>
-            </w:tcMar>
-          </w:tcPr>
-          <w:p>
-            <w:pPr>
-              <w:pStyle w:val="BDOITable"/>
-            </w:pPr>
-            <w:r>
-              <w:rPr>
-                <w:sz w:val="16"/>
-              </w:rPr>
-              <w:t>3</w:t>
-            </w:r>
-          </w:p>
-        </w:tc>
-        <w:tc>
-          <w:tcPr>
-            <w:tcW w:type="dxa" w:w="3936"/>
-            <w:tcMar>
-              <w:top w:w="50" w:type="dxa"/>
-              <w:bottom w:w="50" w:type="dxa"/>
-              <w:left w:w="90" w:type="dxa"/>
-              <w:right w:w="90" w:type="dxa"/>
-            </w:tcMar>
-          </w:tcPr>
-          <w:p>
-            <w:pPr>
-              <w:pStyle w:val="BDOITable"/>
-            </w:pPr>
-            <w:r>
-              <w:rPr>
-                <w:sz w:val="16"/>
-              </w:rPr>
-              <w:t>RemittanceOperationsIT</w:t>
-            </w:r>
-          </w:p>
-        </w:tc>
-        <w:tc>
-          <w:tcPr>
-            <w:tcW w:type="dxa" w:w="1050"/>
-            <w:tcMar>
-              <w:top w:w="50" w:type="dxa"/>
-              <w:bottom w:w="50" w:type="dxa"/>
-              <w:left w:w="90" w:type="dxa"/>
-              <w:right w:w="90" w:type="dxa"/>
-            </w:tcMar>
-          </w:tcPr>
-          <w:p>
-            <w:pPr>
-              <w:pStyle w:val="BDOITable"/>
-            </w:pPr>
-            <w:r>
-              <w:rPr>
-                <w:sz w:val="16"/>
-              </w:rPr>
-              <w:t>1</w:t>
-            </w:r>
-          </w:p>
-        </w:tc>
-      </w:tr>
-      <w:tr>
-        <w:trPr>
-          <w:cantSplit w:val="true"/>
-        </w:trPr>
-        <w:tc>
-          <w:tcPr>
-            <w:tcW w:type="dxa" w:w="3936"/>
-            <w:tcMar>
-              <w:top w:w="50" w:type="dxa"/>
-              <w:bottom w:w="50" w:type="dxa"/>
-              <w:left w:w="90" w:type="dxa"/>
-              <w:right w:w="90" w:type="dxa"/>
-            </w:tcMar>
-            <w:shd w:val="clear" w:color="auto" w:fill="E5F5FF"/>
-          </w:tcPr>
-          <w:p>
-            <w:pPr>
-              <w:pStyle w:val="BDOITable"/>
-            </w:pPr>
-            <w:r>
-              <w:rPr>
-                <w:sz w:val="16"/>
-              </w:rPr>
-              <w:t>LovServiceIT</w:t>
-            </w:r>
-          </w:p>
-        </w:tc>
-        <w:tc>
-          <w:tcPr>
-            <w:tcW w:type="dxa" w:w="1050"/>
-            <w:tcMar>
-              <w:top w:w="50" w:type="dxa"/>
-              <w:bottom w:w="50" w:type="dxa"/>
-              <w:left w:w="90" w:type="dxa"/>
-              <w:right w:w="90" w:type="dxa"/>
-            </w:tcMar>
-            <w:shd w:val="clear" w:color="auto" w:fill="E5F5FF"/>
-          </w:tcPr>
-          <w:p>
-            <w:pPr>
-              <w:pStyle w:val="BDOITable"/>
-            </w:pPr>
-            <w:r>
-              <w:rPr>
-                <w:sz w:val="16"/>
-              </w:rPr>
-              <w:t>3</w:t>
-            </w:r>
-          </w:p>
-        </w:tc>
-        <w:tc>
-          <w:tcPr>
-            <w:tcW w:type="dxa" w:w="3936"/>
-            <w:tcMar>
-              <w:top w:w="50" w:type="dxa"/>
-              <w:bottom w:w="50" w:type="dxa"/>
-              <w:left w:w="90" w:type="dxa"/>
-              <w:right w:w="90" w:type="dxa"/>
-            </w:tcMar>
-            <w:shd w:val="clear" w:color="auto" w:fill="E5F5FF"/>
-          </w:tcPr>
-          <w:p>
-            <w:pPr>
-              <w:pStyle w:val="BDOITable"/>
-            </w:pPr>
-            <w:r>
-              <w:rPr>
-                <w:sz w:val="16"/>
-              </w:rPr>
-              <w:t>SpreadsheetRowsTest</w:t>
-            </w:r>
-          </w:p>
-        </w:tc>
-        <w:tc>
-          <w:tcPr>
-            <w:tcW w:type="dxa" w:w="1050"/>
-            <w:tcMar>
-              <w:top w:w="50" w:type="dxa"/>
-              <w:bottom w:w="50" w:type="dxa"/>
-              <w:left w:w="90" w:type="dxa"/>
-              <w:right w:w="90" w:type="dxa"/>
-            </w:tcMar>
-            <w:shd w:val="clear" w:color="auto" w:fill="E5F5FF"/>
-          </w:tcPr>
-          <w:p>
-            <w:pPr>
-              <w:pStyle w:val="BDOITable"/>
-            </w:pPr>
-            <w:r>
-              <w:rPr>
-                <w:sz w:val="16"/>
-              </w:rPr>
-              <w:t>1</w:t>
-            </w:r>
-          </w:p>
-        </w:tc>
-      </w:tr>
-      <w:tr>
-        <w:trPr>
-          <w:cantSplit w:val="true"/>
-        </w:trPr>
-        <w:tc>
-          <w:tcPr>
-            <w:tcW w:type="dxa" w:w="3936"/>
-            <w:tcMar>
-              <w:top w:w="50" w:type="dxa"/>
-              <w:bottom w:w="50" w:type="dxa"/>
-              <w:left w:w="90" w:type="dxa"/>
-              <w:right w:w="90" w:type="dxa"/>
-            </w:tcMar>
-          </w:tcPr>
-          <w:p>
-            <w:pPr>
-              <w:pStyle w:val="BDOITable"/>
-            </w:pPr>
-            <w:r>
-              <w:rPr>
-                <w:sz w:val="16"/>
-              </w:rPr>
-              <w:t>AccessRequestReturnIT</w:t>
-            </w:r>
-          </w:p>
-        </w:tc>
-        <w:tc>
-          <w:tcPr>
-            <w:tcW w:type="dxa" w:w="1050"/>
-            <w:tcMar>
-              <w:top w:w="50" w:type="dxa"/>
-              <w:bottom w:w="50" w:type="dxa"/>
-              <w:left w:w="90" w:type="dxa"/>
-              <w:right w:w="90" w:type="dxa"/>
-            </w:tcMar>
-          </w:tcPr>
-          <w:p>
-            <w:pPr>
-              <w:pStyle w:val="BDOITable"/>
-            </w:pPr>
-            <w:r>
-              <w:rPr>
-                <w:sz w:val="16"/>
-              </w:rPr>
-              <w:t>2</w:t>
-            </w:r>
-          </w:p>
-        </w:tc>
-        <w:tc>
-          <w:tcPr>
-            <w:tcW w:type="dxa" w:w="3936"/>
-            <w:tcMar>
-              <w:top w:w="50" w:type="dxa"/>
-              <w:bottom w:w="50" w:type="dxa"/>
-              <w:left w:w="90" w:type="dxa"/>
-              <w:right w:w="90" w:type="dxa"/>
-            </w:tcMar>
-          </w:tcPr>
-          <w:p>
-            <w:pPr>
-              <w:pStyle w:val="BDOITable"/>
-            </w:pPr>
-            <w:r>
-              <w:rPr>
-                <w:sz w:val="16"/>
-              </w:rPr>
-              <w:t>SystemAdminIT</w:t>
-            </w:r>
-          </w:p>
-        </w:tc>
-        <w:tc>
-          <w:tcPr>
-            <w:tcW w:type="dxa" w:w="1050"/>
-            <w:tcMar>
-              <w:top w:w="50" w:type="dxa"/>
-              <w:bottom w:w="50" w:type="dxa"/>
-              <w:left w:w="90" w:type="dxa"/>
-              <w:right w:w="90" w:type="dxa"/>
-            </w:tcMar>
-          </w:tcPr>
-          <w:p>
-            <w:pPr>
-              <w:pStyle w:val="BDOITable"/>
-            </w:pPr>
-            <w:r>
-              <w:rPr>
-                <w:sz w:val="16"/>
-              </w:rPr>
-              <w:t>1</w:t>
-            </w:r>
-          </w:p>
-        </w:tc>
-      </w:tr>
-      <w:tr>
-        <w:trPr>
-          <w:cantSplit w:val="true"/>
-        </w:trPr>
-        <w:tc>
-          <w:tcPr>
-            <w:tcW w:type="dxa" w:w="3936"/>
-            <w:tcMar>
-              <w:top w:w="50" w:type="dxa"/>
-              <w:bottom w:w="50" w:type="dxa"/>
-              <w:left w:w="90" w:type="dxa"/>
-              <w:right w:w="90" w:type="dxa"/>
-            </w:tcMar>
-            <w:shd w:val="clear" w:color="auto" w:fill="E5F5FF"/>
-          </w:tcPr>
-          <w:p>
-            <w:pPr>
-              <w:pStyle w:val="BDOITable"/>
-            </w:pPr>
-            <w:r>
-              <w:rPr>
-                <w:sz w:val="16"/>
-              </w:rPr>
-              <w:t>ApiSmokeIT</w:t>
-            </w:r>
-          </w:p>
-        </w:tc>
-        <w:tc>
-          <w:tcPr>
-            <w:tcW w:type="dxa" w:w="1050"/>
-            <w:tcMar>
-              <w:top w:w="50" w:type="dxa"/>
-              <w:bottom w:w="50" w:type="dxa"/>
-              <w:left w:w="90" w:type="dxa"/>
-              <w:right w:w="90" w:type="dxa"/>
-            </w:tcMar>
-            <w:shd w:val="clear" w:color="auto" w:fill="E5F5FF"/>
-          </w:tcPr>
-          <w:p>
-            <w:pPr>
-              <w:pStyle w:val="BDOITable"/>
-            </w:pPr>
-            <w:r>
-              <w:rPr>
-                <w:sz w:val="16"/>
-              </w:rPr>
-              <w:t>2</w:t>
-            </w:r>
-          </w:p>
-        </w:tc>
-        <w:tc>
-          <w:tcPr>
-            <w:tcW w:type="dxa" w:w="3936"/>
-            <w:tcMar>
-              <w:top w:w="50" w:type="dxa"/>
-              <w:bottom w:w="50" w:type="dxa"/>
-              <w:left w:w="90" w:type="dxa"/>
-              <w:right w:w="90" w:type="dxa"/>
-            </w:tcMar>
-            <w:shd w:val="clear" w:color="auto" w:fill="E5F5FF"/>
-          </w:tcPr>
-          <w:p>
-            <w:pPr>
-              <w:pStyle w:val="BDOITable"/>
-            </w:pPr>
-            <w:r>
-              <w:rPr>
-                <w:sz w:val="16"/>
-              </w:rPr>
-              <w:t>TaxApiIT</w:t>
-            </w:r>
-          </w:p>
-        </w:tc>
-        <w:tc>
-          <w:tcPr>
-            <w:tcW w:type="dxa" w:w="1050"/>
-            <w:tcMar>
-              <w:top w:w="50" w:type="dxa"/>
-              <w:bottom w:w="50" w:type="dxa"/>
-              <w:left w:w="90" w:type="dxa"/>
-              <w:right w:w="90" w:type="dxa"/>
-            </w:tcMar>
-            <w:shd w:val="clear" w:color="auto" w:fill="E5F5FF"/>
-          </w:tcPr>
-          <w:p>
-            <w:pPr>
-              <w:pStyle w:val="BDOITable"/>
-            </w:pPr>
-            <w:r>
-              <w:rPr>
-                <w:sz w:val="16"/>
-              </w:rPr>
-              <w:t>1</w:t>
-            </w:r>
-          </w:p>
-        </w:tc>
-      </w:tr>
-      <w:tr>
-        <w:trPr>
-          <w:cantSplit w:val="true"/>
-        </w:trPr>
-        <w:tc>
-          <w:tcPr>
-            <w:tcW w:type="dxa" w:w="3936"/>
-            <w:tcMar>
-              <w:top w:w="50" w:type="dxa"/>
-              <w:bottom w:w="50" w:type="dxa"/>
-              <w:left w:w="90" w:type="dxa"/>
-              <w:right w:w="90" w:type="dxa"/>
-            </w:tcMar>
-          </w:tcPr>
-          <w:p>
-            <w:pPr>
-              <w:pStyle w:val="BDOITable"/>
-            </w:pPr>
-            <w:r>
-              <w:rPr>
-                <w:sz w:val="16"/>
-              </w:rPr>
-              <w:t>BankReconciliationIT</w:t>
-            </w:r>
-          </w:p>
-        </w:tc>
-        <w:tc>
-          <w:tcPr>
-            <w:tcW w:type="dxa" w:w="1050"/>
-            <w:tcMar>
-              <w:top w:w="50" w:type="dxa"/>
-              <w:bottom w:w="50" w:type="dxa"/>
-              <w:left w:w="90" w:type="dxa"/>
-              <w:right w:w="90" w:type="dxa"/>
-            </w:tcMar>
-          </w:tcPr>
-          <w:p>
-            <w:pPr>
-              <w:pStyle w:val="BDOITable"/>
-            </w:pPr>
-            <w:r>
-              <w:rPr>
-                <w:sz w:val="16"/>
-              </w:rPr>
-              <w:t>2</w:t>
-            </w:r>
-          </w:p>
-        </w:tc>
-        <w:tc>
-          <w:tcPr>
-            <w:tcW w:type="dxa" w:w="3936"/>
-            <w:tcMar>
-              <w:top w:w="50" w:type="dxa"/>
-              <w:bottom w:w="50" w:type="dxa"/>
-              <w:left w:w="90" w:type="dxa"/>
-              <w:right w:w="90" w:type="dxa"/>
-            </w:tcMar>
-          </w:tcPr>
-          <w:p>
-            <w:pPr>
-              <w:pStyle w:val="BDOITable"/>
-            </w:pPr>
-            <w:r>
-              <w:rPr>
-                <w:sz w:val="16"/>
-              </w:rPr>
-              <w:t>TaxMathTest</w:t>
-            </w:r>
-          </w:p>
-        </w:tc>
-        <w:tc>
-          <w:tcPr>
-            <w:tcW w:type="dxa" w:w="1050"/>
-            <w:tcMar>
-              <w:top w:w="50" w:type="dxa"/>
-              <w:bottom w:w="50" w:type="dxa"/>
-              <w:left w:w="90" w:type="dxa"/>
-              <w:right w:w="90" w:type="dxa"/>
-            </w:tcMar>
-          </w:tcPr>
-          <w:p>
-            <w:pPr>
-              <w:pStyle w:val="BDOITable"/>
-            </w:pPr>
-            <w:r>
-              <w:rPr>
-                <w:sz w:val="16"/>
-              </w:rPr>
-              <w:t>1</w:t>
-            </w:r>
-          </w:p>
-        </w:tc>
-      </w:tr>
-      <w:tr>
-        <w:trPr>
-          <w:cantSplit w:val="true"/>
-        </w:trPr>
-        <w:tc>
-          <w:tcPr>
-            <w:tcW w:type="dxa" w:w="3936"/>
-            <w:tcMar>
-              <w:top w:w="50" w:type="dxa"/>
-              <w:bottom w:w="50" w:type="dxa"/>
-              <w:left w:w="90" w:type="dxa"/>
-              <w:right w:w="90" w:type="dxa"/>
-            </w:tcMar>
-            <w:shd w:val="clear" w:color="auto" w:fill="E5F5FF"/>
-          </w:tcPr>
-          <w:p>
-            <w:pPr>
-              <w:pStyle w:val="BDOITable"/>
-            </w:pPr>
-            <w:r>
-              <w:rPr>
-                <w:sz w:val="16"/>
-              </w:rPr>
-              <w:t>BirOutputsIT</w:t>
-            </w:r>
-          </w:p>
-        </w:tc>
-        <w:tc>
-          <w:tcPr>
-            <w:tcW w:type="dxa" w:w="1050"/>
-            <w:tcMar>
-              <w:top w:w="50" w:type="dxa"/>
-              <w:bottom w:w="50" w:type="dxa"/>
-              <w:left w:w="90" w:type="dxa"/>
-              <w:right w:w="90" w:type="dxa"/>
-            </w:tcMar>
-            <w:shd w:val="clear" w:color="auto" w:fill="E5F5FF"/>
-          </w:tcPr>
-          <w:p>
-            <w:pPr>
-              <w:pStyle w:val="BDOITable"/>
-            </w:pPr>
-            <w:r>
-              <w:rPr>
-                <w:sz w:val="16"/>
-              </w:rPr>
-              <w:t>2</w:t>
-            </w:r>
-          </w:p>
-        </w:tc>
-        <w:tc>
-          <w:tcPr>
-            <w:tcW w:type="dxa" w:w="3936"/>
-            <w:tcMar>
-              <w:top w:w="50" w:type="dxa"/>
-              <w:bottom w:w="50" w:type="dxa"/>
-              <w:left w:w="90" w:type="dxa"/>
-              <w:right w:w="90" w:type="dxa"/>
-            </w:tcMar>
-            <w:shd w:val="clear" w:color="auto" w:fill="E5F5FF"/>
-          </w:tcPr>
-          <w:p>
-            <w:pPr>
-              <w:pStyle w:val="BDOITable"/>
-            </w:pPr>
-            <w:r>
-              <w:rPr>
-                <w:sz w:val="16"/>
-              </w:rPr>
-              <w:t>YearEndIT</w:t>
-            </w:r>
-          </w:p>
-        </w:tc>
-        <w:tc>
-          <w:tcPr>
-            <w:tcW w:type="dxa" w:w="1050"/>
-            <w:tcMar>
-              <w:top w:w="50" w:type="dxa"/>
-              <w:bottom w:w="50" w:type="dxa"/>
-              <w:left w:w="90" w:type="dxa"/>
-              <w:right w:w="90" w:type="dxa"/>
-            </w:tcMar>
-            <w:shd w:val="clear" w:color="auto" w:fill="E5F5FF"/>
-          </w:tcPr>
-          <w:p>
-            <w:pPr>
-              <w:pStyle w:val="BDOITable"/>
-            </w:pPr>
-            <w:r>
-              <w:rPr>
-                <w:sz w:val="16"/>
-              </w:rPr>
-              <w:t>1</w:t>
-            </w:r>
-          </w:p>
-        </w:tc>
-      </w:tr>
-      <w:tr>
-        <w:trPr>
-          <w:cantSplit w:val="true"/>
-        </w:trPr>
-        <w:tc>
-          <w:tcPr>
-            <w:tcW w:type="dxa" w:w="3936"/>
-            <w:tcMar>
-              <w:top w:w="50" w:type="dxa"/>
-              <w:bottom w:w="50" w:type="dxa"/>
-              <w:left w:w="90" w:type="dxa"/>
-              <w:right w:w="90" w:type="dxa"/>
-            </w:tcMar>
-          </w:tcPr>
-          <w:p>
-            <w:pPr>
-              <w:pStyle w:val="BDOITable"/>
-            </w:pPr>
-            <w:r>
-              <w:rPr>
-                <w:sz w:val="16"/>
-              </w:rPr>
-              <w:t>CostCenterRuleIT</w:t>
-            </w:r>
-          </w:p>
-        </w:tc>
-        <w:tc>
-          <w:tcPr>
-            <w:tcW w:type="dxa" w:w="1050"/>
-            <w:tcMar>
-              <w:top w:w="50" w:type="dxa"/>
-              <w:bottom w:w="50" w:type="dxa"/>
-              <w:left w:w="90" w:type="dxa"/>
-              <w:right w:w="90" w:type="dxa"/>
-            </w:tcMar>
-          </w:tcPr>
-          <w:p>
-            <w:pPr>
-              <w:pStyle w:val="BDOITable"/>
-            </w:pPr>
-            <w:r>
-              <w:rPr>
-                <w:sz w:val="16"/>
-              </w:rPr>
-              <w:t>2</w:t>
-            </w:r>
-          </w:p>
-        </w:tc>
-        <w:tc>
-          <w:tcPr>
-            <w:tcW w:type="dxa" w:w="3936"/>
-            <w:tcMar>
-              <w:top w:w="50" w:type="dxa"/>
-              <w:bottom w:w="50" w:type="dxa"/>
-              <w:left w:w="90" w:type="dxa"/>
-              <w:right w:w="90" w:type="dxa"/>
-            </w:tcMar>
-          </w:tcPr>
-          <w:p>
-            <w:pPr>
-              <w:pStyle w:val="BDOITable"/>
-            </w:pPr>
-            <w:r>
-              <w:rPr>
-                <w:sz w:val="16"/>
-              </w:rPr>
-              <w:t>accessRequest.test.ts</w:t>
-            </w:r>
-          </w:p>
-        </w:tc>
-        <w:tc>
-          <w:tcPr>
-            <w:tcW w:type="dxa" w:w="1050"/>
-            <w:tcMar>
-              <w:top w:w="50" w:type="dxa"/>
-              <w:bottom w:w="50" w:type="dxa"/>
-              <w:left w:w="90" w:type="dxa"/>
-              <w:right w:w="90" w:type="dxa"/>
-            </w:tcMar>
-          </w:tcPr>
-          <w:p>
-            <w:pPr>
-              <w:pStyle w:val="BDOITable"/>
-            </w:pPr>
-            <w:r>
-              <w:rPr>
-                <w:sz w:val="16"/>
-              </w:rPr>
-              <w:t>1</w:t>
-            </w:r>
-          </w:p>
-        </w:tc>
-      </w:tr>
-      <w:tr>
-        <w:trPr>
-          <w:cantSplit w:val="true"/>
-        </w:trPr>
-        <w:tc>
-          <w:tcPr>
-            <w:tcW w:type="dxa" w:w="3936"/>
-            <w:tcMar>
-              <w:top w:w="50" w:type="dxa"/>
-              <w:bottom w:w="50" w:type="dxa"/>
-              <w:left w:w="90" w:type="dxa"/>
-              <w:right w:w="90" w:type="dxa"/>
-            </w:tcMar>
-            <w:shd w:val="clear" w:color="auto" w:fill="E5F5FF"/>
-          </w:tcPr>
-          <w:p>
-            <w:pPr>
-              <w:pStyle w:val="BDOITable"/>
-            </w:pPr>
-            <w:r>
-              <w:rPr>
-                <w:sz w:val="16"/>
-              </w:rPr>
-              <w:t>FinanceReportsIT</w:t>
-            </w:r>
-          </w:p>
-        </w:tc>
-        <w:tc>
-          <w:tcPr>
-            <w:tcW w:type="dxa" w:w="1050"/>
-            <w:tcMar>
-              <w:top w:w="50" w:type="dxa"/>
-              <w:bottom w:w="50" w:type="dxa"/>
-              <w:left w:w="90" w:type="dxa"/>
-              <w:right w:w="90" w:type="dxa"/>
-            </w:tcMar>
-            <w:shd w:val="clear" w:color="auto" w:fill="E5F5FF"/>
-          </w:tcPr>
-          <w:p>
-            <w:pPr>
-              <w:pStyle w:val="BDOITable"/>
-            </w:pPr>
-            <w:r>
-              <w:rPr>
-                <w:sz w:val="16"/>
-              </w:rPr>
-              <w:t>2</w:t>
-            </w:r>
-          </w:p>
-        </w:tc>
-        <w:tc>
-          <w:tcPr>
-            <w:tcW w:type="dxa" w:w="3936"/>
-            <w:tcMar>
-              <w:top w:w="50" w:type="dxa"/>
-              <w:bottom w:w="50" w:type="dxa"/>
-              <w:left w:w="90" w:type="dxa"/>
-              <w:right w:w="90" w:type="dxa"/>
-            </w:tcMar>
-            <w:shd w:val="clear" w:color="auto" w:fill="E5F5FF"/>
-          </w:tcPr>
-          <w:p>
-            <w:pPr>
-              <w:pStyle w:val="BDOITable"/>
-            </w:pPr>
-            <w:r>
-              <w:rPr>
-                <w:sz w:val="16"/>
-              </w:rPr>
-              <w:t>closeTimes.test.ts</w:t>
-            </w:r>
-          </w:p>
-        </w:tc>
-        <w:tc>
-          <w:tcPr>
-            <w:tcW w:type="dxa" w:w="1050"/>
-            <w:tcMar>
-              <w:top w:w="50" w:type="dxa"/>
-              <w:bottom w:w="50" w:type="dxa"/>
-              <w:left w:w="90" w:type="dxa"/>
-              <w:right w:w="90" w:type="dxa"/>
-            </w:tcMar>
-            <w:shd w:val="clear" w:color="auto" w:fill="E5F5FF"/>
-          </w:tcPr>
-          <w:p>
-            <w:pPr>
-              <w:pStyle w:val="BDOITable"/>
-            </w:pPr>
-            <w:r>
-              <w:rPr>
-                <w:sz w:val="16"/>
-              </w:rPr>
-              <w:t>1</w:t>
-            </w:r>
-          </w:p>
-        </w:tc>
-      </w:tr>
-      <w:tr>
-        <w:trPr>
-          <w:cantSplit w:val="true"/>
-        </w:trPr>
-        <w:tc>
-          <w:tcPr>
-            <w:tcW w:type="dxa" w:w="3936"/>
-            <w:tcMar>
-              <w:top w:w="50" w:type="dxa"/>
-              <w:bottom w:w="50" w:type="dxa"/>
-              <w:left w:w="90" w:type="dxa"/>
-              <w:right w:w="90" w:type="dxa"/>
-            </w:tcMar>
-          </w:tcPr>
-          <w:p>
-            <w:pPr>
-              <w:pStyle w:val="BDOITable"/>
-            </w:pPr>
-            <w:r>
-              <w:rPr>
-                <w:sz w:val="16"/>
-              </w:rPr>
-              <w:t>ReportArchiveIT</w:t>
-            </w:r>
-          </w:p>
-        </w:tc>
-        <w:tc>
-          <w:tcPr>
-            <w:tcW w:type="dxa" w:w="1050"/>
-            <w:tcMar>
-              <w:top w:w="50" w:type="dxa"/>
-              <w:bottom w:w="50" w:type="dxa"/>
-              <w:left w:w="90" w:type="dxa"/>
-              <w:right w:w="90" w:type="dxa"/>
-            </w:tcMar>
-          </w:tcPr>
-          <w:p>
-            <w:pPr>
-              <w:pStyle w:val="BDOITable"/>
-            </w:pPr>
-            <w:r>
-              <w:rPr>
-                <w:sz w:val="16"/>
-              </w:rPr>
-              <w:t>2</w:t>
-            </w:r>
-          </w:p>
-        </w:tc>
-        <w:tc>
-          <w:tcPr>
-            <w:tcW w:type="dxa" w:w="3936"/>
-            <w:tcMar>
-              <w:top w:w="50" w:type="dxa"/>
-              <w:bottom w:w="50" w:type="dxa"/>
-              <w:left w:w="90" w:type="dxa"/>
-              <w:right w:w="90" w:type="dxa"/>
-            </w:tcMar>
-          </w:tcPr>
-          <w:p>
-            <w:pPr>
-              <w:pStyle w:val="BDOITable"/>
-            </w:pPr>
-            <w:r>
-              <w:rPr>
-                <w:sz w:val="16"/>
-              </w:rPr>
-              <w:t>journalForm.test.ts</w:t>
-            </w:r>
-          </w:p>
-        </w:tc>
-        <w:tc>
-          <w:tcPr>
-            <w:tcW w:type="dxa" w:w="1050"/>
-            <w:tcMar>
-              <w:top w:w="50" w:type="dxa"/>
-              <w:bottom w:w="50" w:type="dxa"/>
-              <w:left w:w="90" w:type="dxa"/>
-              <w:right w:w="90" w:type="dxa"/>
-            </w:tcMar>
-          </w:tcPr>
-          <w:p>
-            <w:pPr>
-              <w:pStyle w:val="BDOITable"/>
-            </w:pPr>
-            <w:r>
-              <w:rPr>
-                <w:sz w:val="16"/>
-              </w:rPr>
-              <w:t>1</w:t>
-            </w:r>
-          </w:p>
-        </w:tc>
-      </w:tr>
-      <w:tr>
-        <w:trPr>
-          <w:cantSplit w:val="true"/>
-        </w:trPr>
-        <w:tc>
-          <w:tcPr>
-            <w:tcW w:type="dxa" w:w="3936"/>
-            <w:tcMar>
-              <w:top w:w="50" w:type="dxa"/>
-              <w:bottom w:w="50" w:type="dxa"/>
-              <w:left w:w="90" w:type="dxa"/>
-              <w:right w:w="90" w:type="dxa"/>
-            </w:tcMar>
-            <w:shd w:val="clear" w:color="auto" w:fill="E5F5FF"/>
-          </w:tcPr>
-          <w:p>
-            <w:pPr>
-              <w:pStyle w:val="BDOITable"/>
-            </w:pPr>
-            <w:r>
-              <w:rPr>
-                <w:sz w:val="16"/>
-              </w:rPr>
-              <w:t>ReportParametersTest</w:t>
-            </w:r>
-          </w:p>
-        </w:tc>
-        <w:tc>
-          <w:tcPr>
-            <w:tcW w:type="dxa" w:w="1050"/>
-            <w:tcMar>
-              <w:top w:w="50" w:type="dxa"/>
-              <w:bottom w:w="50" w:type="dxa"/>
-              <w:left w:w="90" w:type="dxa"/>
-              <w:right w:w="90" w:type="dxa"/>
-            </w:tcMar>
-            <w:shd w:val="clear" w:color="auto" w:fill="E5F5FF"/>
-          </w:tcPr>
-          <w:p>
-            <w:pPr>
-              <w:pStyle w:val="BDOITable"/>
-            </w:pPr>
-            <w:r>
-              <w:rPr>
-                <w:sz w:val="16"/>
-              </w:rPr>
-              <w:t>2</w:t>
-            </w:r>
-          </w:p>
-        </w:tc>
-        <w:tc>
-          <w:tcPr>
-            <w:tcW w:type="dxa" w:w="3936"/>
-            <w:tcMar>
-              <w:top w:w="50" w:type="dxa"/>
-              <w:bottom w:w="50" w:type="dxa"/>
-              <w:left w:w="90" w:type="dxa"/>
-              <w:right w:w="90" w:type="dxa"/>
-            </w:tcMar>
-            <w:shd w:val="clear" w:color="auto" w:fill="E5F5FF"/>
-          </w:tcPr>
-          <w:p>
-            <w:pPr>
-              <w:pStyle w:val="BDOITable"/>
-            </w:pPr>
-            <w:r>
-              <w:rPr>
-                <w:sz w:val="16"/>
-              </w:rPr>
-              <w:t>sessionExpiry.test.ts</w:t>
-            </w:r>
-          </w:p>
-        </w:tc>
-        <w:tc>
-          <w:tcPr>
-            <w:tcW w:type="dxa" w:w="1050"/>
-            <w:tcMar>
-              <w:top w:w="50" w:type="dxa"/>
-              <w:bottom w:w="50" w:type="dxa"/>
-              <w:left w:w="90" w:type="dxa"/>
-              <w:right w:w="90" w:type="dxa"/>
-            </w:tcMar>
-            <w:shd w:val="clear" w:color="auto" w:fill="E5F5FF"/>
-          </w:tcPr>
-          <w:p>
-            <w:pPr>
-              <w:pStyle w:val="BDOITable"/>
-            </w:pPr>
-            <w:r>
-              <w:rPr>
-                <w:sz w:val="16"/>
-              </w:rPr>
-              <w:t>1</w:t>
-            </w:r>
-          </w:p>
-        </w:tc>
-      </w:tr>
-      <w:tr>
-        <w:trPr>
-          <w:cantSplit w:val="true"/>
-        </w:trPr>
-        <w:tc>
-          <w:tcPr>
-            <w:tcW w:type="dxa" w:w="3936"/>
-            <w:tcMar>
-              <w:top w:w="50" w:type="dxa"/>
-              <w:bottom w:w="50" w:type="dxa"/>
-              <w:left w:w="90" w:type="dxa"/>
-              <w:right w:w="90" w:type="dxa"/>
-            </w:tcMar>
-          </w:tcPr>
-          <w:p>
-            <w:pPr>
-              <w:pStyle w:val="BDOITable"/>
-            </w:pPr>
-            <w:r>
-              <w:rPr>
-                <w:sz w:val="16"/>
-              </w:rPr>
-              <w:t>ScheduleMathTest</w:t>
-            </w:r>
-          </w:p>
-        </w:tc>
-        <w:tc>
-          <w:tcPr>
-            <w:tcW w:type="dxa" w:w="1050"/>
-            <w:tcMar>
-              <w:top w:w="50" w:type="dxa"/>
-              <w:bottom w:w="50" w:type="dxa"/>
-              <w:left w:w="90" w:type="dxa"/>
-              <w:right w:w="90" w:type="dxa"/>
-            </w:tcMar>
-          </w:tcPr>
-          <w:p>
-            <w:pPr>
-              <w:pStyle w:val="BDOITable"/>
-            </w:pPr>
-            <w:r>
-              <w:rPr>
-                <w:sz w:val="16"/>
-              </w:rPr>
-              <w:t>2</w:t>
-            </w:r>
-          </w:p>
-        </w:tc>
-        <w:tc>
-          <w:tcPr>
-            <w:tcW w:type="dxa" w:w="3936"/>
-            <w:tcMar>
-              <w:top w:w="50" w:type="dxa"/>
-              <w:bottom w:w="50" w:type="dxa"/>
-              <w:left w:w="90" w:type="dxa"/>
-              <w:right w:w="90" w:type="dxa"/>
-            </w:tcMar>
-          </w:tcPr>
-          <w:p>
-            <w:pPr>
-              <w:pStyle w:val="BDOITable"/>
-            </w:pPr>
-          </w:p>
-        </w:tc>
-        <w:tc>
-          <w:tcPr>
-            <w:tcW w:type="dxa" w:w="1050"/>
-            <w:tcMar>
-              <w:top w:w="50" w:type="dxa"/>
-              <w:bottom w:w="50" w:type="dxa"/>
-              <w:left w:w="90" w:type="dxa"/>
-              <w:right w:w="90" w:type="dxa"/>
-            </w:tcMar>
-          </w:tcPr>
-          <w:p>
-            <w:pPr>
-              <w:pStyle w:val="BDOITable"/>
-            </w:pPr>
-          </w:p>
-        </w:tc>
-      </w:tr>
-    </w:tbl>
-    <w:p>
-      <w:pPr>
-        <w:pStyle w:val="BDOISpacer"/>
-      </w:pPr>
-    </w:p>
-    <w:p>
-      <w:pPr>
-        <w:pStyle w:val="Heading1"/>
-        <w:pBdr>
-          <w:bottom w:val="single" w:sz="4" w:space="4" w:color="99C1E7"/>
-        </w:pBdr>
-      </w:pPr>
-      <w:bookmarkStart w:id="127" w:name="_Toc000127"/>
-      <w:r>
-        <w:rPr/>
-        <w:t>8 Risks</w:t>
-      </w:r>
-      <w:bookmarkEnd w:id="127"/>
-    </w:p>
-    <w:p>
-      <w:pPr>
-        <w:pStyle w:val="Caption"/>
-        <w:keepNext/>
-        <w:spacing w:after="60"/>
-      </w:pPr>
-      <w:r>
-        <w:rPr>
-          <w:b/>
-          <w:i w:val="0"/>
-        </w:rPr>
-        <w:t xml:space="preserve">Table 17: </w:t>
       </w:r>
       <w:r>
         <w:rPr/>
@@ -32105,7 +28538,7 @@
               <w:rPr>
                 <w:sz w:val="18"/>
               </w:rPr>
-              <w:t>The cases run on the seed chart; the report and posting cases are re-run on BDOI's data once loaded, without a new build</w:t>
+              <w:t>The cases run on the seed chart; the report and posting cases are re-run on BDOI's data once loaded, without a change to the system</w:t>
             </w:r>
           </w:p>
         </w:tc>
@@ -32324,7 +28757,7 @@
               <w:rPr>
                 <w:sz w:val="18"/>
               </w:rPr>
-              <w:t>The payout steps are run by the Disbursement testers as preconditions; a defect there is triaged with the Volume 2 plan</w:t>
+              <w:t>The payout steps are run by the Disbursement testers as preconditions; an issue there is triaged with the Volume 2 plan</w:t>
             </w:r>
           </w:p>
         </w:tc>
@@ -32470,1131 +28903,6 @@
                 <w:sz w:val="18"/>
               </w:rPr>
               <w:t>Agree named testers per department and dates in the UAT plan (deliverable 30) before UAT starts</w:t>
-            </w:r>
-          </w:p>
-        </w:tc>
-      </w:tr>
-    </w:tbl>
-    <w:p>
-      <w:pPr>
-        <w:pStyle w:val="BDOISpacer"/>
-      </w:pPr>
-    </w:p>
-    <w:p>
-      <w:pPr>
-        <w:pStyle w:val="Heading1"/>
-        <w:pBdr>
-          <w:bottom w:val="single" w:sz="4" w:space="4" w:color="99C1E7"/>
-        </w:pBdr>
-      </w:pPr>
-      <w:bookmarkStart w:id="128" w:name="_Toc000128"/>
-      <w:r>
-        <w:rPr/>
-        <w:t>9 FRS findings</w:t>
-      </w:r>
-      <w:bookmarkEnd w:id="128"/>
-    </w:p>
-    <w:p>
-      <w:r>
-        <w:rPr/>
-        <w:t>Writing the cases showed the points below, where the FRS is ambiguous, cannot be tested as written, or differs from the build. The cases use the built behaviour; the FRS owner decides the correction for FRS v1.1.</w:t>
-      </w:r>
-    </w:p>
-    <w:p>
-      <w:pPr>
-        <w:pStyle w:val="Caption"/>
-        <w:keepNext/>
-        <w:spacing w:after="60"/>
-      </w:pPr>
-      <w:r>
-        <w:rPr>
-          <w:b/>
-          <w:i w:val="0"/>
-        </w:rPr>
-        <w:t xml:space="preserve">Table 18: </w:t>
-      </w:r>
-      <w:r>
-        <w:rPr/>
-        <w:t>FRS findings for the FRS owner</w:t>
-      </w:r>
-    </w:p>
-    <w:tbl>
-      <w:tblPr>
-        <w:tblW w:type="dxa" w:w="9973"/>
-        <w:jc w:val="center"/>
-        <w:tblLook w:firstColumn="1" w:firstRow="1" w:lastColumn="0" w:lastRow="0" w:noHBand="0" w:noVBand="1" w:val="04A0"/>
-        <w:tblBorders>
-          <w:top w:val="single" w:sz="4" w:space="0" w:color="C2C2C1"/>
-          <w:left w:val="single" w:sz="4" w:space="0" w:color="C2C2C1"/>
-          <w:bottom w:val="single" w:sz="4" w:space="0" w:color="C2C2C1"/>
-          <w:right w:val="single" w:sz="4" w:space="0" w:color="C2C2C1"/>
-          <w:insideH w:val="single" w:sz="4" w:space="0" w:color="C2C2C1"/>
-          <w:insideV w:val="single" w:sz="4" w:space="0" w:color="C2C2C1"/>
-        </w:tblBorders>
-        <w:tblLayout w:type="fixed"/>
-      </w:tblPr>
-      <w:tblGrid>
-        <w:gridCol w:w="1055"/>
-        <w:gridCol w:w="1290"/>
-        <w:gridCol w:w="4223"/>
-        <w:gridCol w:w="3402"/>
-      </w:tblGrid>
-      <w:tr>
-        <w:trPr>
-          <w:tblHeader w:val="true"/>
-          <w:cantSplit w:val="true"/>
-        </w:trPr>
-        <w:tc>
-          <w:tcPr>
-            <w:tcW w:type="dxa" w:w="1056"/>
-            <w:shd w:val="clear" w:color="auto" w:fill="004EA8"/>
-            <w:tcMar>
-              <w:top w:w="50" w:type="dxa"/>
-              <w:bottom w:w="50" w:type="dxa"/>
-              <w:left w:w="90" w:type="dxa"/>
-              <w:right w:w="90" w:type="dxa"/>
-            </w:tcMar>
-            <w:vAlign w:val="center"/>
-          </w:tcPr>
-          <w:p>
-            <w:pPr>
-              <w:pStyle w:val="BDOITableHeader"/>
-            </w:pPr>
-            <w:r>
-              <w:rPr>
-                <w:b/>
-                <w:color w:val="FFFFFF"/>
-                <w:sz w:val="17"/>
-              </w:rPr>
-              <w:t>ID</w:t>
-            </w:r>
-          </w:p>
-        </w:tc>
-        <w:tc>
-          <w:tcPr>
-            <w:tcW w:type="dxa" w:w="1290"/>
-            <w:shd w:val="clear" w:color="auto" w:fill="004EA8"/>
-            <w:tcMar>
-              <w:top w:w="50" w:type="dxa"/>
-              <w:bottom w:w="50" w:type="dxa"/>
-              <w:left w:w="90" w:type="dxa"/>
-              <w:right w:w="90" w:type="dxa"/>
-            </w:tcMar>
-            <w:vAlign w:val="center"/>
-          </w:tcPr>
-          <w:p>
-            <w:pPr>
-              <w:pStyle w:val="BDOITableHeader"/>
-            </w:pPr>
-            <w:r>
-              <w:rPr>
-                <w:b/>
-                <w:color w:val="FFFFFF"/>
-                <w:sz w:val="17"/>
-              </w:rPr>
-              <w:t>FR</w:t>
-            </w:r>
-          </w:p>
-        </w:tc>
-        <w:tc>
-          <w:tcPr>
-            <w:tcW w:type="dxa" w:w="4223"/>
-            <w:shd w:val="clear" w:color="auto" w:fill="004EA8"/>
-            <w:tcMar>
-              <w:top w:w="50" w:type="dxa"/>
-              <w:bottom w:w="50" w:type="dxa"/>
-              <w:left w:w="90" w:type="dxa"/>
-              <w:right w:w="90" w:type="dxa"/>
-            </w:tcMar>
-            <w:vAlign w:val="center"/>
-          </w:tcPr>
-          <w:p>
-            <w:pPr>
-              <w:pStyle w:val="BDOITableHeader"/>
-            </w:pPr>
-            <w:r>
-              <w:rPr>
-                <w:b/>
-                <w:color w:val="FFFFFF"/>
-                <w:sz w:val="17"/>
-              </w:rPr>
-              <w:t>Finding</w:t>
-            </w:r>
-          </w:p>
-        </w:tc>
-        <w:tc>
-          <w:tcPr>
-            <w:tcW w:type="dxa" w:w="3402"/>
-            <w:shd w:val="clear" w:color="auto" w:fill="004EA8"/>
-            <w:tcMar>
-              <w:top w:w="50" w:type="dxa"/>
-              <w:bottom w:w="50" w:type="dxa"/>
-              <w:left w:w="90" w:type="dxa"/>
-              <w:right w:w="90" w:type="dxa"/>
-            </w:tcMar>
-            <w:vAlign w:val="center"/>
-          </w:tcPr>
-          <w:p>
-            <w:pPr>
-              <w:pStyle w:val="BDOITableHeader"/>
-            </w:pPr>
-            <w:r>
-              <w:rPr>
-                <w:b/>
-                <w:color w:val="FFFFFF"/>
-                <w:sz w:val="17"/>
-              </w:rPr>
-              <w:t>Proposed resolution</w:t>
-            </w:r>
-          </w:p>
-        </w:tc>
-      </w:tr>
-      <w:tr>
-        <w:trPr>
-          <w:cantSplit w:val="true"/>
-        </w:trPr>
-        <w:tc>
-          <w:tcPr>
-            <w:tcW w:type="dxa" w:w="1056"/>
-            <w:tcMar>
-              <w:top w:w="50" w:type="dxa"/>
-              <w:bottom w:w="50" w:type="dxa"/>
-              <w:left w:w="90" w:type="dxa"/>
-              <w:right w:w="90" w:type="dxa"/>
-            </w:tcMar>
-          </w:tcPr>
-          <w:p>
-            <w:pPr>
-              <w:pStyle w:val="BDOITable"/>
-            </w:pPr>
-            <w:r>
-              <w:rPr>
-                <w:sz w:val="17"/>
-              </w:rPr>
-              <w:t>TF-AC-01</w:t>
-            </w:r>
-          </w:p>
-        </w:tc>
-        <w:tc>
-          <w:tcPr>
-            <w:tcW w:type="dxa" w:w="1290"/>
-            <w:tcMar>
-              <w:top w:w="50" w:type="dxa"/>
-              <w:bottom w:w="50" w:type="dxa"/>
-              <w:left w:w="90" w:type="dxa"/>
-              <w:right w:w="90" w:type="dxa"/>
-            </w:tcMar>
-          </w:tcPr>
-          <w:p>
-            <w:pPr>
-              <w:pStyle w:val="BDOITable"/>
-            </w:pPr>
-            <w:r>
-              <w:rPr>
-                <w:sz w:val="17"/>
-              </w:rPr>
-              <w:t>FR-AC-001</w:t>
-            </w:r>
-          </w:p>
-        </w:tc>
-        <w:tc>
-          <w:tcPr>
-            <w:tcW w:type="dxa" w:w="4223"/>
-            <w:tcMar>
-              <w:top w:w="50" w:type="dxa"/>
-              <w:bottom w:w="50" w:type="dxa"/>
-              <w:left w:w="90" w:type="dxa"/>
-              <w:right w:w="90" w:type="dxa"/>
-            </w:tcMar>
-          </w:tcPr>
-          <w:p>
-            <w:pPr>
-              <w:pStyle w:val="BDOITable"/>
-            </w:pPr>
-            <w:r>
-              <w:rPr>
-                <w:sz w:val="17"/>
-              </w:rPr>
-              <w:t>The FRS messages "Invalid user ID or password" and "Your account is locked. Contact the System Administrator" (no code) differ from the build ("Invalid user name or password" and "Account is locked. Contact your administrator.", code AUTHENTICATION_FAILED).</w:t>
-            </w:r>
-          </w:p>
-        </w:tc>
-        <w:tc>
-          <w:tcPr>
-            <w:tcW w:type="dxa" w:w="3402"/>
-            <w:tcMar>
-              <w:top w:w="50" w:type="dxa"/>
-              <w:bottom w:w="50" w:type="dxa"/>
-              <w:left w:w="90" w:type="dxa"/>
-              <w:right w:w="90" w:type="dxa"/>
-            </w:tcMar>
-          </w:tcPr>
-          <w:p>
-            <w:pPr>
-              <w:pStyle w:val="BDOITable"/>
-            </w:pPr>
-            <w:r>
-              <w:rPr>
-                <w:sz w:val="17"/>
-              </w:rPr>
-              <w:t>Quote the built messages and the code in FR-AC-001 and Volume 2 FR-DS-001.</w:t>
-            </w:r>
-          </w:p>
-        </w:tc>
-      </w:tr>
-      <w:tr>
-        <w:trPr>
-          <w:cantSplit w:val="true"/>
-        </w:trPr>
-        <w:tc>
-          <w:tcPr>
-            <w:tcW w:type="dxa" w:w="1056"/>
-            <w:tcMar>
-              <w:top w:w="50" w:type="dxa"/>
-              <w:bottom w:w="50" w:type="dxa"/>
-              <w:left w:w="90" w:type="dxa"/>
-              <w:right w:w="90" w:type="dxa"/>
-            </w:tcMar>
-            <w:shd w:val="clear" w:color="auto" w:fill="E5F5FF"/>
-          </w:tcPr>
-          <w:p>
-            <w:pPr>
-              <w:pStyle w:val="BDOITable"/>
-            </w:pPr>
-            <w:r>
-              <w:rPr>
-                <w:sz w:val="17"/>
-              </w:rPr>
-              <w:t>TF-AC-02</w:t>
-            </w:r>
-          </w:p>
-        </w:tc>
-        <w:tc>
-          <w:tcPr>
-            <w:tcW w:type="dxa" w:w="1290"/>
-            <w:tcMar>
-              <w:top w:w="50" w:type="dxa"/>
-              <w:bottom w:w="50" w:type="dxa"/>
-              <w:left w:w="90" w:type="dxa"/>
-              <w:right w:w="90" w:type="dxa"/>
-            </w:tcMar>
-            <w:shd w:val="clear" w:color="auto" w:fill="E5F5FF"/>
-          </w:tcPr>
-          <w:p>
-            <w:pPr>
-              <w:pStyle w:val="BDOITable"/>
-            </w:pPr>
-            <w:r>
-              <w:rPr>
-                <w:sz w:val="17"/>
-              </w:rPr>
-              <w:t>FR-AC-034</w:t>
-            </w:r>
-          </w:p>
-        </w:tc>
-        <w:tc>
-          <w:tcPr>
-            <w:tcW w:type="dxa" w:w="4223"/>
-            <w:tcMar>
-              <w:top w:w="50" w:type="dxa"/>
-              <w:bottom w:w="50" w:type="dxa"/>
-              <w:left w:w="90" w:type="dxa"/>
-              <w:right w:w="90" w:type="dxa"/>
-            </w:tcMar>
-            <w:shd w:val="clear" w:color="auto" w:fill="E5F5FF"/>
-          </w:tcPr>
-          <w:p>
-            <w:pPr>
-              <w:pStyle w:val="BDOITable"/>
-            </w:pPr>
-            <w:r>
-              <w:rPr>
-                <w:sz w:val="17"/>
-              </w:rPr>
-              <w:t>The FRS gives "Journal is not balanced - debit &lt;x&gt; vs credit &lt;y&gt;" and "Value date &lt;date&gt; is earlier / later than the permitted &lt;n&gt; back- / forward-dated days"; the build writes "Journal is not balanced: debit ... vs credit ..." and two separate value-date messages ("... is earlier than the permitted &lt;n&gt; back-dated days", "... is later than the permitted &lt;n&gt; forward-dated days"). The number of permitted days is a company setting that the FRS does not name.</w:t>
-            </w:r>
-          </w:p>
-        </w:tc>
-        <w:tc>
-          <w:tcPr>
-            <w:tcW w:type="dxa" w:w="3402"/>
-            <w:tcMar>
-              <w:top w:w="50" w:type="dxa"/>
-              <w:bottom w:w="50" w:type="dxa"/>
-              <w:left w:w="90" w:type="dxa"/>
-              <w:right w:w="90" w:type="dxa"/>
-            </w:tcMar>
-            <w:shd w:val="clear" w:color="auto" w:fill="E5F5FF"/>
-          </w:tcPr>
-          <w:p>
-            <w:pPr>
-              <w:pStyle w:val="BDOITable"/>
-            </w:pPr>
-            <w:r>
-              <w:rPr>
-                <w:sz w:val="17"/>
-              </w:rPr>
-              <w:t>Quote the two value-date messages apart, use the built punctuation and name the company fields (back-dated and forward-dated days) with their delivered values.</w:t>
-            </w:r>
-          </w:p>
-        </w:tc>
-      </w:tr>
-      <w:tr>
-        <w:trPr>
-          <w:cantSplit w:val="true"/>
-        </w:trPr>
-        <w:tc>
-          <w:tcPr>
-            <w:tcW w:type="dxa" w:w="1056"/>
-            <w:tcMar>
-              <w:top w:w="50" w:type="dxa"/>
-              <w:bottom w:w="50" w:type="dxa"/>
-              <w:left w:w="90" w:type="dxa"/>
-              <w:right w:w="90" w:type="dxa"/>
-            </w:tcMar>
-          </w:tcPr>
-          <w:p>
-            <w:pPr>
-              <w:pStyle w:val="BDOITable"/>
-            </w:pPr>
-            <w:r>
-              <w:rPr>
-                <w:sz w:val="17"/>
-              </w:rPr>
-              <w:t>TF-AC-03</w:t>
-            </w:r>
-          </w:p>
-        </w:tc>
-        <w:tc>
-          <w:tcPr>
-            <w:tcW w:type="dxa" w:w="1290"/>
-            <w:tcMar>
-              <w:top w:w="50" w:type="dxa"/>
-              <w:bottom w:w="50" w:type="dxa"/>
-              <w:left w:w="90" w:type="dxa"/>
-              <w:right w:w="90" w:type="dxa"/>
-            </w:tcMar>
-          </w:tcPr>
-          <w:p>
-            <w:pPr>
-              <w:pStyle w:val="BDOITable"/>
-            </w:pPr>
-            <w:r>
-              <w:rPr>
-                <w:sz w:val="17"/>
-              </w:rPr>
-              <w:t>FR-AC-042</w:t>
-            </w:r>
-          </w:p>
-        </w:tc>
-        <w:tc>
-          <w:tcPr>
-            <w:tcW w:type="dxa" w:w="4223"/>
-            <w:tcMar>
-              <w:top w:w="50" w:type="dxa"/>
-              <w:bottom w:w="50" w:type="dxa"/>
-              <w:left w:w="90" w:type="dxa"/>
-              <w:right w:w="90" w:type="dxa"/>
-            </w:tcMar>
-          </w:tcPr>
-          <w:p>
-            <w:pPr>
-              <w:pStyle w:val="BDOITable"/>
-            </w:pPr>
-            <w:r>
-              <w:rPr>
-                <w:sz w:val="17"/>
-              </w:rPr>
-              <w:t>The FRS message "The broking books of &lt;period&gt; are closed" is not what the user sees; the build names the source module that is locked ("The remittance books of &lt;period&gt; are closed", code BOOKS_CLOSED).</w:t>
-            </w:r>
-          </w:p>
-        </w:tc>
-        <w:tc>
-          <w:tcPr>
-            <w:tcW w:type="dxa" w:w="3402"/>
-            <w:tcMar>
-              <w:top w:w="50" w:type="dxa"/>
-              <w:bottom w:w="50" w:type="dxa"/>
-              <w:left w:w="90" w:type="dxa"/>
-              <w:right w:w="90" w:type="dxa"/>
-            </w:tcMar>
-          </w:tcPr>
-          <w:p>
-            <w:pPr>
-              <w:pStyle w:val="BDOITable"/>
-            </w:pPr>
-            <w:r>
-              <w:rPr>
-                <w:sz w:val="17"/>
-              </w:rPr>
-              <w:t>Change the message to "The &lt;module&gt; books of &lt;period&gt; are closed" in FR-AC-042.</w:t>
-            </w:r>
-          </w:p>
-        </w:tc>
-      </w:tr>
-      <w:tr>
-        <w:trPr>
-          <w:cantSplit w:val="true"/>
-        </w:trPr>
-        <w:tc>
-          <w:tcPr>
-            <w:tcW w:type="dxa" w:w="1056"/>
-            <w:tcMar>
-              <w:top w:w="50" w:type="dxa"/>
-              <w:bottom w:w="50" w:type="dxa"/>
-              <w:left w:w="90" w:type="dxa"/>
-              <w:right w:w="90" w:type="dxa"/>
-            </w:tcMar>
-            <w:shd w:val="clear" w:color="auto" w:fill="E5F5FF"/>
-          </w:tcPr>
-          <w:p>
-            <w:pPr>
-              <w:pStyle w:val="BDOITable"/>
-            </w:pPr>
-            <w:r>
-              <w:rPr>
-                <w:sz w:val="17"/>
-              </w:rPr>
-              <w:t>TF-AC-04</w:t>
-            </w:r>
-          </w:p>
-        </w:tc>
-        <w:tc>
-          <w:tcPr>
-            <w:tcW w:type="dxa" w:w="1290"/>
-            <w:tcMar>
-              <w:top w:w="50" w:type="dxa"/>
-              <w:bottom w:w="50" w:type="dxa"/>
-              <w:left w:w="90" w:type="dxa"/>
-              <w:right w:w="90" w:type="dxa"/>
-            </w:tcMar>
-            <w:shd w:val="clear" w:color="auto" w:fill="E5F5FF"/>
-          </w:tcPr>
-          <w:p>
-            <w:pPr>
-              <w:pStyle w:val="BDOITable"/>
-            </w:pPr>
-            <w:r>
-              <w:rPr>
-                <w:sz w:val="17"/>
-              </w:rPr>
-              <w:t>FR-AC-050</w:t>
-            </w:r>
-          </w:p>
-        </w:tc>
-        <w:tc>
-          <w:tcPr>
-            <w:tcW w:type="dxa" w:w="4223"/>
-            <w:tcMar>
-              <w:top w:w="50" w:type="dxa"/>
-              <w:bottom w:w="50" w:type="dxa"/>
-              <w:left w:w="90" w:type="dxa"/>
-              <w:right w:w="90" w:type="dxa"/>
-            </w:tcMar>
-            <w:shd w:val="clear" w:color="auto" w:fill="E5F5FF"/>
-          </w:tcPr>
-          <w:p>
-            <w:pPr>
-              <w:pStyle w:val="BDOITable"/>
-            </w:pPr>
-            <w:r>
-              <w:rPr>
-                <w:sz w:val="17"/>
-              </w:rPr>
-              <w:t>The row message "Row &lt;n&gt; - invalid date / amount '&lt;value&gt;'" is two messages in the build ("Row &lt;n&gt;: invalid date '&lt;value&gt;'" and "Row &lt;n&gt;: invalid amount '&lt;value&gt;'").</w:t>
-            </w:r>
-          </w:p>
-        </w:tc>
-        <w:tc>
-          <w:tcPr>
-            <w:tcW w:type="dxa" w:w="3402"/>
-            <w:tcMar>
-              <w:top w:w="50" w:type="dxa"/>
-              <w:bottom w:w="50" w:type="dxa"/>
-              <w:left w:w="90" w:type="dxa"/>
-              <w:right w:w="90" w:type="dxa"/>
-            </w:tcMar>
-            <w:shd w:val="clear" w:color="auto" w:fill="E5F5FF"/>
-          </w:tcPr>
-          <w:p>
-            <w:pPr>
-              <w:pStyle w:val="BDOITable"/>
-            </w:pPr>
-            <w:r>
-              <w:rPr>
-                <w:sz w:val="17"/>
-              </w:rPr>
-              <w:t>Give the two messages apart with the built punctuation.</w:t>
-            </w:r>
-          </w:p>
-        </w:tc>
-      </w:tr>
-      <w:tr>
-        <w:trPr>
-          <w:cantSplit w:val="true"/>
-        </w:trPr>
-        <w:tc>
-          <w:tcPr>
-            <w:tcW w:type="dxa" w:w="1056"/>
-            <w:tcMar>
-              <w:top w:w="50" w:type="dxa"/>
-              <w:bottom w:w="50" w:type="dxa"/>
-              <w:left w:w="90" w:type="dxa"/>
-              <w:right w:w="90" w:type="dxa"/>
-            </w:tcMar>
-          </w:tcPr>
-          <w:p>
-            <w:pPr>
-              <w:pStyle w:val="BDOITable"/>
-            </w:pPr>
-            <w:r>
-              <w:rPr>
-                <w:sz w:val="17"/>
-              </w:rPr>
-              <w:t>TF-AC-05</w:t>
-            </w:r>
-          </w:p>
-        </w:tc>
-        <w:tc>
-          <w:tcPr>
-            <w:tcW w:type="dxa" w:w="1290"/>
-            <w:tcMar>
-              <w:top w:w="50" w:type="dxa"/>
-              <w:bottom w:w="50" w:type="dxa"/>
-              <w:left w:w="90" w:type="dxa"/>
-              <w:right w:w="90" w:type="dxa"/>
-            </w:tcMar>
-          </w:tcPr>
-          <w:p>
-            <w:pPr>
-              <w:pStyle w:val="BDOITable"/>
-            </w:pPr>
-            <w:r>
-              <w:rPr>
-                <w:sz w:val="17"/>
-              </w:rPr>
-              <w:t>FR-AC-071</w:t>
-            </w:r>
-          </w:p>
-        </w:tc>
-        <w:tc>
-          <w:tcPr>
-            <w:tcW w:type="dxa" w:w="4223"/>
-            <w:tcMar>
-              <w:top w:w="50" w:type="dxa"/>
-              <w:bottom w:w="50" w:type="dxa"/>
-              <w:left w:w="90" w:type="dxa"/>
-              <w:right w:w="90" w:type="dxa"/>
-            </w:tcMar>
-          </w:tcPr>
-          <w:p>
-            <w:pPr>
-              <w:pStyle w:val="BDOITable"/>
-            </w:pPr>
-            <w:r>
-              <w:rPr>
-                <w:sz w:val="17"/>
-              </w:rPr>
-              <w:t>The FRS messages "Unknown role(s) / permission(s) &lt;list&gt;" and "Permission(s) both added and removed - &lt;list&gt;" differ in punctuation from the build ("Unknown role(s): &lt;list&gt;", "Permission(s) both added and removed: &lt;list&gt;"); FR-AC-072 has the same for ACCESS_APPROVE_INDIVIDUALLY.</w:t>
-            </w:r>
-          </w:p>
-        </w:tc>
-        <w:tc>
-          <w:tcPr>
-            <w:tcW w:type="dxa" w:w="3402"/>
-            <w:tcMar>
-              <w:top w:w="50" w:type="dxa"/>
-              <w:bottom w:w="50" w:type="dxa"/>
-              <w:left w:w="90" w:type="dxa"/>
-              <w:right w:w="90" w:type="dxa"/>
-            </w:tcMar>
-          </w:tcPr>
-          <w:p>
-            <w:pPr>
-              <w:pStyle w:val="BDOITable"/>
-            </w:pPr>
-            <w:r>
-              <w:rPr>
-                <w:sz w:val="17"/>
-              </w:rPr>
-              <w:t>Use the built wording so that testers can compare the text exactly.</w:t>
-            </w:r>
-          </w:p>
-        </w:tc>
-      </w:tr>
-      <w:tr>
-        <w:trPr>
-          <w:cantSplit w:val="true"/>
-        </w:trPr>
-        <w:tc>
-          <w:tcPr>
-            <w:tcW w:type="dxa" w:w="1056"/>
-            <w:tcMar>
-              <w:top w:w="50" w:type="dxa"/>
-              <w:bottom w:w="50" w:type="dxa"/>
-              <w:left w:w="90" w:type="dxa"/>
-              <w:right w:w="90" w:type="dxa"/>
-            </w:tcMar>
-            <w:shd w:val="clear" w:color="auto" w:fill="E5F5FF"/>
-          </w:tcPr>
-          <w:p>
-            <w:pPr>
-              <w:pStyle w:val="BDOITable"/>
-            </w:pPr>
-            <w:r>
-              <w:rPr>
-                <w:sz w:val="17"/>
-              </w:rPr>
-              <w:t>TF-AC-06</w:t>
-            </w:r>
-          </w:p>
-        </w:tc>
-        <w:tc>
-          <w:tcPr>
-            <w:tcW w:type="dxa" w:w="1290"/>
-            <w:tcMar>
-              <w:top w:w="50" w:type="dxa"/>
-              <w:bottom w:w="50" w:type="dxa"/>
-              <w:left w:w="90" w:type="dxa"/>
-              <w:right w:w="90" w:type="dxa"/>
-            </w:tcMar>
-            <w:shd w:val="clear" w:color="auto" w:fill="E5F5FF"/>
-          </w:tcPr>
-          <w:p>
-            <w:pPr>
-              <w:pStyle w:val="BDOITable"/>
-            </w:pPr>
-            <w:r>
-              <w:rPr>
-                <w:sz w:val="17"/>
-              </w:rPr>
-              <w:t>FR-AC-070</w:t>
-            </w:r>
-          </w:p>
-        </w:tc>
-        <w:tc>
-          <w:tcPr>
-            <w:tcW w:type="dxa" w:w="4223"/>
-            <w:tcMar>
-              <w:top w:w="50" w:type="dxa"/>
-              <w:bottom w:w="50" w:type="dxa"/>
-              <w:left w:w="90" w:type="dxa"/>
-              <w:right w:w="90" w:type="dxa"/>
-            </w:tcMar>
-            <w:shd w:val="clear" w:color="auto" w:fill="E5F5FF"/>
-          </w:tcPr>
-          <w:p>
-            <w:pPr>
-              <w:pStyle w:val="BDOITable"/>
-            </w:pPr>
-            <w:r>
-              <w:rPr>
-                <w:sz w:val="17"/>
-              </w:rPr>
-              <w:t>The FRS and the persona table give the menu path "Administration &gt; Lists of Values" and "Administration &gt; Access Requests"; in BIBS these screens are under Setup &amp; Administration &gt; Broking Setup (with the User Access Matrix).</w:t>
-            </w:r>
-          </w:p>
-        </w:tc>
-        <w:tc>
-          <w:tcPr>
-            <w:tcW w:type="dxa" w:w="3402"/>
-            <w:tcMar>
-              <w:top w:w="50" w:type="dxa"/>
-              <w:bottom w:w="50" w:type="dxa"/>
-              <w:left w:w="90" w:type="dxa"/>
-              <w:right w:w="90" w:type="dxa"/>
-            </w:tcMar>
-            <w:shd w:val="clear" w:color="auto" w:fill="E5F5FF"/>
-          </w:tcPr>
-          <w:p>
-            <w:pPr>
-              <w:pStyle w:val="BDOITable"/>
-            </w:pPr>
-            <w:r>
-              <w:rPr>
-                <w:sz w:val="17"/>
-              </w:rPr>
-              <w:t>Correct the screen paths of FR-AC-070 to FR-AC-072 in FRS v1.1.</w:t>
-            </w:r>
-          </w:p>
-        </w:tc>
-      </w:tr>
-      <w:tr>
-        <w:trPr>
-          <w:cantSplit w:val="true"/>
-        </w:trPr>
-        <w:tc>
-          <w:tcPr>
-            <w:tcW w:type="dxa" w:w="1056"/>
-            <w:tcMar>
-              <w:top w:w="50" w:type="dxa"/>
-              <w:bottom w:w="50" w:type="dxa"/>
-              <w:left w:w="90" w:type="dxa"/>
-              <w:right w:w="90" w:type="dxa"/>
-            </w:tcMar>
-          </w:tcPr>
-          <w:p>
-            <w:pPr>
-              <w:pStyle w:val="BDOITable"/>
-            </w:pPr>
-            <w:r>
-              <w:rPr>
-                <w:sz w:val="17"/>
-              </w:rPr>
-              <w:t>TF-AC-07</w:t>
-            </w:r>
-          </w:p>
-        </w:tc>
-        <w:tc>
-          <w:tcPr>
-            <w:tcW w:type="dxa" w:w="1290"/>
-            <w:tcMar>
-              <w:top w:w="50" w:type="dxa"/>
-              <w:bottom w:w="50" w:type="dxa"/>
-              <w:left w:w="90" w:type="dxa"/>
-              <w:right w:w="90" w:type="dxa"/>
-            </w:tcMar>
-          </w:tcPr>
-          <w:p>
-            <w:pPr>
-              <w:pStyle w:val="BDOITable"/>
-            </w:pPr>
-            <w:r>
-              <w:rPr>
-                <w:sz w:val="17"/>
-              </w:rPr>
-              <w:t>FR-AC-023</w:t>
-            </w:r>
-          </w:p>
-        </w:tc>
-        <w:tc>
-          <w:tcPr>
-            <w:tcW w:type="dxa" w:w="4223"/>
-            <w:tcMar>
-              <w:top w:w="50" w:type="dxa"/>
-              <w:bottom w:w="50" w:type="dxa"/>
-              <w:left w:w="90" w:type="dxa"/>
-              <w:right w:w="90" w:type="dxa"/>
-            </w:tcMar>
-          </w:tcPr>
-          <w:p>
-            <w:pPr>
-              <w:pStyle w:val="BDOITable"/>
-            </w:pPr>
-            <w:r>
-              <w:rPr>
-                <w:sz w:val="17"/>
-              </w:rPr>
-              <w:t>The FRS lists the paper sizes A4, Letter and Legal and the orientations portrait and landscape. The build also offers A3 and an automatic orientation (by report width), and an unknown value falls back to A4. Acceptance criterion 1 ("shows all its columns on one page width") gives no limit for very wide reports.</w:t>
-            </w:r>
-          </w:p>
-        </w:tc>
-        <w:tc>
-          <w:tcPr>
-            <w:tcW w:type="dxa" w:w="3402"/>
-            <w:tcMar>
-              <w:top w:w="50" w:type="dxa"/>
-              <w:bottom w:w="50" w:type="dxa"/>
-              <w:left w:w="90" w:type="dxa"/>
-              <w:right w:w="90" w:type="dxa"/>
-            </w:tcMar>
-          </w:tcPr>
-          <w:p>
-            <w:pPr>
-              <w:pStyle w:val="BDOITable"/>
-            </w:pPr>
-            <w:r>
-              <w:rPr>
-                <w:sz w:val="17"/>
-              </w:rPr>
-              <w:t>Add A3, the automatic orientation and the fallback to the FRS, and state the smallest font that fit to width may use.</w:t>
-            </w:r>
-          </w:p>
-        </w:tc>
-      </w:tr>
-      <w:tr>
-        <w:trPr>
-          <w:cantSplit w:val="true"/>
-        </w:trPr>
-        <w:tc>
-          <w:tcPr>
-            <w:tcW w:type="dxa" w:w="1056"/>
-            <w:tcMar>
-              <w:top w:w="50" w:type="dxa"/>
-              <w:bottom w:w="50" w:type="dxa"/>
-              <w:left w:w="90" w:type="dxa"/>
-              <w:right w:w="90" w:type="dxa"/>
-            </w:tcMar>
-            <w:shd w:val="clear" w:color="auto" w:fill="E5F5FF"/>
-          </w:tcPr>
-          <w:p>
-            <w:pPr>
-              <w:pStyle w:val="BDOITable"/>
-            </w:pPr>
-            <w:r>
-              <w:rPr>
-                <w:sz w:val="17"/>
-              </w:rPr>
-              <w:t>TF-AC-08</w:t>
-            </w:r>
-          </w:p>
-        </w:tc>
-        <w:tc>
-          <w:tcPr>
-            <w:tcW w:type="dxa" w:w="1290"/>
-            <w:tcMar>
-              <w:top w:w="50" w:type="dxa"/>
-              <w:bottom w:w="50" w:type="dxa"/>
-              <w:left w:w="90" w:type="dxa"/>
-              <w:right w:w="90" w:type="dxa"/>
-            </w:tcMar>
-            <w:shd w:val="clear" w:color="auto" w:fill="E5F5FF"/>
-          </w:tcPr>
-          <w:p>
-            <w:pPr>
-              <w:pStyle w:val="BDOITable"/>
-            </w:pPr>
-            <w:r>
-              <w:rPr>
-                <w:sz w:val="17"/>
-              </w:rPr>
-              <w:t>FR-AC-011</w:t>
-            </w:r>
-          </w:p>
-        </w:tc>
-        <w:tc>
-          <w:tcPr>
-            <w:tcW w:type="dxa" w:w="4223"/>
-            <w:tcMar>
-              <w:top w:w="50" w:type="dxa"/>
-              <w:bottom w:w="50" w:type="dxa"/>
-              <w:left w:w="90" w:type="dxa"/>
-              <w:right w:w="90" w:type="dxa"/>
-            </w:tcMar>
-            <w:shd w:val="clear" w:color="auto" w:fill="E5F5FF"/>
-          </w:tcPr>
-          <w:p>
-            <w:pPr>
-              <w:pStyle w:val="BDOITable"/>
-            </w:pPr>
-            <w:r>
-              <w:rPr>
-                <w:sz w:val="17"/>
-              </w:rPr>
-              <w:t>The permission table of section 3.2 gives action classes for the GL permissions (JOURNAL_CREATE and the other journal permissions, COA_UPLOAD, MASTER_MAINTAIN, MASTER_AUTHORIZE, GL_CLOSE_SCHEDULE), but the build leaves the finance permissions unclassified (V890), so the User Access Matrix by action class does not show them.</w:t>
-            </w:r>
-          </w:p>
-        </w:tc>
-        <w:tc>
-          <w:tcPr>
-            <w:tcW w:type="dxa" w:w="3402"/>
-            <w:tcMar>
-              <w:top w:w="50" w:type="dxa"/>
-              <w:bottom w:w="50" w:type="dxa"/>
-              <w:left w:w="90" w:type="dxa"/>
-              <w:right w:w="90" w:type="dxa"/>
-            </w:tcMar>
-            <w:shd w:val="clear" w:color="auto" w:fill="E5F5FF"/>
-          </w:tcPr>
-          <w:p>
-            <w:pPr>
-              <w:pStyle w:val="BDOITable"/>
-            </w:pPr>
-            <w:r>
-              <w:rPr>
-                <w:sz w:val="17"/>
-              </w:rPr>
-              <w:t>Either classify the finance permissions in the build or state in the FRS that the matrix by action class covers the broking areas only.</w:t>
-            </w:r>
-          </w:p>
-        </w:tc>
-      </w:tr>
-      <w:tr>
-        <w:trPr>
-          <w:cantSplit w:val="true"/>
-        </w:trPr>
-        <w:tc>
-          <w:tcPr>
-            <w:tcW w:type="dxa" w:w="1056"/>
-            <w:tcMar>
-              <w:top w:w="50" w:type="dxa"/>
-              <w:bottom w:w="50" w:type="dxa"/>
-              <w:left w:w="90" w:type="dxa"/>
-              <w:right w:w="90" w:type="dxa"/>
-            </w:tcMar>
-          </w:tcPr>
-          <w:p>
-            <w:pPr>
-              <w:pStyle w:val="BDOITable"/>
-            </w:pPr>
-            <w:r>
-              <w:rPr>
-                <w:sz w:val="17"/>
-              </w:rPr>
-              <w:t>TF-AC-09</w:t>
-            </w:r>
-          </w:p>
-        </w:tc>
-        <w:tc>
-          <w:tcPr>
-            <w:tcW w:type="dxa" w:w="1290"/>
-            <w:tcMar>
-              <w:top w:w="50" w:type="dxa"/>
-              <w:bottom w:w="50" w:type="dxa"/>
-              <w:left w:w="90" w:type="dxa"/>
-              <w:right w:w="90" w:type="dxa"/>
-            </w:tcMar>
-          </w:tcPr>
-          <w:p>
-            <w:pPr>
-              <w:pStyle w:val="BDOITable"/>
-            </w:pPr>
-            <w:r>
-              <w:rPr>
-                <w:sz w:val="17"/>
-              </w:rPr>
-              <w:t>FR-AC-054</w:t>
-            </w:r>
-          </w:p>
-        </w:tc>
-        <w:tc>
-          <w:tcPr>
-            <w:tcW w:type="dxa" w:w="4223"/>
-            <w:tcMar>
-              <w:top w:w="50" w:type="dxa"/>
-              <w:bottom w:w="50" w:type="dxa"/>
-              <w:left w:w="90" w:type="dxa"/>
-              <w:right w:w="90" w:type="dxa"/>
-            </w:tcMar>
-          </w:tcPr>
-          <w:p>
-            <w:pPr>
-              <w:pStyle w:val="BDOITable"/>
-            </w:pPr>
-            <w:r>
-              <w:rPr>
-                <w:sz w:val="17"/>
-              </w:rPr>
-              <w:t>The message of COST_CENTER_MISSING is given only as "&lt;message naming the event and account&gt;"; a tester cannot compare the text.</w:t>
-            </w:r>
-          </w:p>
-        </w:tc>
-        <w:tc>
-          <w:tcPr>
-            <w:tcW w:type="dxa" w:w="3402"/>
-            <w:tcMar>
-              <w:top w:w="50" w:type="dxa"/>
-              <w:bottom w:w="50" w:type="dxa"/>
-              <w:left w:w="90" w:type="dxa"/>
-              <w:right w:w="90" w:type="dxa"/>
-            </w:tcMar>
-          </w:tcPr>
-          <w:p>
-            <w:pPr>
-              <w:pStyle w:val="BDOITable"/>
-            </w:pPr>
-            <w:r>
-              <w:rPr>
-                <w:sz w:val="17"/>
-              </w:rPr>
-              <w:t>Quote the message text the event register shows.</w:t>
-            </w:r>
-          </w:p>
-        </w:tc>
-      </w:tr>
-      <w:tr>
-        <w:trPr>
-          <w:cantSplit w:val="true"/>
-        </w:trPr>
-        <w:tc>
-          <w:tcPr>
-            <w:tcW w:type="dxa" w:w="1056"/>
-            <w:tcMar>
-              <w:top w:w="50" w:type="dxa"/>
-              <w:bottom w:w="50" w:type="dxa"/>
-              <w:left w:w="90" w:type="dxa"/>
-              <w:right w:w="90" w:type="dxa"/>
-            </w:tcMar>
-            <w:shd w:val="clear" w:color="auto" w:fill="E5F5FF"/>
-          </w:tcPr>
-          <w:p>
-            <w:pPr>
-              <w:pStyle w:val="BDOITable"/>
-            </w:pPr>
-            <w:r>
-              <w:rPr>
-                <w:sz w:val="17"/>
-              </w:rPr>
-              <w:t>TF-AC-10</w:t>
-            </w:r>
-          </w:p>
-        </w:tc>
-        <w:tc>
-          <w:tcPr>
-            <w:tcW w:type="dxa" w:w="1290"/>
-            <w:tcMar>
-              <w:top w:w="50" w:type="dxa"/>
-              <w:bottom w:w="50" w:type="dxa"/>
-              <w:left w:w="90" w:type="dxa"/>
-              <w:right w:w="90" w:type="dxa"/>
-            </w:tcMar>
-            <w:shd w:val="clear" w:color="auto" w:fill="E5F5FF"/>
-          </w:tcPr>
-          <w:p>
-            <w:pPr>
-              <w:pStyle w:val="BDOITable"/>
-            </w:pPr>
-            <w:r>
-              <w:rPr>
-                <w:sz w:val="17"/>
-              </w:rPr>
-              <w:t>FR-AC-062</w:t>
-            </w:r>
-          </w:p>
-        </w:tc>
-        <w:tc>
-          <w:tcPr>
-            <w:tcW w:type="dxa" w:w="4223"/>
-            <w:tcMar>
-              <w:top w:w="50" w:type="dxa"/>
-              <w:bottom w:w="50" w:type="dxa"/>
-              <w:left w:w="90" w:type="dxa"/>
-              <w:right w:w="90" w:type="dxa"/>
-            </w:tcMar>
-            <w:shd w:val="clear" w:color="auto" w:fill="E5F5FF"/>
-          </w:tcPr>
-          <w:p>
-            <w:pPr>
-              <w:pStyle w:val="BDOITable"/>
-            </w:pPr>
-            <w:r>
-              <w:rPr>
-                <w:sz w:val="17"/>
-              </w:rPr>
-              <w:t>Acceptance criterion 2 ("The GAP report totals match the open items of the sub-ledger") does not say which open items (receivables and payables of which accounts, at which date, in which currency) are compared.</w:t>
-            </w:r>
-          </w:p>
-        </w:tc>
-        <w:tc>
-          <w:tcPr>
-            <w:tcW w:type="dxa" w:w="3402"/>
-            <w:tcMar>
-              <w:top w:w="50" w:type="dxa"/>
-              <w:bottom w:w="50" w:type="dxa"/>
-              <w:left w:w="90" w:type="dxa"/>
-              <w:right w:w="90" w:type="dxa"/>
-            </w:tcMar>
-            <w:shd w:val="clear" w:color="auto" w:fill="E5F5FF"/>
-          </w:tcPr>
-          <w:p>
-            <w:pPr>
-              <w:pStyle w:val="BDOITable"/>
-            </w:pPr>
-            <w:r>
-              <w:rPr>
-                <w:sz w:val="17"/>
-              </w:rPr>
-              <w:t>Name the sub-ledger accounts and the date basis of the comparison.</w:t>
             </w:r>
           </w:p>
         </w:tc>
@@ -33620,12 +28928,12 @@
           <w:bottom w:val="single" w:sz="4" w:space="4" w:color="99C1E7"/>
         </w:pBdr>
       </w:pPr>
-      <w:bookmarkStart w:id="129" w:name="_Toc000129"/>
+      <w:bookmarkStart w:id="127" w:name="_Toc000127"/>
       <w:r>
         <w:rPr/>
-        <w:t>10 Sign-off</w:t>
+        <w:t>9 Sign-off</w:t>
       </w:r>
-      <w:bookmarkEnd w:id="129"/>
+      <w:bookmarkEnd w:id="127"/>
     </w:p>
     <w:p>
       <w:r>
